--- a/academic_documentation/SmartHire_User_Stories_Documentation.docx
+++ b/academic_documentation/SmartHire_User_Stories_Documentation.docx
@@ -4,127 +4,99 @@
   <w:body>
     <w:p>
       <w:pPr>
+        <w:spacing w:before="1760"/>
         <w:jc w:val="center"/>
       </w:pPr>
       <w:r>
         <w:rPr>
           <w:b/>
-          <w:color w:val="19365A"/>
-          <w:sz w:val="46"/>
+          <w:color w:val="007C83"/>
+          <w:sz w:val="26"/>
         </w:rPr>
-        <w:t>Smart Hire – User Stories</w:t>
+        <w:t>C-CLARKE INTERNATIONAL INSTITUTE</w:t>
+        <w:br/>
+        <w:t>OF DIGITAL SCIENCES</w:t>
       </w:r>
     </w:p>
     <w:p>
       <w:pPr>
+        <w:spacing w:before="900"/>
         <w:jc w:val="center"/>
       </w:pPr>
       <w:r>
         <w:rPr>
           <w:b/>
-          <w:sz w:val="24"/>
-        </w:rPr>
-        <w:t>C-CLARKE INTERNATIONAL INSTITUTE OF DIGITAL SCIENCES</w:t>
-      </w:r>
-    </w:p>
-    <w:p>
-      <w:pPr>
-        <w:jc w:val="center"/>
-      </w:pPr>
-      <w:r>
-        <w:rPr>
-          <w:sz w:val="22"/>
-        </w:rPr>
-        <w:t>Diploma in Advanced AI &amp; Software Engineering  |  Batch 25/26</w:t>
-      </w:r>
-    </w:p>
-    <w:p/>
-    <w:p>
-      <w:pPr>
-        <w:jc w:val="center"/>
-      </w:pPr>
-      <w:r>
-        <w:rPr>
-          <w:b/>
-          <w:color w:val="B71C1C"/>
-          <w:sz w:val="40"/>
+          <w:color w:val="173B5B"/>
+          <w:sz w:val="72"/>
         </w:rPr>
         <w:t>SMART HIRE</w:t>
       </w:r>
     </w:p>
     <w:p>
       <w:pPr>
+        <w:spacing w:before="240"/>
         <w:jc w:val="center"/>
       </w:pPr>
       <w:r>
         <w:rPr>
           <w:b/>
-          <w:color w:val="19365A"/>
-          <w:sz w:val="32"/>
+          <w:color w:val="267CA8"/>
+          <w:sz w:val="44"/>
         </w:rPr>
         <w:t>User Stories Documentation</w:t>
+      </w:r>
+    </w:p>
+    <w:p>
+      <w:pPr>
+        <w:spacing w:before="480"/>
+        <w:jc w:val="center"/>
+      </w:pPr>
+      <w:r>
+        <w:rPr>
+          <w:i/>
+          <w:color w:val="566573"/>
+          <w:sz w:val="24"/>
+        </w:rPr>
+        <w:t>Actor goals and acceptance criteria for implemented scope</w:t>
       </w:r>
     </w:p>
     <w:p/>
     <w:tbl>
       <w:tblPr>
-        <w:tblStyle w:val="TableGrid"/>
+        <w:tblStyle w:val="LightShading-Accent1"/>
         <w:tblW w:type="auto" w:w="0"/>
         <w:jc w:val="center"/>
         <w:tblLook w:firstColumn="1" w:firstRow="1" w:lastColumn="0" w:lastRow="0" w:noHBand="0" w:noVBand="1" w:val="04A0"/>
       </w:tblPr>
       <w:tblGrid>
-        <w:gridCol w:w="5040"/>
-        <w:gridCol w:w="5040"/>
+        <w:gridCol w:w="5185"/>
+        <w:gridCol w:w="5185"/>
       </w:tblGrid>
       <w:tr>
-        <w:trPr>
-          <w:cantSplit/>
-        </w:trPr>
         <w:tc>
           <w:tcPr>
-            <w:tcW w:type="dxa" w:w="5040"/>
+            <w:tcW w:type="dxa" w:w="5185"/>
             <w:vAlign w:val="center"/>
-            <w:shd w:fill="D9EAF7"/>
+            <w:shd w:fill="EAF2F8"/>
           </w:tcPr>
           <w:p>
-            <w:pPr>
-              <w:spacing w:after="0"/>
-            </w:pPr>
             <w:r>
               <w:rPr>
-                <w:rFonts w:ascii="Arial" w:hAnsi="Arial" w:eastAsia="Arial"/>
+                <w:sz w:val="18"/>
               </w:rPr>
-            </w:r>
-            <w:r>
-              <w:rPr>
-                <w:rFonts w:ascii="Arial" w:hAnsi="Arial" w:eastAsia="Arial"/>
-                <w:b/>
-                <w:sz w:val="20"/>
-              </w:rPr>
-              <w:t>Program</w:t>
+              <w:t>Programme</w:t>
             </w:r>
           </w:p>
         </w:tc>
         <w:tc>
           <w:tcPr>
-            <w:tcW w:type="dxa" w:w="5040"/>
+            <w:tcW w:type="dxa" w:w="5185"/>
             <w:vAlign w:val="center"/>
           </w:tcPr>
           <w:p>
-            <w:pPr>
-              <w:spacing w:after="0"/>
-            </w:pPr>
             <w:r>
               <w:rPr>
-                <w:rFonts w:ascii="Arial" w:hAnsi="Arial" w:eastAsia="Arial"/>
-              </w:rPr>
-            </w:r>
-            <w:r>
-              <w:rPr>
-                <w:rFonts w:ascii="Arial" w:hAnsi="Arial" w:eastAsia="Arial"/>
-                <w:b w:val="0"/>
-                <w:sz w:val="20"/>
+                <w:sz w:val="18"/>
               </w:rPr>
               <w:t>Diploma in Advanced AI &amp; Software Engineering</w:t>
             </w:r>
@@ -132,379 +104,94 @@
         </w:tc>
       </w:tr>
       <w:tr>
-        <w:trPr>
-          <w:cantSplit/>
-        </w:trPr>
         <w:tc>
           <w:tcPr>
-            <w:tcW w:type="dxa" w:w="5040"/>
+            <w:tcW w:type="dxa" w:w="5185"/>
             <w:vAlign w:val="center"/>
-            <w:shd w:fill="D9EAF7"/>
+            <w:shd w:fill="EAF2F8"/>
           </w:tcPr>
           <w:p>
-            <w:pPr>
-              <w:spacing w:after="0"/>
-            </w:pPr>
             <w:r>
               <w:rPr>
-                <w:rFonts w:ascii="Arial" w:hAnsi="Arial" w:eastAsia="Arial"/>
+                <w:sz w:val="18"/>
               </w:rPr>
-            </w:r>
-            <w:r>
-              <w:rPr>
-                <w:rFonts w:ascii="Arial" w:hAnsi="Arial" w:eastAsia="Arial"/>
-                <w:b/>
-                <w:sz w:val="20"/>
-              </w:rPr>
-              <w:t>Batch</w:t>
+              <w:t>Repository baseline</w:t>
             </w:r>
           </w:p>
         </w:tc>
         <w:tc>
           <w:tcPr>
-            <w:tcW w:type="dxa" w:w="5040"/>
+            <w:tcW w:type="dxa" w:w="5185"/>
             <w:vAlign w:val="center"/>
           </w:tcPr>
           <w:p>
-            <w:pPr>
-              <w:spacing w:after="0"/>
-            </w:pPr>
             <w:r>
               <w:rPr>
-                <w:rFonts w:ascii="Arial" w:hAnsi="Arial" w:eastAsia="Arial"/>
+                <w:sz w:val="18"/>
               </w:rPr>
-            </w:r>
-            <w:r>
-              <w:rPr>
-                <w:rFonts w:ascii="Arial" w:hAnsi="Arial" w:eastAsia="Arial"/>
-                <w:b w:val="0"/>
-                <w:sz w:val="20"/>
-              </w:rPr>
-              <w:t>25 / 26</w:t>
+              <w:t>main at b653835</w:t>
             </w:r>
           </w:p>
         </w:tc>
       </w:tr>
       <w:tr>
-        <w:trPr>
-          <w:cantSplit/>
-        </w:trPr>
         <w:tc>
           <w:tcPr>
-            <w:tcW w:type="dxa" w:w="5040"/>
+            <w:tcW w:type="dxa" w:w="5185"/>
             <w:vAlign w:val="center"/>
-            <w:shd w:fill="D9EAF7"/>
+            <w:shd w:fill="EAF2F8"/>
           </w:tcPr>
           <w:p>
-            <w:pPr>
-              <w:spacing w:after="0"/>
-            </w:pPr>
             <w:r>
               <w:rPr>
-                <w:rFonts w:ascii="Arial" w:hAnsi="Arial" w:eastAsia="Arial"/>
+                <w:sz w:val="18"/>
               </w:rPr>
-            </w:r>
-            <w:r>
-              <w:rPr>
-                <w:rFonts w:ascii="Arial" w:hAnsi="Arial" w:eastAsia="Arial"/>
-                <w:b/>
-                <w:sz w:val="20"/>
-              </w:rPr>
-              <w:t>Assessment</w:t>
+              <w:t>Documentation baseline</w:t>
             </w:r>
           </w:p>
         </w:tc>
         <w:tc>
           <w:tcPr>
-            <w:tcW w:type="dxa" w:w="5040"/>
+            <w:tcW w:type="dxa" w:w="5185"/>
             <w:vAlign w:val="center"/>
           </w:tcPr>
           <w:p>
-            <w:pPr>
-              <w:spacing w:after="0"/>
-            </w:pPr>
             <w:r>
               <w:rPr>
-                <w:rFonts w:ascii="Arial" w:hAnsi="Arial" w:eastAsia="Arial"/>
+                <w:sz w:val="18"/>
               </w:rPr>
-            </w:r>
-            <w:r>
-              <w:rPr>
-                <w:rFonts w:ascii="Arial" w:hAnsi="Arial" w:eastAsia="Arial"/>
-                <w:b w:val="0"/>
-                <w:sz w:val="20"/>
-              </w:rPr>
-              <w:t>Group Software Development Assignment</w:t>
+              <w:t>Current FastAPI, Angular, models and QA artefacts</w:t>
             </w:r>
           </w:p>
         </w:tc>
       </w:tr>
       <w:tr>
-        <w:trPr>
-          <w:cantSplit/>
-        </w:trPr>
         <w:tc>
           <w:tcPr>
-            <w:tcW w:type="dxa" w:w="5040"/>
+            <w:tcW w:type="dxa" w:w="5185"/>
             <w:vAlign w:val="center"/>
-            <w:shd w:fill="D9EAF7"/>
+            <w:shd w:fill="EAF2F8"/>
           </w:tcPr>
           <w:p>
-            <w:pPr>
-              <w:spacing w:after="0"/>
-            </w:pPr>
             <w:r>
               <w:rPr>
-                <w:rFonts w:ascii="Arial" w:hAnsi="Arial" w:eastAsia="Arial"/>
+                <w:sz w:val="18"/>
               </w:rPr>
-            </w:r>
-            <w:r>
-              <w:rPr>
-                <w:rFonts w:ascii="Arial" w:hAnsi="Arial" w:eastAsia="Arial"/>
-                <w:b/>
-                <w:sz w:val="20"/>
-              </w:rPr>
-              <w:t>Deliverable</w:t>
+              <w:t>Revision</w:t>
             </w:r>
           </w:p>
         </w:tc>
         <w:tc>
           <w:tcPr>
-            <w:tcW w:type="dxa" w:w="5040"/>
+            <w:tcW w:type="dxa" w:w="5185"/>
             <w:vAlign w:val="center"/>
           </w:tcPr>
           <w:p>
-            <w:pPr>
-              <w:spacing w:after="0"/>
-            </w:pPr>
             <w:r>
               <w:rPr>
-                <w:rFonts w:ascii="Arial" w:hAnsi="Arial" w:eastAsia="Arial"/>
+                <w:sz w:val="18"/>
               </w:rPr>
-            </w:r>
-            <w:r>
-              <w:rPr>
-                <w:rFonts w:ascii="Arial" w:hAnsi="Arial" w:eastAsia="Arial"/>
-                <w:b w:val="0"/>
-                <w:sz w:val="20"/>
-              </w:rPr>
-              <w:t>User Stories</w:t>
-            </w:r>
-          </w:p>
-        </w:tc>
-      </w:tr>
-      <w:tr>
-        <w:trPr>
-          <w:cantSplit/>
-        </w:trPr>
-        <w:tc>
-          <w:tcPr>
-            <w:tcW w:type="dxa" w:w="5040"/>
-            <w:vAlign w:val="center"/>
-            <w:shd w:fill="D9EAF7"/>
-          </w:tcPr>
-          <w:p>
-            <w:pPr>
-              <w:spacing w:after="0"/>
-            </w:pPr>
-            <w:r>
-              <w:rPr>
-                <w:rFonts w:ascii="Arial" w:hAnsi="Arial" w:eastAsia="Arial"/>
-              </w:rPr>
-            </w:r>
-            <w:r>
-              <w:rPr>
-                <w:rFonts w:ascii="Arial" w:hAnsi="Arial" w:eastAsia="Arial"/>
-                <w:b/>
-                <w:sz w:val="20"/>
-              </w:rPr>
-              <w:t>Project</w:t>
-            </w:r>
-          </w:p>
-        </w:tc>
-        <w:tc>
-          <w:tcPr>
-            <w:tcW w:type="dxa" w:w="5040"/>
-            <w:vAlign w:val="center"/>
-          </w:tcPr>
-          <w:p>
-            <w:pPr>
-              <w:spacing w:after="0"/>
-            </w:pPr>
-            <w:r>
-              <w:rPr>
-                <w:rFonts w:ascii="Arial" w:hAnsi="Arial" w:eastAsia="Arial"/>
-              </w:rPr>
-            </w:r>
-            <w:r>
-              <w:rPr>
-                <w:rFonts w:ascii="Arial" w:hAnsi="Arial" w:eastAsia="Arial"/>
-                <w:b w:val="0"/>
-                <w:sz w:val="20"/>
-              </w:rPr>
-              <w:t>Smart Hire</w:t>
-            </w:r>
-          </w:p>
-        </w:tc>
-      </w:tr>
-      <w:tr>
-        <w:trPr>
-          <w:cantSplit/>
-        </w:trPr>
-        <w:tc>
-          <w:tcPr>
-            <w:tcW w:type="dxa" w:w="5040"/>
-            <w:vAlign w:val="center"/>
-            <w:shd w:fill="D9EAF7"/>
-          </w:tcPr>
-          <w:p>
-            <w:pPr>
-              <w:spacing w:after="0"/>
-            </w:pPr>
-            <w:r>
-              <w:rPr>
-                <w:rFonts w:ascii="Arial" w:hAnsi="Arial" w:eastAsia="Arial"/>
-              </w:rPr>
-            </w:r>
-            <w:r>
-              <w:rPr>
-                <w:rFonts w:ascii="Arial" w:hAnsi="Arial" w:eastAsia="Arial"/>
-                <w:b/>
-                <w:sz w:val="20"/>
-              </w:rPr>
-              <w:t>Submission Date</w:t>
-            </w:r>
-          </w:p>
-        </w:tc>
-        <w:tc>
-          <w:tcPr>
-            <w:tcW w:type="dxa" w:w="5040"/>
-            <w:vAlign w:val="center"/>
-          </w:tcPr>
-          <w:p>
-            <w:pPr>
-              <w:spacing w:after="0"/>
-            </w:pPr>
-            <w:r>
-              <w:rPr>
-                <w:rFonts w:ascii="Arial" w:hAnsi="Arial" w:eastAsia="Arial"/>
-              </w:rPr>
-            </w:r>
-            <w:r>
-              <w:rPr>
-                <w:rFonts w:ascii="Arial" w:hAnsi="Arial" w:eastAsia="Arial"/>
-                <w:b w:val="0"/>
-                <w:sz w:val="20"/>
-              </w:rPr>
-              <w:t>22 July 2026</w:t>
-            </w:r>
-          </w:p>
-        </w:tc>
-      </w:tr>
-      <w:tr>
-        <w:trPr>
-          <w:cantSplit/>
-        </w:trPr>
-        <w:tc>
-          <w:tcPr>
-            <w:tcW w:type="dxa" w:w="5040"/>
-            <w:vAlign w:val="center"/>
-            <w:shd w:fill="D9EAF7"/>
-          </w:tcPr>
-          <w:p>
-            <w:pPr>
-              <w:spacing w:after="0"/>
-            </w:pPr>
-            <w:r>
-              <w:rPr>
-                <w:rFonts w:ascii="Arial" w:hAnsi="Arial" w:eastAsia="Arial"/>
-              </w:rPr>
-            </w:r>
-            <w:r>
-              <w:rPr>
-                <w:rFonts w:ascii="Arial" w:hAnsi="Arial" w:eastAsia="Arial"/>
-                <w:b/>
-                <w:sz w:val="20"/>
-              </w:rPr>
-              <w:t>Prepared by</w:t>
-            </w:r>
-          </w:p>
-        </w:tc>
-        <w:tc>
-          <w:tcPr>
-            <w:tcW w:type="dxa" w:w="5040"/>
-            <w:vAlign w:val="center"/>
-          </w:tcPr>
-          <w:p>
-            <w:pPr>
-              <w:spacing w:after="0"/>
-            </w:pPr>
-            <w:r>
-              <w:rPr>
-                <w:rFonts w:ascii="Arial" w:hAnsi="Arial" w:eastAsia="Arial"/>
-              </w:rPr>
-            </w:r>
-            <w:r>
-              <w:rPr>
-                <w:rFonts w:ascii="Arial" w:hAnsi="Arial" w:eastAsia="Arial"/>
-                <w:b w:val="0"/>
-                <w:sz w:val="20"/>
-              </w:rPr>
-              <w:t>[Team Member Names – to be completed]</w:t>
-            </w:r>
-          </w:p>
-        </w:tc>
-      </w:tr>
-      <w:tr>
-        <w:trPr>
-          <w:cantSplit/>
-        </w:trPr>
-        <w:tc>
-          <w:tcPr>
-            <w:tcW w:type="dxa" w:w="5040"/>
-            <w:vAlign w:val="center"/>
-            <w:shd w:fill="D9EAF7"/>
-          </w:tcPr>
-          <w:p>
-            <w:pPr>
-              <w:spacing w:after="0"/>
-            </w:pPr>
-            <w:r>
-              <w:rPr>
-                <w:rFonts w:ascii="Arial" w:hAnsi="Arial" w:eastAsia="Arial"/>
-              </w:rPr>
-            </w:r>
-            <w:r>
-              <w:rPr>
-                <w:rFonts w:ascii="Arial" w:hAnsi="Arial" w:eastAsia="Arial"/>
-                <w:b/>
-                <w:sz w:val="20"/>
-              </w:rPr>
-              <w:t>Document Version</w:t>
-            </w:r>
-          </w:p>
-        </w:tc>
-        <w:tc>
-          <w:tcPr>
-            <w:tcW w:type="dxa" w:w="5040"/>
-            <w:vAlign w:val="center"/>
-          </w:tcPr>
-          <w:p>
-            <w:pPr>
-              <w:spacing w:after="0"/>
-            </w:pPr>
-            <w:r>
-              <w:rPr>
-                <w:rFonts w:ascii="Arial" w:hAnsi="Arial" w:eastAsia="Arial"/>
-              </w:rPr>
-            </w:r>
-            <w:r>
-              <w:rPr>
-                <w:rFonts w:ascii="Arial" w:hAnsi="Arial" w:eastAsia="Arial"/>
-                <w:b w:val="0"/>
-                <w:sz w:val="20"/>
-              </w:rPr>
-              <w:t>1.0</w:t>
+              <w:t>21 July 2026</w:t>
             </w:r>
           </w:p>
         </w:tc>
@@ -518,1262 +205,95 @@
     <w:p>
       <w:pPr>
         <w:pStyle w:val="Heading1"/>
+        <w:keepNext/>
       </w:pPr>
       <w:r>
-        <w:t>Table of Contents</w:t>
-      </w:r>
-    </w:p>
-    <w:p>
-      <w:r>
-        <w:t>1. Introduction</w:t>
-      </w:r>
-    </w:p>
-    <w:p>
-      <w:r>
-        <w:t>2. Scope of User Stories</w:t>
-      </w:r>
-    </w:p>
-    <w:p>
-      <w:r>
-        <w:t>3. Actors / User Roles</w:t>
-      </w:r>
-    </w:p>
-    <w:p>
-      <w:r>
-        <w:t>4. Epic Overview</w:t>
-      </w:r>
-    </w:p>
-    <w:p>
-      <w:r>
-        <w:t>5. User Stories</w:t>
-      </w:r>
-    </w:p>
-    <w:p>
-      <w:r>
-        <w:t>6. User Story Details &amp; Acceptance Criteria</w:t>
-      </w:r>
-    </w:p>
-    <w:p>
-      <w:r>
-        <w:t>7. Prioritization Summary</w:t>
-      </w:r>
-    </w:p>
-    <w:p>
-      <w:r>
-        <w:t>8. Traceability to Database Design</w:t>
-      </w:r>
-    </w:p>
-    <w:p>
-      <w:r>
-        <w:t>9. Conclusion</w:t>
-      </w:r>
-    </w:p>
-    <w:p>
-      <w:r>
-        <w:br w:type="page"/>
+        <w:t>1. Actors and epics</w:t>
       </w:r>
     </w:p>
     <w:p>
       <w:pPr>
-        <w:pStyle w:val="Heading1"/>
+        <w:spacing w:after="100"/>
       </w:pPr>
       <w:r>
-        <w:t>1. Introduction</w:t>
+        <w:rPr>
+          <w:b w:val="0"/>
+        </w:rPr>
+        <w:t>Stories are written against actual routes, models and screens. They intentionally exclude unimplemented claims such as a live payment gateway, semantic embedding search, provider-document upload and booking address/total fields.</w:t>
       </w:r>
     </w:p>
     <w:p>
       <w:pPr>
-        <w:spacing w:after="120"/>
+        <w:jc w:val="center"/>
       </w:pPr>
       <w:r>
-        <w:t>This document defines the user stories for the Smart Hire platform. Smart Hire is a centralized digital marketplace that connects customers with skilled service providers such as plumbers, electricians, tutors, cleaners, repair technicians and other professionals.</w:t>
+        <w:drawing>
+          <wp:inline xmlns:a="http://schemas.openxmlformats.org/drawingml/2006/main" xmlns:pic="http://schemas.openxmlformats.org/drawingml/2006/picture">
+            <wp:extent cx="6217920" cy="3730752"/>
+            <wp:docPr id="1" name="Picture 1"/>
+            <wp:cNvGraphicFramePr>
+              <a:graphicFrameLocks noChangeAspect="1"/>
+            </wp:cNvGraphicFramePr>
+            <a:graphic>
+              <a:graphicData uri="http://schemas.openxmlformats.org/drawingml/2006/picture">
+                <pic:pic>
+                  <pic:nvPicPr>
+                    <pic:cNvPr id="0" name="story-epics.png"/>
+                    <pic:cNvPicPr/>
+                  </pic:nvPicPr>
+                  <pic:blipFill>
+                    <a:blip r:embed="rId10"/>
+                    <a:stretch>
+                      <a:fillRect/>
+                    </a:stretch>
+                  </pic:blipFill>
+                  <pic:spPr>
+                    <a:xfrm>
+                      <a:off x="0" y="0"/>
+                      <a:ext cx="6217920" cy="3730752"/>
+                    </a:xfrm>
+                    <a:prstGeom prst="rect"/>
+                  </pic:spPr>
+                </pic:pic>
+              </a:graphicData>
+            </a:graphic>
+          </wp:inline>
+        </w:drawing>
       </w:r>
     </w:p>
     <w:p>
       <w:pPr>
-        <w:spacing w:after="120"/>
+        <w:pStyle w:val="Caption"/>
+        <w:jc w:val="center"/>
       </w:pPr>
       <w:r>
-        <w:t>The purpose of these user stories is to describe system requirements from the perspective of end users. Each story follows the format: “As a [user role], I want [goal], so that [benefit].” The stories support development planning, sprint backlog creation, testing and viva explanation.</w:t>
-      </w:r>
-    </w:p>
-    <w:p>
-      <w:pPr>
-        <w:pStyle w:val="Heading1"/>
-      </w:pPr>
-      <w:r>
-        <w:t>2. Scope of User Stories</w:t>
-      </w:r>
-    </w:p>
-    <w:p>
-      <w:pPr>
-        <w:spacing w:after="120"/>
-      </w:pPr>
-      <w:r>
-        <w:t>The user stories cover the main functional areas of Smart Hire: user registration and authentication, service discovery, service publishing, bookings, payments, reviews, notifications, administration, and AI-powered assistance/recommendations.</w:t>
-      </w:r>
-    </w:p>
-    <w:p>
-      <w:pPr>
-        <w:pStyle w:val="Heading1"/>
-      </w:pPr>
-      <w:r>
-        <w:t>3. Actors / User Roles</w:t>
+        <w:t>Figure 1. Implemented epic map.</w:t>
       </w:r>
     </w:p>
     <w:tbl>
       <w:tblPr>
-        <w:tblStyle w:val="TableGrid"/>
+        <w:tblStyle w:val="LightShading-Accent1"/>
         <w:tblW w:type="auto" w:w="0"/>
         <w:jc w:val="center"/>
         <w:tblLook w:firstColumn="1" w:firstRow="1" w:lastColumn="0" w:lastRow="0" w:noHBand="0" w:noVBand="1" w:val="04A0"/>
       </w:tblPr>
       <w:tblGrid>
-        <w:gridCol w:w="5040"/>
-        <w:gridCol w:w="5040"/>
+        <w:gridCol w:w="5185"/>
+        <w:gridCol w:w="5185"/>
       </w:tblGrid>
       <w:tr>
         <w:trPr>
           <w:tblHeader w:val="true"/>
-          <w:cantSplit/>
         </w:trPr>
         <w:tc>
           <w:tcPr>
-            <w:tcW w:type="dxa" w:w="5040"/>
-            <w:vAlign w:val="center"/>
-            <w:shd w:fill="1F4E79"/>
-          </w:tcPr>
-          <w:p>
-            <w:pPr>
-              <w:spacing w:after="0"/>
-            </w:pPr>
-            <w:r>
-              <w:rPr>
-                <w:rFonts w:ascii="Arial" w:hAnsi="Arial" w:eastAsia="Arial"/>
-              </w:rPr>
-            </w:r>
-            <w:r>
-              <w:rPr>
-                <w:rFonts w:ascii="Arial" w:hAnsi="Arial" w:eastAsia="Arial"/>
-                <w:b/>
-                <w:color w:val="FFFFFF"/>
-                <w:sz w:val="18"/>
-              </w:rPr>
-              <w:t>Actor</w:t>
-            </w:r>
-          </w:p>
-        </w:tc>
-        <w:tc>
-          <w:tcPr>
-            <w:tcW w:type="dxa" w:w="5040"/>
-            <w:vAlign w:val="center"/>
-            <w:shd w:fill="1F4E79"/>
-          </w:tcPr>
-          <w:p>
-            <w:pPr>
-              <w:spacing w:after="0"/>
-            </w:pPr>
-            <w:r>
-              <w:rPr>
-                <w:rFonts w:ascii="Arial" w:hAnsi="Arial" w:eastAsia="Arial"/>
-              </w:rPr>
-            </w:r>
-            <w:r>
-              <w:rPr>
-                <w:rFonts w:ascii="Arial" w:hAnsi="Arial" w:eastAsia="Arial"/>
-                <w:b/>
-                <w:color w:val="FFFFFF"/>
-                <w:sz w:val="18"/>
-              </w:rPr>
-              <w:t>Description</w:t>
-            </w:r>
-          </w:p>
-        </w:tc>
-      </w:tr>
-      <w:tr>
-        <w:trPr>
-          <w:cantSplit/>
-        </w:trPr>
-        <w:tc>
-          <w:tcPr>
-            <w:tcW w:type="dxa" w:w="5040"/>
+            <w:tcW w:type="dxa" w:w="1927"/>
+            <w:shd w:fill="173B5B"/>
             <w:vAlign w:val="center"/>
           </w:tcPr>
           <w:p>
-            <w:pPr>
-              <w:spacing w:after="0"/>
-            </w:pPr>
             <w:r>
               <w:rPr>
-                <w:rFonts w:ascii="Arial" w:hAnsi="Arial" w:eastAsia="Arial"/>
-              </w:rPr>
-            </w:r>
-            <w:r>
-              <w:rPr>
-                <w:rFonts w:ascii="Arial" w:hAnsi="Arial" w:eastAsia="Arial"/>
-                <w:b/>
-                <w:sz w:val="18"/>
-              </w:rPr>
-              <w:t>Customer</w:t>
-            </w:r>
-          </w:p>
-        </w:tc>
-        <w:tc>
-          <w:tcPr>
-            <w:tcW w:type="dxa" w:w="5040"/>
-            <w:vAlign w:val="center"/>
-          </w:tcPr>
-          <w:p>
-            <w:pPr>
-              <w:spacing w:after="0"/>
-            </w:pPr>
-            <w:r>
-              <w:rPr>
-                <w:rFonts w:ascii="Arial" w:hAnsi="Arial" w:eastAsia="Arial"/>
-              </w:rPr>
-            </w:r>
-            <w:r>
-              <w:rPr>
-                <w:rFonts w:ascii="Arial" w:hAnsi="Arial" w:eastAsia="Arial"/>
-                <w:b w:val="0"/>
-                <w:sz w:val="18"/>
-              </w:rPr>
-              <w:t>Searches for services, books providers, pays for bookings, reviews completed services and uses AI assistance.</w:t>
-            </w:r>
-          </w:p>
-        </w:tc>
-      </w:tr>
-      <w:tr>
-        <w:trPr>
-          <w:cantSplit/>
-        </w:trPr>
-        <w:tc>
-          <w:tcPr>
-            <w:tcW w:type="dxa" w:w="5040"/>
-            <w:vAlign w:val="center"/>
-          </w:tcPr>
-          <w:p>
-            <w:pPr>
-              <w:spacing w:after="0"/>
-            </w:pPr>
-            <w:r>
-              <w:rPr>
-                <w:rFonts w:ascii="Arial" w:hAnsi="Arial" w:eastAsia="Arial"/>
-              </w:rPr>
-            </w:r>
-            <w:r>
-              <w:rPr>
-                <w:rFonts w:ascii="Arial" w:hAnsi="Arial" w:eastAsia="Arial"/>
-                <w:b/>
-                <w:sz w:val="18"/>
-              </w:rPr>
-              <w:t>Service Provider</w:t>
-            </w:r>
-          </w:p>
-        </w:tc>
-        <w:tc>
-          <w:tcPr>
-            <w:tcW w:type="dxa" w:w="5040"/>
-            <w:vAlign w:val="center"/>
-          </w:tcPr>
-          <w:p>
-            <w:pPr>
-              <w:spacing w:after="0"/>
-            </w:pPr>
-            <w:r>
-              <w:rPr>
-                <w:rFonts w:ascii="Arial" w:hAnsi="Arial" w:eastAsia="Arial"/>
-              </w:rPr>
-            </w:r>
-            <w:r>
-              <w:rPr>
-                <w:rFonts w:ascii="Arial" w:hAnsi="Arial" w:eastAsia="Arial"/>
-                <w:b w:val="0"/>
-                <w:sz w:val="18"/>
-              </w:rPr>
-              <w:t>Creates a provider profile, publishes services, manages availability, accepts bookings and views reviews.</w:t>
-            </w:r>
-          </w:p>
-        </w:tc>
-      </w:tr>
-      <w:tr>
-        <w:trPr>
-          <w:cantSplit/>
-        </w:trPr>
-        <w:tc>
-          <w:tcPr>
-            <w:tcW w:type="dxa" w:w="5040"/>
-            <w:vAlign w:val="center"/>
-          </w:tcPr>
-          <w:p>
-            <w:pPr>
-              <w:spacing w:after="0"/>
-            </w:pPr>
-            <w:r>
-              <w:rPr>
-                <w:rFonts w:ascii="Arial" w:hAnsi="Arial" w:eastAsia="Arial"/>
-              </w:rPr>
-            </w:r>
-            <w:r>
-              <w:rPr>
-                <w:rFonts w:ascii="Arial" w:hAnsi="Arial" w:eastAsia="Arial"/>
-                <w:b/>
-                <w:sz w:val="18"/>
-              </w:rPr>
-              <w:t>Admin</w:t>
-            </w:r>
-          </w:p>
-        </w:tc>
-        <w:tc>
-          <w:tcPr>
-            <w:tcW w:type="dxa" w:w="5040"/>
-            <w:vAlign w:val="center"/>
-          </w:tcPr>
-          <w:p>
-            <w:pPr>
-              <w:spacing w:after="0"/>
-            </w:pPr>
-            <w:r>
-              <w:rPr>
-                <w:rFonts w:ascii="Arial" w:hAnsi="Arial" w:eastAsia="Arial"/>
-              </w:rPr>
-            </w:r>
-            <w:r>
-              <w:rPr>
-                <w:rFonts w:ascii="Arial" w:hAnsi="Arial" w:eastAsia="Arial"/>
-                <w:b w:val="0"/>
-                <w:sz w:val="18"/>
-              </w:rPr>
-              <w:t>Manages users, categories, services, reports and platform quality.</w:t>
-            </w:r>
-          </w:p>
-        </w:tc>
-      </w:tr>
-      <w:tr>
-        <w:trPr>
-          <w:cantSplit/>
-        </w:trPr>
-        <w:tc>
-          <w:tcPr>
-            <w:tcW w:type="dxa" w:w="5040"/>
-            <w:vAlign w:val="center"/>
-          </w:tcPr>
-          <w:p>
-            <w:pPr>
-              <w:spacing w:after="0"/>
-            </w:pPr>
-            <w:r>
-              <w:rPr>
-                <w:rFonts w:ascii="Arial" w:hAnsi="Arial" w:eastAsia="Arial"/>
-              </w:rPr>
-            </w:r>
-            <w:r>
-              <w:rPr>
-                <w:rFonts w:ascii="Arial" w:hAnsi="Arial" w:eastAsia="Arial"/>
-                <w:b/>
-                <w:sz w:val="18"/>
-              </w:rPr>
-              <w:t>AI Assistant</w:t>
-            </w:r>
-          </w:p>
-        </w:tc>
-        <w:tc>
-          <w:tcPr>
-            <w:tcW w:type="dxa" w:w="5040"/>
-            <w:vAlign w:val="center"/>
-          </w:tcPr>
-          <w:p>
-            <w:pPr>
-              <w:spacing w:after="0"/>
-            </w:pPr>
-            <w:r>
-              <w:rPr>
-                <w:rFonts w:ascii="Arial" w:hAnsi="Arial" w:eastAsia="Arial"/>
-              </w:rPr>
-            </w:r>
-            <w:r>
-              <w:rPr>
-                <w:rFonts w:ascii="Arial" w:hAnsi="Arial" w:eastAsia="Arial"/>
-                <w:b w:val="0"/>
-                <w:sz w:val="18"/>
-              </w:rPr>
-              <w:t>Supports customers through recommendations, booking guidance, support messages and review summaries.</w:t>
-            </w:r>
-          </w:p>
-        </w:tc>
-      </w:tr>
-    </w:tbl>
-    <w:p>
-      <w:pPr>
-        <w:pStyle w:val="Heading1"/>
-      </w:pPr>
-      <w:r>
-        <w:t>4. Epic Overview</w:t>
-      </w:r>
-    </w:p>
-    <w:tbl>
-      <w:tblPr>
-        <w:tblStyle w:val="TableGrid"/>
-        <w:tblW w:type="auto" w:w="0"/>
-        <w:jc w:val="center"/>
-        <w:tblLook w:firstColumn="1" w:firstRow="1" w:lastColumn="0" w:lastRow="0" w:noHBand="0" w:noVBand="1" w:val="04A0"/>
-      </w:tblPr>
-      <w:tblGrid>
-        <w:gridCol w:w="3360"/>
-        <w:gridCol w:w="3360"/>
-        <w:gridCol w:w="3360"/>
-      </w:tblGrid>
-      <w:tr>
-        <w:trPr>
-          <w:tblHeader w:val="true"/>
-          <w:cantSplit/>
-        </w:trPr>
-        <w:tc>
-          <w:tcPr>
-            <w:tcW w:type="dxa" w:w="3360"/>
-            <w:vAlign w:val="center"/>
-            <w:shd w:fill="1F4E79"/>
-          </w:tcPr>
-          <w:p>
-            <w:pPr>
-              <w:spacing w:after="0"/>
-            </w:pPr>
-            <w:r>
-              <w:rPr>
-                <w:rFonts w:ascii="Arial" w:hAnsi="Arial" w:eastAsia="Arial"/>
-              </w:rPr>
-            </w:r>
-            <w:r>
-              <w:rPr>
-                <w:rFonts w:ascii="Arial" w:hAnsi="Arial" w:eastAsia="Arial"/>
-                <w:b/>
-                <w:color w:val="FFFFFF"/>
-                <w:sz w:val="18"/>
-              </w:rPr>
-              <w:t>Epic ID</w:t>
-            </w:r>
-          </w:p>
-        </w:tc>
-        <w:tc>
-          <w:tcPr>
-            <w:tcW w:type="dxa" w:w="3360"/>
-            <w:vAlign w:val="center"/>
-            <w:shd w:fill="1F4E79"/>
-          </w:tcPr>
-          <w:p>
-            <w:pPr>
-              <w:spacing w:after="0"/>
-            </w:pPr>
-            <w:r>
-              <w:rPr>
-                <w:rFonts w:ascii="Arial" w:hAnsi="Arial" w:eastAsia="Arial"/>
-              </w:rPr>
-            </w:r>
-            <w:r>
-              <w:rPr>
-                <w:rFonts w:ascii="Arial" w:hAnsi="Arial" w:eastAsia="Arial"/>
-                <w:b/>
-                <w:color w:val="FFFFFF"/>
-                <w:sz w:val="18"/>
-              </w:rPr>
-              <w:t>Epic Name</w:t>
-            </w:r>
-          </w:p>
-        </w:tc>
-        <w:tc>
-          <w:tcPr>
-            <w:tcW w:type="dxa" w:w="3360"/>
-            <w:vAlign w:val="center"/>
-            <w:shd w:fill="1F4E79"/>
-          </w:tcPr>
-          <w:p>
-            <w:pPr>
-              <w:spacing w:after="0"/>
-            </w:pPr>
-            <w:r>
-              <w:rPr>
-                <w:rFonts w:ascii="Arial" w:hAnsi="Arial" w:eastAsia="Arial"/>
-              </w:rPr>
-            </w:r>
-            <w:r>
-              <w:rPr>
-                <w:rFonts w:ascii="Arial" w:hAnsi="Arial" w:eastAsia="Arial"/>
-                <w:b/>
-                <w:color w:val="FFFFFF"/>
-                <w:sz w:val="18"/>
-              </w:rPr>
-              <w:t>Description</w:t>
-            </w:r>
-          </w:p>
-        </w:tc>
-      </w:tr>
-      <w:tr>
-        <w:trPr>
-          <w:cantSplit/>
-        </w:trPr>
-        <w:tc>
-          <w:tcPr>
-            <w:tcW w:type="dxa" w:w="3360"/>
-            <w:vAlign w:val="center"/>
-          </w:tcPr>
-          <w:p>
-            <w:pPr>
-              <w:spacing w:after="0"/>
-            </w:pPr>
-            <w:r>
-              <w:rPr>
-                <w:rFonts w:ascii="Arial" w:hAnsi="Arial" w:eastAsia="Arial"/>
-              </w:rPr>
-            </w:r>
-            <w:r>
-              <w:rPr>
-                <w:rFonts w:ascii="Arial" w:hAnsi="Arial" w:eastAsia="Arial"/>
-                <w:b/>
-                <w:sz w:val="18"/>
-              </w:rPr>
-              <w:t>EP-01</w:t>
-            </w:r>
-          </w:p>
-        </w:tc>
-        <w:tc>
-          <w:tcPr>
-            <w:tcW w:type="dxa" w:w="3360"/>
-            <w:vAlign w:val="center"/>
-          </w:tcPr>
-          <w:p>
-            <w:pPr>
-              <w:spacing w:after="0"/>
-            </w:pPr>
-            <w:r>
-              <w:rPr>
-                <w:rFonts w:ascii="Arial" w:hAnsi="Arial" w:eastAsia="Arial"/>
-              </w:rPr>
-            </w:r>
-            <w:r>
-              <w:rPr>
-                <w:rFonts w:ascii="Arial" w:hAnsi="Arial" w:eastAsia="Arial"/>
-                <w:b w:val="0"/>
-                <w:sz w:val="18"/>
-              </w:rPr>
-              <w:t>Account Management</w:t>
-            </w:r>
-          </w:p>
-        </w:tc>
-        <w:tc>
-          <w:tcPr>
-            <w:tcW w:type="dxa" w:w="3360"/>
-            <w:vAlign w:val="center"/>
-          </w:tcPr>
-          <w:p>
-            <w:pPr>
-              <w:spacing w:after="0"/>
-            </w:pPr>
-            <w:r>
-              <w:rPr>
-                <w:rFonts w:ascii="Arial" w:hAnsi="Arial" w:eastAsia="Arial"/>
-              </w:rPr>
-            </w:r>
-            <w:r>
-              <w:rPr>
-                <w:rFonts w:ascii="Arial" w:hAnsi="Arial" w:eastAsia="Arial"/>
-                <w:b w:val="0"/>
-                <w:sz w:val="18"/>
-              </w:rPr>
-              <w:t>Registration, login, profile and role-based access.</w:t>
-            </w:r>
-          </w:p>
-        </w:tc>
-      </w:tr>
-      <w:tr>
-        <w:trPr>
-          <w:cantSplit/>
-        </w:trPr>
-        <w:tc>
-          <w:tcPr>
-            <w:tcW w:type="dxa" w:w="3360"/>
-            <w:vAlign w:val="center"/>
-          </w:tcPr>
-          <w:p>
-            <w:pPr>
-              <w:spacing w:after="0"/>
-            </w:pPr>
-            <w:r>
-              <w:rPr>
-                <w:rFonts w:ascii="Arial" w:hAnsi="Arial" w:eastAsia="Arial"/>
-              </w:rPr>
-            </w:r>
-            <w:r>
-              <w:rPr>
-                <w:rFonts w:ascii="Arial" w:hAnsi="Arial" w:eastAsia="Arial"/>
-                <w:b/>
-                <w:sz w:val="18"/>
-              </w:rPr>
-              <w:t>EP-02</w:t>
-            </w:r>
-          </w:p>
-        </w:tc>
-        <w:tc>
-          <w:tcPr>
-            <w:tcW w:type="dxa" w:w="3360"/>
-            <w:vAlign w:val="center"/>
-          </w:tcPr>
-          <w:p>
-            <w:pPr>
-              <w:spacing w:after="0"/>
-            </w:pPr>
-            <w:r>
-              <w:rPr>
-                <w:rFonts w:ascii="Arial" w:hAnsi="Arial" w:eastAsia="Arial"/>
-              </w:rPr>
-            </w:r>
-            <w:r>
-              <w:rPr>
-                <w:rFonts w:ascii="Arial" w:hAnsi="Arial" w:eastAsia="Arial"/>
-                <w:b w:val="0"/>
-                <w:sz w:val="18"/>
-              </w:rPr>
-              <w:t>Service Discovery</w:t>
-            </w:r>
-          </w:p>
-        </w:tc>
-        <w:tc>
-          <w:tcPr>
-            <w:tcW w:type="dxa" w:w="3360"/>
-            <w:vAlign w:val="center"/>
-          </w:tcPr>
-          <w:p>
-            <w:pPr>
-              <w:spacing w:after="0"/>
-            </w:pPr>
-            <w:r>
-              <w:rPr>
-                <w:rFonts w:ascii="Arial" w:hAnsi="Arial" w:eastAsia="Arial"/>
-              </w:rPr>
-            </w:r>
-            <w:r>
-              <w:rPr>
-                <w:rFonts w:ascii="Arial" w:hAnsi="Arial" w:eastAsia="Arial"/>
-                <w:b w:val="0"/>
-                <w:sz w:val="18"/>
-              </w:rPr>
-              <w:t>Browse, search, filter and view service details.</w:t>
-            </w:r>
-          </w:p>
-        </w:tc>
-      </w:tr>
-      <w:tr>
-        <w:trPr>
-          <w:cantSplit/>
-        </w:trPr>
-        <w:tc>
-          <w:tcPr>
-            <w:tcW w:type="dxa" w:w="3360"/>
-            <w:vAlign w:val="center"/>
-          </w:tcPr>
-          <w:p>
-            <w:pPr>
-              <w:spacing w:after="0"/>
-            </w:pPr>
-            <w:r>
-              <w:rPr>
-                <w:rFonts w:ascii="Arial" w:hAnsi="Arial" w:eastAsia="Arial"/>
-              </w:rPr>
-            </w:r>
-            <w:r>
-              <w:rPr>
-                <w:rFonts w:ascii="Arial" w:hAnsi="Arial" w:eastAsia="Arial"/>
-                <w:b/>
-                <w:sz w:val="18"/>
-              </w:rPr>
-              <w:t>EP-03</w:t>
-            </w:r>
-          </w:p>
-        </w:tc>
-        <w:tc>
-          <w:tcPr>
-            <w:tcW w:type="dxa" w:w="3360"/>
-            <w:vAlign w:val="center"/>
-          </w:tcPr>
-          <w:p>
-            <w:pPr>
-              <w:spacing w:after="0"/>
-            </w:pPr>
-            <w:r>
-              <w:rPr>
-                <w:rFonts w:ascii="Arial" w:hAnsi="Arial" w:eastAsia="Arial"/>
-              </w:rPr>
-            </w:r>
-            <w:r>
-              <w:rPr>
-                <w:rFonts w:ascii="Arial" w:hAnsi="Arial" w:eastAsia="Arial"/>
-                <w:b w:val="0"/>
-                <w:sz w:val="18"/>
-              </w:rPr>
-              <w:t>Provider Service Management</w:t>
-            </w:r>
-          </w:p>
-        </w:tc>
-        <w:tc>
-          <w:tcPr>
-            <w:tcW w:type="dxa" w:w="3360"/>
-            <w:vAlign w:val="center"/>
-          </w:tcPr>
-          <w:p>
-            <w:pPr>
-              <w:spacing w:after="0"/>
-            </w:pPr>
-            <w:r>
-              <w:rPr>
-                <w:rFonts w:ascii="Arial" w:hAnsi="Arial" w:eastAsia="Arial"/>
-              </w:rPr>
-            </w:r>
-            <w:r>
-              <w:rPr>
-                <w:rFonts w:ascii="Arial" w:hAnsi="Arial" w:eastAsia="Arial"/>
-                <w:b w:val="0"/>
-                <w:sz w:val="18"/>
-              </w:rPr>
-              <w:t>Provider profile, service creation, images, areas and availability.</w:t>
-            </w:r>
-          </w:p>
-        </w:tc>
-      </w:tr>
-      <w:tr>
-        <w:trPr>
-          <w:cantSplit/>
-        </w:trPr>
-        <w:tc>
-          <w:tcPr>
-            <w:tcW w:type="dxa" w:w="3360"/>
-            <w:vAlign w:val="center"/>
-          </w:tcPr>
-          <w:p>
-            <w:pPr>
-              <w:spacing w:after="0"/>
-            </w:pPr>
-            <w:r>
-              <w:rPr>
-                <w:rFonts w:ascii="Arial" w:hAnsi="Arial" w:eastAsia="Arial"/>
-              </w:rPr>
-            </w:r>
-            <w:r>
-              <w:rPr>
-                <w:rFonts w:ascii="Arial" w:hAnsi="Arial" w:eastAsia="Arial"/>
-                <w:b/>
-                <w:sz w:val="18"/>
-              </w:rPr>
-              <w:t>EP-04</w:t>
-            </w:r>
-          </w:p>
-        </w:tc>
-        <w:tc>
-          <w:tcPr>
-            <w:tcW w:type="dxa" w:w="3360"/>
-            <w:vAlign w:val="center"/>
-          </w:tcPr>
-          <w:p>
-            <w:pPr>
-              <w:spacing w:after="0"/>
-            </w:pPr>
-            <w:r>
-              <w:rPr>
-                <w:rFonts w:ascii="Arial" w:hAnsi="Arial" w:eastAsia="Arial"/>
-              </w:rPr>
-            </w:r>
-            <w:r>
-              <w:rPr>
-                <w:rFonts w:ascii="Arial" w:hAnsi="Arial" w:eastAsia="Arial"/>
-                <w:b w:val="0"/>
-                <w:sz w:val="18"/>
-              </w:rPr>
-              <w:t>Booking Management</w:t>
-            </w:r>
-          </w:p>
-        </w:tc>
-        <w:tc>
-          <w:tcPr>
-            <w:tcW w:type="dxa" w:w="3360"/>
-            <w:vAlign w:val="center"/>
-          </w:tcPr>
-          <w:p>
-            <w:pPr>
-              <w:spacing w:after="0"/>
-            </w:pPr>
-            <w:r>
-              <w:rPr>
-                <w:rFonts w:ascii="Arial" w:hAnsi="Arial" w:eastAsia="Arial"/>
-              </w:rPr>
-            </w:r>
-            <w:r>
-              <w:rPr>
-                <w:rFonts w:ascii="Arial" w:hAnsi="Arial" w:eastAsia="Arial"/>
-                <w:b w:val="0"/>
-                <w:sz w:val="18"/>
-              </w:rPr>
-              <w:t>Create, accept, reject, cancel and complete bookings.</w:t>
-            </w:r>
-          </w:p>
-        </w:tc>
-      </w:tr>
-      <w:tr>
-        <w:trPr>
-          <w:cantSplit/>
-        </w:trPr>
-        <w:tc>
-          <w:tcPr>
-            <w:tcW w:type="dxa" w:w="3360"/>
-            <w:vAlign w:val="center"/>
-          </w:tcPr>
-          <w:p>
-            <w:pPr>
-              <w:spacing w:after="0"/>
-            </w:pPr>
-            <w:r>
-              <w:rPr>
-                <w:rFonts w:ascii="Arial" w:hAnsi="Arial" w:eastAsia="Arial"/>
-              </w:rPr>
-            </w:r>
-            <w:r>
-              <w:rPr>
-                <w:rFonts w:ascii="Arial" w:hAnsi="Arial" w:eastAsia="Arial"/>
-                <w:b/>
-                <w:sz w:val="18"/>
-              </w:rPr>
-              <w:t>EP-05</w:t>
-            </w:r>
-          </w:p>
-        </w:tc>
-        <w:tc>
-          <w:tcPr>
-            <w:tcW w:type="dxa" w:w="3360"/>
-            <w:vAlign w:val="center"/>
-          </w:tcPr>
-          <w:p>
-            <w:pPr>
-              <w:spacing w:after="0"/>
-            </w:pPr>
-            <w:r>
-              <w:rPr>
-                <w:rFonts w:ascii="Arial" w:hAnsi="Arial" w:eastAsia="Arial"/>
-              </w:rPr>
-            </w:r>
-            <w:r>
-              <w:rPr>
-                <w:rFonts w:ascii="Arial" w:hAnsi="Arial" w:eastAsia="Arial"/>
-                <w:b w:val="0"/>
-                <w:sz w:val="18"/>
-              </w:rPr>
-              <w:t>Payments</w:t>
-            </w:r>
-          </w:p>
-        </w:tc>
-        <w:tc>
-          <w:tcPr>
-            <w:tcW w:type="dxa" w:w="3360"/>
-            <w:vAlign w:val="center"/>
-          </w:tcPr>
-          <w:p>
-            <w:pPr>
-              <w:spacing w:after="0"/>
-            </w:pPr>
-            <w:r>
-              <w:rPr>
-                <w:rFonts w:ascii="Arial" w:hAnsi="Arial" w:eastAsia="Arial"/>
-              </w:rPr>
-            </w:r>
-            <w:r>
-              <w:rPr>
-                <w:rFonts w:ascii="Arial" w:hAnsi="Arial" w:eastAsia="Arial"/>
-                <w:b w:val="0"/>
-                <w:sz w:val="18"/>
-              </w:rPr>
-              <w:t>Record and manage payment status for bookings.</w:t>
-            </w:r>
-          </w:p>
-        </w:tc>
-      </w:tr>
-      <w:tr>
-        <w:trPr>
-          <w:cantSplit/>
-        </w:trPr>
-        <w:tc>
-          <w:tcPr>
-            <w:tcW w:type="dxa" w:w="3360"/>
-            <w:vAlign w:val="center"/>
-          </w:tcPr>
-          <w:p>
-            <w:pPr>
-              <w:spacing w:after="0"/>
-            </w:pPr>
-            <w:r>
-              <w:rPr>
-                <w:rFonts w:ascii="Arial" w:hAnsi="Arial" w:eastAsia="Arial"/>
-              </w:rPr>
-            </w:r>
-            <w:r>
-              <w:rPr>
-                <w:rFonts w:ascii="Arial" w:hAnsi="Arial" w:eastAsia="Arial"/>
-                <w:b/>
-                <w:sz w:val="18"/>
-              </w:rPr>
-              <w:t>EP-06</w:t>
-            </w:r>
-          </w:p>
-        </w:tc>
-        <w:tc>
-          <w:tcPr>
-            <w:tcW w:type="dxa" w:w="3360"/>
-            <w:vAlign w:val="center"/>
-          </w:tcPr>
-          <w:p>
-            <w:pPr>
-              <w:spacing w:after="0"/>
-            </w:pPr>
-            <w:r>
-              <w:rPr>
-                <w:rFonts w:ascii="Arial" w:hAnsi="Arial" w:eastAsia="Arial"/>
-              </w:rPr>
-            </w:r>
-            <w:r>
-              <w:rPr>
-                <w:rFonts w:ascii="Arial" w:hAnsi="Arial" w:eastAsia="Arial"/>
-                <w:b w:val="0"/>
-                <w:sz w:val="18"/>
-              </w:rPr>
-              <w:t>Reviews &amp; Ratings</w:t>
-            </w:r>
-          </w:p>
-        </w:tc>
-        <w:tc>
-          <w:tcPr>
-            <w:tcW w:type="dxa" w:w="3360"/>
-            <w:vAlign w:val="center"/>
-          </w:tcPr>
-          <w:p>
-            <w:pPr>
-              <w:spacing w:after="0"/>
-            </w:pPr>
-            <w:r>
-              <w:rPr>
-                <w:rFonts w:ascii="Arial" w:hAnsi="Arial" w:eastAsia="Arial"/>
-              </w:rPr>
-            </w:r>
-            <w:r>
-              <w:rPr>
-                <w:rFonts w:ascii="Arial" w:hAnsi="Arial" w:eastAsia="Arial"/>
-                <w:b w:val="0"/>
-                <w:sz w:val="18"/>
-              </w:rPr>
-              <w:t>Customer feedback and provider rating summaries.</w:t>
-            </w:r>
-          </w:p>
-        </w:tc>
-      </w:tr>
-      <w:tr>
-        <w:trPr>
-          <w:cantSplit/>
-        </w:trPr>
-        <w:tc>
-          <w:tcPr>
-            <w:tcW w:type="dxa" w:w="3360"/>
-            <w:vAlign w:val="center"/>
-          </w:tcPr>
-          <w:p>
-            <w:pPr>
-              <w:spacing w:after="0"/>
-            </w:pPr>
-            <w:r>
-              <w:rPr>
-                <w:rFonts w:ascii="Arial" w:hAnsi="Arial" w:eastAsia="Arial"/>
-              </w:rPr>
-            </w:r>
-            <w:r>
-              <w:rPr>
-                <w:rFonts w:ascii="Arial" w:hAnsi="Arial" w:eastAsia="Arial"/>
-                <w:b/>
-                <w:sz w:val="18"/>
-              </w:rPr>
-              <w:t>EP-07</w:t>
-            </w:r>
-          </w:p>
-        </w:tc>
-        <w:tc>
-          <w:tcPr>
-            <w:tcW w:type="dxa" w:w="3360"/>
-            <w:vAlign w:val="center"/>
-          </w:tcPr>
-          <w:p>
-            <w:pPr>
-              <w:spacing w:after="0"/>
-            </w:pPr>
-            <w:r>
-              <w:rPr>
-                <w:rFonts w:ascii="Arial" w:hAnsi="Arial" w:eastAsia="Arial"/>
-              </w:rPr>
-            </w:r>
-            <w:r>
-              <w:rPr>
-                <w:rFonts w:ascii="Arial" w:hAnsi="Arial" w:eastAsia="Arial"/>
-                <w:b w:val="0"/>
-                <w:sz w:val="18"/>
-              </w:rPr>
-              <w:t>Notifications</w:t>
-            </w:r>
-          </w:p>
-        </w:tc>
-        <w:tc>
-          <w:tcPr>
-            <w:tcW w:type="dxa" w:w="3360"/>
-            <w:vAlign w:val="center"/>
-          </w:tcPr>
-          <w:p>
-            <w:pPr>
-              <w:spacing w:after="0"/>
-            </w:pPr>
-            <w:r>
-              <w:rPr>
-                <w:rFonts w:ascii="Arial" w:hAnsi="Arial" w:eastAsia="Arial"/>
-              </w:rPr>
-            </w:r>
-            <w:r>
-              <w:rPr>
-                <w:rFonts w:ascii="Arial" w:hAnsi="Arial" w:eastAsia="Arial"/>
-                <w:b w:val="0"/>
-                <w:sz w:val="18"/>
-              </w:rPr>
-              <w:t>System messages for booking, payment, review and support updates.</w:t>
-            </w:r>
-          </w:p>
-        </w:tc>
-      </w:tr>
-      <w:tr>
-        <w:trPr>
-          <w:cantSplit/>
-        </w:trPr>
-        <w:tc>
-          <w:tcPr>
-            <w:tcW w:type="dxa" w:w="3360"/>
-            <w:vAlign w:val="center"/>
-          </w:tcPr>
-          <w:p>
-            <w:pPr>
-              <w:spacing w:after="0"/>
-            </w:pPr>
-            <w:r>
-              <w:rPr>
-                <w:rFonts w:ascii="Arial" w:hAnsi="Arial" w:eastAsia="Arial"/>
-              </w:rPr>
-            </w:r>
-            <w:r>
-              <w:rPr>
-                <w:rFonts w:ascii="Arial" w:hAnsi="Arial" w:eastAsia="Arial"/>
-                <w:b/>
-                <w:sz w:val="18"/>
-              </w:rPr>
-              <w:t>EP-08</w:t>
-            </w:r>
-          </w:p>
-        </w:tc>
-        <w:tc>
-          <w:tcPr>
-            <w:tcW w:type="dxa" w:w="3360"/>
-            <w:vAlign w:val="center"/>
-          </w:tcPr>
-          <w:p>
-            <w:pPr>
-              <w:spacing w:after="0"/>
-            </w:pPr>
-            <w:r>
-              <w:rPr>
-                <w:rFonts w:ascii="Arial" w:hAnsi="Arial" w:eastAsia="Arial"/>
-              </w:rPr>
-            </w:r>
-            <w:r>
-              <w:rPr>
-                <w:rFonts w:ascii="Arial" w:hAnsi="Arial" w:eastAsia="Arial"/>
-                <w:b w:val="0"/>
-                <w:sz w:val="18"/>
-              </w:rPr>
-              <w:t>AI Features</w:t>
-            </w:r>
-          </w:p>
-        </w:tc>
-        <w:tc>
-          <w:tcPr>
-            <w:tcW w:type="dxa" w:w="3360"/>
-            <w:vAlign w:val="center"/>
-          </w:tcPr>
-          <w:p>
-            <w:pPr>
-              <w:spacing w:after="0"/>
-            </w:pPr>
-            <w:r>
-              <w:rPr>
-                <w:rFonts w:ascii="Arial" w:hAnsi="Arial" w:eastAsia="Arial"/>
-              </w:rPr>
-            </w:r>
-            <w:r>
-              <w:rPr>
-                <w:rFonts w:ascii="Arial" w:hAnsi="Arial" w:eastAsia="Arial"/>
-                <w:b w:val="0"/>
-                <w:sz w:val="18"/>
-              </w:rPr>
-              <w:t>AI service recommendation, booking assistant, support assistant and review summarization.</w:t>
-            </w:r>
-          </w:p>
-        </w:tc>
-      </w:tr>
-      <w:tr>
-        <w:trPr>
-          <w:cantSplit/>
-        </w:trPr>
-        <w:tc>
-          <w:tcPr>
-            <w:tcW w:type="dxa" w:w="3360"/>
-            <w:vAlign w:val="center"/>
-          </w:tcPr>
-          <w:p>
-            <w:pPr>
-              <w:spacing w:after="0"/>
-            </w:pPr>
-            <w:r>
-              <w:rPr>
-                <w:rFonts w:ascii="Arial" w:hAnsi="Arial" w:eastAsia="Arial"/>
-              </w:rPr>
-            </w:r>
-            <w:r>
-              <w:rPr>
-                <w:rFonts w:ascii="Arial" w:hAnsi="Arial" w:eastAsia="Arial"/>
-                <w:b/>
-                <w:sz w:val="18"/>
-              </w:rPr>
-              <w:t>EP-09</w:t>
-            </w:r>
-          </w:p>
-        </w:tc>
-        <w:tc>
-          <w:tcPr>
-            <w:tcW w:type="dxa" w:w="3360"/>
-            <w:vAlign w:val="center"/>
-          </w:tcPr>
-          <w:p>
-            <w:pPr>
-              <w:spacing w:after="0"/>
-            </w:pPr>
-            <w:r>
-              <w:rPr>
-                <w:rFonts w:ascii="Arial" w:hAnsi="Arial" w:eastAsia="Arial"/>
-              </w:rPr>
-            </w:r>
-            <w:r>
-              <w:rPr>
-                <w:rFonts w:ascii="Arial" w:hAnsi="Arial" w:eastAsia="Arial"/>
-                <w:b w:val="0"/>
-                <w:sz w:val="18"/>
-              </w:rPr>
-              <w:t>Administration</w:t>
-            </w:r>
-          </w:p>
-        </w:tc>
-        <w:tc>
-          <w:tcPr>
-            <w:tcW w:type="dxa" w:w="3360"/>
-            <w:vAlign w:val="center"/>
-          </w:tcPr>
-          <w:p>
-            <w:pPr>
-              <w:spacing w:after="0"/>
-            </w:pPr>
-            <w:r>
-              <w:rPr>
-                <w:rFonts w:ascii="Arial" w:hAnsi="Arial" w:eastAsia="Arial"/>
-              </w:rPr>
-            </w:r>
-            <w:r>
-              <w:rPr>
-                <w:rFonts w:ascii="Arial" w:hAnsi="Arial" w:eastAsia="Arial"/>
-                <w:b w:val="0"/>
-                <w:sz w:val="18"/>
-              </w:rPr>
-              <w:t>Manage users, categories, services and platform quality.</w:t>
-            </w:r>
-          </w:p>
-        </w:tc>
-      </w:tr>
-    </w:tbl>
-    <w:p>
-      <w:pPr>
-        <w:pStyle w:val="Heading1"/>
-      </w:pPr>
-      <w:r>
-        <w:t>5. User Stories</w:t>
-      </w:r>
-    </w:p>
-    <w:tbl>
-      <w:tblPr>
-        <w:tblStyle w:val="TableGrid"/>
-        <w:tblW w:type="auto" w:w="0"/>
-        <w:jc w:val="center"/>
-        <w:tblLook w:firstColumn="1" w:firstRow="1" w:lastColumn="0" w:lastRow="0" w:noHBand="0" w:noVBand="1" w:val="04A0"/>
-      </w:tblPr>
-      <w:tblGrid>
-        <w:gridCol w:w="1440"/>
-        <w:gridCol w:w="1440"/>
-        <w:gridCol w:w="1440"/>
-        <w:gridCol w:w="1440"/>
-        <w:gridCol w:w="1440"/>
-        <w:gridCol w:w="1440"/>
-        <w:gridCol w:w="1440"/>
-      </w:tblGrid>
-      <w:tr>
-        <w:trPr>
-          <w:tblHeader w:val="true"/>
-          <w:cantSplit/>
-        </w:trPr>
-        <w:tc>
-          <w:tcPr>
-            <w:tcW w:type="dxa" w:w="1440"/>
-            <w:vAlign w:val="center"/>
-            <w:shd w:fill="1F4E79"/>
-          </w:tcPr>
-          <w:p>
-            <w:pPr>
-              <w:spacing w:after="0"/>
-            </w:pPr>
-            <w:r>
-              <w:rPr>
-                <w:rFonts w:ascii="Arial" w:hAnsi="Arial" w:eastAsia="Arial"/>
-              </w:rPr>
-            </w:r>
-            <w:r>
-              <w:rPr>
-                <w:rFonts w:ascii="Arial" w:hAnsi="Arial" w:eastAsia="Arial"/>
-                <w:b/>
-                <w:color w:val="FFFFFF"/>
-                <w:sz w:val="16"/>
-              </w:rPr>
-              <w:t>ID</w:t>
-            </w:r>
-          </w:p>
-        </w:tc>
-        <w:tc>
-          <w:tcPr>
-            <w:tcW w:type="dxa" w:w="1440"/>
-            <w:vAlign w:val="center"/>
-            <w:shd w:fill="1F4E79"/>
-          </w:tcPr>
-          <w:p>
-            <w:pPr>
-              <w:spacing w:after="0"/>
-            </w:pPr>
-            <w:r>
-              <w:rPr>
-                <w:rFonts w:ascii="Arial" w:hAnsi="Arial" w:eastAsia="Arial"/>
-              </w:rPr>
-            </w:r>
-            <w:r>
-              <w:rPr>
-                <w:rFonts w:ascii="Arial" w:hAnsi="Arial" w:eastAsia="Arial"/>
                 <w:b/>
                 <w:color w:val="FFFFFF"/>
                 <w:sz w:val="16"/>
@@ -1784,77 +304,267 @@
         </w:tc>
         <w:tc>
           <w:tcPr>
-            <w:tcW w:type="dxa" w:w="1440"/>
+            <w:tcW w:type="dxa" w:w="7597"/>
+            <w:shd w:fill="173B5B"/>
             <w:vAlign w:val="center"/>
-            <w:shd w:fill="1F4E79"/>
           </w:tcPr>
           <w:p>
-            <w:pPr>
-              <w:spacing w:after="0"/>
-            </w:pPr>
             <w:r>
               <w:rPr>
-                <w:rFonts w:ascii="Arial" w:hAnsi="Arial" w:eastAsia="Arial"/>
-              </w:rPr>
-            </w:r>
-            <w:r>
-              <w:rPr>
-                <w:rFonts w:ascii="Arial" w:hAnsi="Arial" w:eastAsia="Arial"/>
                 <w:b/>
                 <w:color w:val="FFFFFF"/>
                 <w:sz w:val="16"/>
               </w:rPr>
-              <w:t>As a user, I want to...</w:t>
+              <w:t>Epic goals</w:t>
+            </w:r>
+          </w:p>
+        </w:tc>
+      </w:tr>
+      <w:tr>
+        <w:tc>
+          <w:tcPr>
+            <w:tcW w:type="dxa" w:w="1927"/>
+            <w:vAlign w:val="center"/>
+          </w:tcPr>
+          <w:p>
+            <w:pPr>
+              <w:spacing w:after="20" w:before="20"/>
+            </w:pPr>
+            <w:r>
+              <w:rPr>
+                <w:sz w:val="16"/>
+              </w:rPr>
+              <w:t>Customer</w:t>
             </w:r>
           </w:p>
         </w:tc>
         <w:tc>
           <w:tcPr>
-            <w:tcW w:type="dxa" w:w="1440"/>
+            <w:tcW w:type="dxa" w:w="7597"/>
             <w:vAlign w:val="center"/>
-            <w:shd w:fill="1F4E79"/>
           </w:tcPr>
           <w:p>
             <w:pPr>
-              <w:spacing w:after="0"/>
+              <w:spacing w:after="20" w:before="20"/>
             </w:pPr>
             <w:r>
               <w:rPr>
-                <w:rFonts w:ascii="Arial" w:hAnsi="Arial" w:eastAsia="Arial"/>
+                <w:sz w:val="16"/>
               </w:rPr>
+              <w:t>Account, service discovery, favourites, booking, payment/review, notifications/messages and AI assistance.</w:t>
             </w:r>
+          </w:p>
+        </w:tc>
+      </w:tr>
+      <w:tr>
+        <w:tc>
+          <w:tcPr>
+            <w:tcW w:type="dxa" w:w="1927"/>
+            <w:vAlign w:val="center"/>
+          </w:tcPr>
+          <w:p>
+            <w:pPr>
+              <w:spacing w:after="20" w:before="20"/>
+            </w:pPr>
             <w:r>
               <w:rPr>
-                <w:rFonts w:ascii="Arial" w:hAnsi="Arial" w:eastAsia="Arial"/>
-                <w:b/>
-                <w:color w:val="FFFFFF"/>
                 <w:sz w:val="16"/>
               </w:rPr>
-              <w:t>So that...</w:t>
+              <w:t>Provider</w:t>
             </w:r>
           </w:p>
         </w:tc>
         <w:tc>
           <w:tcPr>
-            <w:tcW w:type="dxa" w:w="1440"/>
+            <w:tcW w:type="dxa" w:w="7597"/>
             <w:vAlign w:val="center"/>
-            <w:shd w:fill="1F4E79"/>
           </w:tcPr>
           <w:p>
             <w:pPr>
-              <w:spacing w:after="0"/>
+              <w:spacing w:after="20" w:before="20"/>
             </w:pPr>
             <w:r>
               <w:rPr>
-                <w:rFonts w:ascii="Arial" w:hAnsi="Arial" w:eastAsia="Arial"/>
+                <w:sz w:val="16"/>
               </w:rPr>
+              <w:t>Profile, services, areas/availability, booking decisions, customer messages and feedback insight.</w:t>
             </w:r>
+          </w:p>
+        </w:tc>
+      </w:tr>
+      <w:tr>
+        <w:tc>
+          <w:tcPr>
+            <w:tcW w:type="dxa" w:w="1927"/>
+            <w:vAlign w:val="center"/>
+          </w:tcPr>
+          <w:p>
+            <w:pPr>
+              <w:spacing w:after="20" w:before="20"/>
+            </w:pPr>
             <w:r>
               <w:rPr>
-                <w:rFonts w:ascii="Arial" w:hAnsi="Arial" w:eastAsia="Arial"/>
+                <w:sz w:val="16"/>
+              </w:rPr>
+              <w:t>Administrator</w:t>
+            </w:r>
+          </w:p>
+        </w:tc>
+        <w:tc>
+          <w:tcPr>
+            <w:tcW w:type="dxa" w:w="7597"/>
+            <w:vAlign w:val="center"/>
+          </w:tcPr>
+          <w:p>
+            <w:pPr>
+              <w:spacing w:after="20" w:before="20"/>
+            </w:pPr>
+            <w:r>
+              <w:rPr>
+                <w:sz w:val="16"/>
+              </w:rPr>
+              <w:t>User/verification, category/service moderation, booking/review/payment visibility and metrics.</w:t>
+            </w:r>
+          </w:p>
+        </w:tc>
+      </w:tr>
+      <w:tr>
+        <w:tc>
+          <w:tcPr>
+            <w:tcW w:type="dxa" w:w="1927"/>
+            <w:vAlign w:val="center"/>
+          </w:tcPr>
+          <w:p>
+            <w:pPr>
+              <w:spacing w:after="20" w:before="20"/>
+            </w:pPr>
+            <w:r>
+              <w:rPr>
+                <w:sz w:val="16"/>
+              </w:rPr>
+              <w:t>External MCP client</w:t>
+            </w:r>
+          </w:p>
+        </w:tc>
+        <w:tc>
+          <w:tcPr>
+            <w:tcW w:type="dxa" w:w="7597"/>
+            <w:vAlign w:val="center"/>
+          </w:tcPr>
+          <w:p>
+            <w:pPr>
+              <w:spacing w:after="20" w:before="20"/>
+            </w:pPr>
+            <w:r>
+              <w:rPr>
+                <w:sz w:val="16"/>
+              </w:rPr>
+              <w:t>Search or action through the standalone MCP server using its constrained tool set.</w:t>
+            </w:r>
+          </w:p>
+        </w:tc>
+      </w:tr>
+    </w:tbl>
+    <w:p>
+      <w:pPr>
+        <w:spacing w:after="40"/>
+      </w:pPr>
+    </w:p>
+    <w:p>
+      <w:r>
+        <w:br w:type="page"/>
+      </w:r>
+    </w:p>
+    <w:p>
+      <w:pPr>
+        <w:pStyle w:val="Heading1"/>
+        <w:keepNext/>
+      </w:pPr>
+      <w:r>
+        <w:t>2. Prioritised user stories</w:t>
+      </w:r>
+    </w:p>
+    <w:tbl>
+      <w:tblPr>
+        <w:tblStyle w:val="LightShading-Accent1"/>
+        <w:tblW w:type="auto" w:w="0"/>
+        <w:jc w:val="center"/>
+        <w:tblLook w:firstColumn="1" w:firstRow="1" w:lastColumn="0" w:lastRow="0" w:noHBand="0" w:noVBand="1" w:val="04A0"/>
+      </w:tblPr>
+      <w:tblGrid>
+        <w:gridCol w:w="2074"/>
+        <w:gridCol w:w="2074"/>
+        <w:gridCol w:w="2074"/>
+        <w:gridCol w:w="2074"/>
+        <w:gridCol w:w="2074"/>
+      </w:tblGrid>
+      <w:tr>
+        <w:trPr>
+          <w:tblHeader w:val="true"/>
+        </w:trPr>
+        <w:tc>
+          <w:tcPr>
+            <w:tcW w:type="dxa" w:w="623"/>
+            <w:shd w:fill="173B5B"/>
+            <w:vAlign w:val="center"/>
+          </w:tcPr>
+          <w:p>
+            <w:r>
+              <w:rPr>
                 <w:b/>
                 <w:color w:val="FFFFFF"/>
-                <w:sz w:val="16"/>
+                <w:sz w:val="13"/>
+              </w:rPr>
+              <w:t>ID</w:t>
+            </w:r>
+          </w:p>
+        </w:tc>
+        <w:tc>
+          <w:tcPr>
+            <w:tcW w:type="dxa" w:w="963"/>
+            <w:shd w:fill="173B5B"/>
+            <w:vAlign w:val="center"/>
+          </w:tcPr>
+          <w:p>
+            <w:r>
+              <w:rPr>
+                <w:b/>
+                <w:color w:val="FFFFFF"/>
+                <w:sz w:val="13"/>
+              </w:rPr>
+              <w:t>Actor</w:t>
+            </w:r>
+          </w:p>
+        </w:tc>
+        <w:tc>
+          <w:tcPr>
+            <w:tcW w:type="dxa" w:w="4195"/>
+            <w:shd w:fill="173B5B"/>
+            <w:vAlign w:val="center"/>
+          </w:tcPr>
+          <w:p>
+            <w:r>
+              <w:rPr>
+                <w:b/>
+                <w:color w:val="FFFFFF"/>
+                <w:sz w:val="13"/>
+              </w:rPr>
+              <w:t>Story</w:t>
+            </w:r>
+          </w:p>
+        </w:tc>
+        <w:tc>
+          <w:tcPr>
+            <w:tcW w:type="dxa" w:w="623"/>
+            <w:shd w:fill="173B5B"/>
+            <w:vAlign w:val="center"/>
+          </w:tcPr>
+          <w:p>
+            <w:r>
+              <w:rPr>
+                <w:b/>
+                <w:color w:val="FFFFFF"/>
+                <w:sz w:val="13"/>
               </w:rPr>
               <w:t>Priority</w:t>
             </w:r>
@@ -1862,80 +572,35 @@
         </w:tc>
         <w:tc>
           <w:tcPr>
-            <w:tcW w:type="dxa" w:w="1440"/>
+            <w:tcW w:type="dxa" w:w="3402"/>
+            <w:shd w:fill="173B5B"/>
             <w:vAlign w:val="center"/>
-            <w:shd w:fill="1F4E79"/>
           </w:tcPr>
           <w:p>
-            <w:pPr>
-              <w:spacing w:after="0"/>
-            </w:pPr>
             <w:r>
               <w:rPr>
-                <w:rFonts w:ascii="Arial" w:hAnsi="Arial" w:eastAsia="Arial"/>
-              </w:rPr>
-            </w:r>
-            <w:r>
-              <w:rPr>
-                <w:rFonts w:ascii="Arial" w:hAnsi="Arial" w:eastAsia="Arial"/>
                 <w:b/>
                 <w:color w:val="FFFFFF"/>
-                <w:sz w:val="16"/>
+                <w:sz w:val="13"/>
               </w:rPr>
-              <w:t>Related DB Table(s)</w:t>
-            </w:r>
-          </w:p>
-        </w:tc>
-        <w:tc>
-          <w:tcPr>
-            <w:tcW w:type="dxa" w:w="1440"/>
-            <w:vAlign w:val="center"/>
-            <w:shd w:fill="1F4E79"/>
-          </w:tcPr>
-          <w:p>
-            <w:pPr>
-              <w:spacing w:after="0"/>
-            </w:pPr>
-            <w:r>
-              <w:rPr>
-                <w:rFonts w:ascii="Arial" w:hAnsi="Arial" w:eastAsia="Arial"/>
-              </w:rPr>
-            </w:r>
-            <w:r>
-              <w:rPr>
-                <w:rFonts w:ascii="Arial" w:hAnsi="Arial" w:eastAsia="Arial"/>
-                <w:b/>
-                <w:color w:val="FFFFFF"/>
-                <w:sz w:val="16"/>
-              </w:rPr>
-              <w:t>Epic</w:t>
+              <w:t>Acceptance criterion</w:t>
             </w:r>
           </w:p>
         </w:tc>
       </w:tr>
       <w:tr>
-        <w:trPr>
-          <w:cantSplit/>
-        </w:trPr>
         <w:tc>
           <w:tcPr>
-            <w:tcW w:type="dxa" w:w="1440"/>
+            <w:tcW w:type="dxa" w:w="623"/>
             <w:vAlign w:val="center"/>
           </w:tcPr>
           <w:p>
             <w:pPr>
-              <w:spacing w:after="0"/>
+              <w:spacing w:after="20" w:before="20"/>
             </w:pPr>
             <w:r>
               <w:rPr>
-                <w:rFonts w:ascii="Arial" w:hAnsi="Arial" w:eastAsia="Arial"/>
-              </w:rPr>
-            </w:r>
-            <w:r>
-              <w:rPr>
-                <w:rFonts w:ascii="Arial" w:hAnsi="Arial" w:eastAsia="Arial"/>
-                <w:b/>
-                <w:sz w:val="15"/>
+                <w:sz w:val="13"/>
               </w:rPr>
               <w:t>US-01</w:t>
             </w:r>
@@ -1943,23 +608,16 @@
         </w:tc>
         <w:tc>
           <w:tcPr>
-            <w:tcW w:type="dxa" w:w="1440"/>
+            <w:tcW w:type="dxa" w:w="963"/>
             <w:vAlign w:val="center"/>
           </w:tcPr>
           <w:p>
             <w:pPr>
-              <w:spacing w:after="0"/>
+              <w:spacing w:after="20" w:before="20"/>
             </w:pPr>
             <w:r>
               <w:rPr>
-                <w:rFonts w:ascii="Arial" w:hAnsi="Arial" w:eastAsia="Arial"/>
-              </w:rPr>
-            </w:r>
-            <w:r>
-              <w:rPr>
-                <w:rFonts w:ascii="Arial" w:hAnsi="Arial" w:eastAsia="Arial"/>
-                <w:b w:val="0"/>
-                <w:sz w:val="15"/>
+                <w:sz w:val="13"/>
               </w:rPr>
               <w:t>Customer</w:t>
             </w:r>
@@ -1967,148 +625,69 @@
         </w:tc>
         <w:tc>
           <w:tcPr>
-            <w:tcW w:type="dxa" w:w="1440"/>
+            <w:tcW w:type="dxa" w:w="4195"/>
             <w:vAlign w:val="center"/>
           </w:tcPr>
           <w:p>
             <w:pPr>
-              <w:spacing w:after="0"/>
+              <w:spacing w:after="20" w:before="20"/>
             </w:pPr>
             <w:r>
               <w:rPr>
-                <w:rFonts w:ascii="Arial" w:hAnsi="Arial" w:eastAsia="Arial"/>
+                <w:sz w:val="13"/>
               </w:rPr>
-            </w:r>
-            <w:r>
-              <w:rPr>
-                <w:rFonts w:ascii="Arial" w:hAnsi="Arial" w:eastAsia="Arial"/>
-                <w:b w:val="0"/>
-                <w:sz w:val="15"/>
-              </w:rPr>
-              <w:t>create an account using my email, name, phone number and password</w:t>
+              <w:t>Register and log in so I can use protected marketplace functions.</w:t>
             </w:r>
           </w:p>
         </w:tc>
         <w:tc>
           <w:tcPr>
-            <w:tcW w:type="dxa" w:w="1440"/>
+            <w:tcW w:type="dxa" w:w="623"/>
             <w:vAlign w:val="center"/>
           </w:tcPr>
           <w:p>
             <w:pPr>
-              <w:spacing w:after="0"/>
+              <w:spacing w:after="20" w:before="20"/>
             </w:pPr>
             <w:r>
               <w:rPr>
-                <w:rFonts w:ascii="Arial" w:hAnsi="Arial" w:eastAsia="Arial"/>
+                <w:sz w:val="13"/>
               </w:rPr>
-            </w:r>
-            <w:r>
-              <w:rPr>
-                <w:rFonts w:ascii="Arial" w:hAnsi="Arial" w:eastAsia="Arial"/>
-                <w:b w:val="0"/>
-                <w:sz w:val="15"/>
-              </w:rPr>
-              <w:t>access Smart Hire services securely</w:t>
+              <w:t>P1</w:t>
             </w:r>
           </w:p>
         </w:tc>
         <w:tc>
           <w:tcPr>
-            <w:tcW w:type="dxa" w:w="1440"/>
+            <w:tcW w:type="dxa" w:w="3402"/>
             <w:vAlign w:val="center"/>
           </w:tcPr>
           <w:p>
             <w:pPr>
-              <w:spacing w:after="0"/>
+              <w:spacing w:after="20" w:before="20"/>
             </w:pPr>
             <w:r>
               <w:rPr>
-                <w:rFonts w:ascii="Arial" w:hAnsi="Arial" w:eastAsia="Arial"/>
+                <w:sz w:val="13"/>
               </w:rPr>
-            </w:r>
-            <w:r>
-              <w:rPr>
-                <w:rFonts w:ascii="Arial" w:hAnsi="Arial" w:eastAsia="Arial"/>
-                <w:b w:val="0"/>
-                <w:sz w:val="15"/>
-              </w:rPr>
-              <w:t>Must Have</w:t>
-            </w:r>
-          </w:p>
-        </w:tc>
-        <w:tc>
-          <w:tcPr>
-            <w:tcW w:type="dxa" w:w="1440"/>
-            <w:vAlign w:val="center"/>
-          </w:tcPr>
-          <w:p>
-            <w:pPr>
-              <w:spacing w:after="0"/>
-            </w:pPr>
-            <w:r>
-              <w:rPr>
-                <w:rFonts w:ascii="Arial" w:hAnsi="Arial" w:eastAsia="Arial"/>
-              </w:rPr>
-            </w:r>
-            <w:r>
-              <w:rPr>
-                <w:rFonts w:ascii="Arial" w:hAnsi="Arial" w:eastAsia="Arial"/>
-                <w:b w:val="0"/>
-                <w:sz w:val="15"/>
-              </w:rPr>
-              <w:t>users</w:t>
-            </w:r>
-          </w:p>
-        </w:tc>
-        <w:tc>
-          <w:tcPr>
-            <w:tcW w:type="dxa" w:w="1440"/>
-            <w:vAlign w:val="center"/>
-          </w:tcPr>
-          <w:p>
-            <w:pPr>
-              <w:spacing w:after="0"/>
-            </w:pPr>
-            <w:r>
-              <w:rPr>
-                <w:rFonts w:ascii="Arial" w:hAnsi="Arial" w:eastAsia="Arial"/>
-              </w:rPr>
-            </w:r>
-            <w:r>
-              <w:rPr>
-                <w:rFonts w:ascii="Arial" w:hAnsi="Arial" w:eastAsia="Arial"/>
-                <w:b w:val="0"/>
-                <w:sz w:val="15"/>
-              </w:rPr>
-              <w:t>EP-01</w:t>
+              <w:t>Unique email; JWT issued; password not exposed.</w:t>
             </w:r>
           </w:p>
         </w:tc>
       </w:tr>
       <w:tr>
-        <w:trPr>
-          <w:cantSplit/>
-        </w:trPr>
         <w:tc>
           <w:tcPr>
-            <w:tcW w:type="dxa" w:w="1440"/>
+            <w:tcW w:type="dxa" w:w="623"/>
             <w:vAlign w:val="center"/>
           </w:tcPr>
           <w:p>
             <w:pPr>
-              <w:spacing w:after="0"/>
+              <w:spacing w:after="20" w:before="20"/>
             </w:pPr>
             <w:r>
               <w:rPr>
-                <w:rFonts w:ascii="Arial" w:hAnsi="Arial" w:eastAsia="Arial"/>
-              </w:rPr>
-            </w:r>
-            <w:r>
-              <w:rPr>
-                <w:rFonts w:ascii="Arial" w:hAnsi="Arial" w:eastAsia="Arial"/>
-                <w:b/>
-                <w:sz w:val="15"/>
+                <w:sz w:val="13"/>
               </w:rPr>
               <w:t>US-02</w:t>
             </w:r>
@@ -2116,23 +695,16 @@
         </w:tc>
         <w:tc>
           <w:tcPr>
-            <w:tcW w:type="dxa" w:w="1440"/>
+            <w:tcW w:type="dxa" w:w="963"/>
             <w:vAlign w:val="center"/>
           </w:tcPr>
           <w:p>
             <w:pPr>
-              <w:spacing w:after="0"/>
+              <w:spacing w:after="20" w:before="20"/>
             </w:pPr>
             <w:r>
               <w:rPr>
-                <w:rFonts w:ascii="Arial" w:hAnsi="Arial" w:eastAsia="Arial"/>
-              </w:rPr>
-            </w:r>
-            <w:r>
-              <w:rPr>
-                <w:rFonts w:ascii="Arial" w:hAnsi="Arial" w:eastAsia="Arial"/>
-                <w:b w:val="0"/>
-                <w:sz w:val="15"/>
+                <w:sz w:val="13"/>
               </w:rPr>
               <w:t>Customer</w:t>
             </w:r>
@@ -2140,148 +712,69 @@
         </w:tc>
         <w:tc>
           <w:tcPr>
-            <w:tcW w:type="dxa" w:w="1440"/>
+            <w:tcW w:type="dxa" w:w="4195"/>
             <w:vAlign w:val="center"/>
           </w:tcPr>
           <w:p>
             <w:pPr>
-              <w:spacing w:after="0"/>
+              <w:spacing w:after="20" w:before="20"/>
             </w:pPr>
             <w:r>
               <w:rPr>
-                <w:rFonts w:ascii="Arial" w:hAnsi="Arial" w:eastAsia="Arial"/>
+                <w:sz w:val="13"/>
               </w:rPr>
-            </w:r>
-            <w:r>
-              <w:rPr>
-                <w:rFonts w:ascii="Arial" w:hAnsi="Arial" w:eastAsia="Arial"/>
-                <w:b w:val="0"/>
-                <w:sz w:val="15"/>
-              </w:rPr>
-              <w:t>log in to the system</w:t>
+              <w:t>Update my account details so my profile remains current.</w:t>
             </w:r>
           </w:p>
         </w:tc>
         <w:tc>
           <w:tcPr>
-            <w:tcW w:type="dxa" w:w="1440"/>
+            <w:tcW w:type="dxa" w:w="623"/>
             <w:vAlign w:val="center"/>
           </w:tcPr>
           <w:p>
             <w:pPr>
-              <w:spacing w:after="0"/>
+              <w:spacing w:after="20" w:before="20"/>
             </w:pPr>
             <w:r>
               <w:rPr>
-                <w:rFonts w:ascii="Arial" w:hAnsi="Arial" w:eastAsia="Arial"/>
+                <w:sz w:val="13"/>
               </w:rPr>
-            </w:r>
-            <w:r>
-              <w:rPr>
-                <w:rFonts w:ascii="Arial" w:hAnsi="Arial" w:eastAsia="Arial"/>
-                <w:b w:val="0"/>
-                <w:sz w:val="15"/>
-              </w:rPr>
-              <w:t>manage my bookings and profile safely</w:t>
+              <w:t>P1</w:t>
             </w:r>
           </w:p>
         </w:tc>
         <w:tc>
           <w:tcPr>
-            <w:tcW w:type="dxa" w:w="1440"/>
+            <w:tcW w:type="dxa" w:w="3402"/>
             <w:vAlign w:val="center"/>
           </w:tcPr>
           <w:p>
             <w:pPr>
-              <w:spacing w:after="0"/>
+              <w:spacing w:after="20" w:before="20"/>
             </w:pPr>
             <w:r>
               <w:rPr>
-                <w:rFonts w:ascii="Arial" w:hAnsi="Arial" w:eastAsia="Arial"/>
+                <w:sz w:val="13"/>
               </w:rPr>
-            </w:r>
-            <w:r>
-              <w:rPr>
-                <w:rFonts w:ascii="Arial" w:hAnsi="Arial" w:eastAsia="Arial"/>
-                <w:b w:val="0"/>
-                <w:sz w:val="15"/>
-              </w:rPr>
-              <w:t>Must Have</w:t>
-            </w:r>
-          </w:p>
-        </w:tc>
-        <w:tc>
-          <w:tcPr>
-            <w:tcW w:type="dxa" w:w="1440"/>
-            <w:vAlign w:val="center"/>
-          </w:tcPr>
-          <w:p>
-            <w:pPr>
-              <w:spacing w:after="0"/>
-            </w:pPr>
-            <w:r>
-              <w:rPr>
-                <w:rFonts w:ascii="Arial" w:hAnsi="Arial" w:eastAsia="Arial"/>
-              </w:rPr>
-            </w:r>
-            <w:r>
-              <w:rPr>
-                <w:rFonts w:ascii="Arial" w:hAnsi="Arial" w:eastAsia="Arial"/>
-                <w:b w:val="0"/>
-                <w:sz w:val="15"/>
-              </w:rPr>
-              <w:t>users</w:t>
-            </w:r>
-          </w:p>
-        </w:tc>
-        <w:tc>
-          <w:tcPr>
-            <w:tcW w:type="dxa" w:w="1440"/>
-            <w:vAlign w:val="center"/>
-          </w:tcPr>
-          <w:p>
-            <w:pPr>
-              <w:spacing w:after="0"/>
-            </w:pPr>
-            <w:r>
-              <w:rPr>
-                <w:rFonts w:ascii="Arial" w:hAnsi="Arial" w:eastAsia="Arial"/>
-              </w:rPr>
-            </w:r>
-            <w:r>
-              <w:rPr>
-                <w:rFonts w:ascii="Arial" w:hAnsi="Arial" w:eastAsia="Arial"/>
-                <w:b w:val="0"/>
-                <w:sz w:val="15"/>
-              </w:rPr>
-              <w:t>EP-01</w:t>
+              <w:t>Only allowed profile fields are updated for me.</w:t>
             </w:r>
           </w:p>
         </w:tc>
       </w:tr>
       <w:tr>
-        <w:trPr>
-          <w:cantSplit/>
-        </w:trPr>
         <w:tc>
           <w:tcPr>
-            <w:tcW w:type="dxa" w:w="1440"/>
+            <w:tcW w:type="dxa" w:w="623"/>
             <w:vAlign w:val="center"/>
           </w:tcPr>
           <w:p>
             <w:pPr>
-              <w:spacing w:after="0"/>
+              <w:spacing w:after="20" w:before="20"/>
             </w:pPr>
             <w:r>
               <w:rPr>
-                <w:rFonts w:ascii="Arial" w:hAnsi="Arial" w:eastAsia="Arial"/>
-              </w:rPr>
-            </w:r>
-            <w:r>
-              <w:rPr>
-                <w:rFonts w:ascii="Arial" w:hAnsi="Arial" w:eastAsia="Arial"/>
-                <w:b/>
-                <w:sz w:val="15"/>
+                <w:sz w:val="13"/>
               </w:rPr>
               <w:t>US-03</w:t>
             </w:r>
@@ -2289,23 +782,16 @@
         </w:tc>
         <w:tc>
           <w:tcPr>
-            <w:tcW w:type="dxa" w:w="1440"/>
+            <w:tcW w:type="dxa" w:w="963"/>
             <w:vAlign w:val="center"/>
           </w:tcPr>
           <w:p>
             <w:pPr>
-              <w:spacing w:after="0"/>
+              <w:spacing w:after="20" w:before="20"/>
             </w:pPr>
             <w:r>
               <w:rPr>
-                <w:rFonts w:ascii="Arial" w:hAnsi="Arial" w:eastAsia="Arial"/>
-              </w:rPr>
-            </w:r>
-            <w:r>
-              <w:rPr>
-                <w:rFonts w:ascii="Arial" w:hAnsi="Arial" w:eastAsia="Arial"/>
-                <w:b w:val="0"/>
-                <w:sz w:val="15"/>
+                <w:sz w:val="13"/>
               </w:rPr>
               <w:t>Customer</w:t>
             </w:r>
@@ -2313,148 +799,69 @@
         </w:tc>
         <w:tc>
           <w:tcPr>
-            <w:tcW w:type="dxa" w:w="1440"/>
+            <w:tcW w:type="dxa" w:w="4195"/>
             <w:vAlign w:val="center"/>
           </w:tcPr>
           <w:p>
             <w:pPr>
-              <w:spacing w:after="0"/>
+              <w:spacing w:after="20" w:before="20"/>
             </w:pPr>
             <w:r>
               <w:rPr>
-                <w:rFonts w:ascii="Arial" w:hAnsi="Arial" w:eastAsia="Arial"/>
+                <w:sz w:val="13"/>
               </w:rPr>
-            </w:r>
-            <w:r>
-              <w:rPr>
-                <w:rFonts w:ascii="Arial" w:hAnsi="Arial" w:eastAsia="Arial"/>
-                <w:b w:val="0"/>
-                <w:sz w:val="15"/>
-              </w:rPr>
-              <w:t>browse service categories</w:t>
+              <w:t>Browse/filter active services so I can compare suitable options.</w:t>
             </w:r>
           </w:p>
         </w:tc>
         <w:tc>
           <w:tcPr>
-            <w:tcW w:type="dxa" w:w="1440"/>
+            <w:tcW w:type="dxa" w:w="623"/>
             <w:vAlign w:val="center"/>
           </w:tcPr>
           <w:p>
             <w:pPr>
-              <w:spacing w:after="0"/>
+              <w:spacing w:after="20" w:before="20"/>
             </w:pPr>
             <w:r>
               <w:rPr>
-                <w:rFonts w:ascii="Arial" w:hAnsi="Arial" w:eastAsia="Arial"/>
+                <w:sz w:val="13"/>
               </w:rPr>
-            </w:r>
-            <w:r>
-              <w:rPr>
-                <w:rFonts w:ascii="Arial" w:hAnsi="Arial" w:eastAsia="Arial"/>
-                <w:b w:val="0"/>
-                <w:sz w:val="15"/>
-              </w:rPr>
-              <w:t>quickly find the type of service I need</w:t>
+              <w:t>P1</w:t>
             </w:r>
           </w:p>
         </w:tc>
         <w:tc>
           <w:tcPr>
-            <w:tcW w:type="dxa" w:w="1440"/>
+            <w:tcW w:type="dxa" w:w="3402"/>
             <w:vAlign w:val="center"/>
           </w:tcPr>
           <w:p>
             <w:pPr>
-              <w:spacing w:after="0"/>
+              <w:spacing w:after="20" w:before="20"/>
             </w:pPr>
             <w:r>
               <w:rPr>
-                <w:rFonts w:ascii="Arial" w:hAnsi="Arial" w:eastAsia="Arial"/>
+                <w:sz w:val="13"/>
               </w:rPr>
-            </w:r>
-            <w:r>
-              <w:rPr>
-                <w:rFonts w:ascii="Arial" w:hAnsi="Arial" w:eastAsia="Arial"/>
-                <w:b w:val="0"/>
-                <w:sz w:val="15"/>
-              </w:rPr>
-              <w:t>Must Have</w:t>
-            </w:r>
-          </w:p>
-        </w:tc>
-        <w:tc>
-          <w:tcPr>
-            <w:tcW w:type="dxa" w:w="1440"/>
-            <w:vAlign w:val="center"/>
-          </w:tcPr>
-          <w:p>
-            <w:pPr>
-              <w:spacing w:after="0"/>
-            </w:pPr>
-            <w:r>
-              <w:rPr>
-                <w:rFonts w:ascii="Arial" w:hAnsi="Arial" w:eastAsia="Arial"/>
-              </w:rPr>
-            </w:r>
-            <w:r>
-              <w:rPr>
-                <w:rFonts w:ascii="Arial" w:hAnsi="Arial" w:eastAsia="Arial"/>
-                <w:b w:val="0"/>
-                <w:sz w:val="15"/>
-              </w:rPr>
-              <w:t>service_categories, services</w:t>
-            </w:r>
-          </w:p>
-        </w:tc>
-        <w:tc>
-          <w:tcPr>
-            <w:tcW w:type="dxa" w:w="1440"/>
-            <w:vAlign w:val="center"/>
-          </w:tcPr>
-          <w:p>
-            <w:pPr>
-              <w:spacing w:after="0"/>
-            </w:pPr>
-            <w:r>
-              <w:rPr>
-                <w:rFonts w:ascii="Arial" w:hAnsi="Arial" w:eastAsia="Arial"/>
-              </w:rPr>
-            </w:r>
-            <w:r>
-              <w:rPr>
-                <w:rFonts w:ascii="Arial" w:hAnsi="Arial" w:eastAsia="Arial"/>
-                <w:b w:val="0"/>
-                <w:sz w:val="15"/>
-              </w:rPr>
-              <w:t>EP-02</w:t>
+              <w:t>Search honours title/description/category/city/price and excludes paused/draft.</w:t>
             </w:r>
           </w:p>
         </w:tc>
       </w:tr>
       <w:tr>
-        <w:trPr>
-          <w:cantSplit/>
-        </w:trPr>
         <w:tc>
           <w:tcPr>
-            <w:tcW w:type="dxa" w:w="1440"/>
+            <w:tcW w:type="dxa" w:w="623"/>
             <w:vAlign w:val="center"/>
           </w:tcPr>
           <w:p>
             <w:pPr>
-              <w:spacing w:after="0"/>
+              <w:spacing w:after="20" w:before="20"/>
             </w:pPr>
             <w:r>
               <w:rPr>
-                <w:rFonts w:ascii="Arial" w:hAnsi="Arial" w:eastAsia="Arial"/>
-              </w:rPr>
-            </w:r>
-            <w:r>
-              <w:rPr>
-                <w:rFonts w:ascii="Arial" w:hAnsi="Arial" w:eastAsia="Arial"/>
-                <w:b/>
-                <w:sz w:val="15"/>
+                <w:sz w:val="13"/>
               </w:rPr>
               <w:t>US-04</w:t>
             </w:r>
@@ -2462,23 +869,16 @@
         </w:tc>
         <w:tc>
           <w:tcPr>
-            <w:tcW w:type="dxa" w:w="1440"/>
+            <w:tcW w:type="dxa" w:w="963"/>
             <w:vAlign w:val="center"/>
           </w:tcPr>
           <w:p>
             <w:pPr>
-              <w:spacing w:after="0"/>
+              <w:spacing w:after="20" w:before="20"/>
             </w:pPr>
             <w:r>
               <w:rPr>
-                <w:rFonts w:ascii="Arial" w:hAnsi="Arial" w:eastAsia="Arial"/>
-              </w:rPr>
-            </w:r>
-            <w:r>
-              <w:rPr>
-                <w:rFonts w:ascii="Arial" w:hAnsi="Arial" w:eastAsia="Arial"/>
-                <w:b w:val="0"/>
-                <w:sz w:val="15"/>
+                <w:sz w:val="13"/>
               </w:rPr>
               <w:t>Customer</w:t>
             </w:r>
@@ -2486,148 +886,69 @@
         </w:tc>
         <w:tc>
           <w:tcPr>
-            <w:tcW w:type="dxa" w:w="1440"/>
+            <w:tcW w:type="dxa" w:w="4195"/>
             <w:vAlign w:val="center"/>
           </w:tcPr>
           <w:p>
             <w:pPr>
-              <w:spacing w:after="0"/>
+              <w:spacing w:after="20" w:before="20"/>
             </w:pPr>
             <w:r>
               <w:rPr>
-                <w:rFonts w:ascii="Arial" w:hAnsi="Arial" w:eastAsia="Arial"/>
+                <w:sz w:val="13"/>
               </w:rPr>
-            </w:r>
-            <w:r>
-              <w:rPr>
-                <w:rFonts w:ascii="Arial" w:hAnsi="Arial" w:eastAsia="Arial"/>
-                <w:b w:val="0"/>
-                <w:sz w:val="15"/>
-              </w:rPr>
-              <w:t>search services by keyword or service title</w:t>
+              <w:t>Save a favourite so I can revisit a service.</w:t>
             </w:r>
           </w:p>
         </w:tc>
         <w:tc>
           <w:tcPr>
-            <w:tcW w:type="dxa" w:w="1440"/>
+            <w:tcW w:type="dxa" w:w="623"/>
             <w:vAlign w:val="center"/>
           </w:tcPr>
           <w:p>
             <w:pPr>
-              <w:spacing w:after="0"/>
+              <w:spacing w:after="20" w:before="20"/>
             </w:pPr>
             <w:r>
               <w:rPr>
-                <w:rFonts w:ascii="Arial" w:hAnsi="Arial" w:eastAsia="Arial"/>
+                <w:sz w:val="13"/>
               </w:rPr>
-            </w:r>
-            <w:r>
-              <w:rPr>
-                <w:rFonts w:ascii="Arial" w:hAnsi="Arial" w:eastAsia="Arial"/>
-                <w:b w:val="0"/>
-                <w:sz w:val="15"/>
-              </w:rPr>
-              <w:t>find relevant providers faster</w:t>
+              <w:t>P2</w:t>
             </w:r>
           </w:p>
         </w:tc>
         <w:tc>
           <w:tcPr>
-            <w:tcW w:type="dxa" w:w="1440"/>
+            <w:tcW w:type="dxa" w:w="3402"/>
             <w:vAlign w:val="center"/>
           </w:tcPr>
           <w:p>
             <w:pPr>
-              <w:spacing w:after="0"/>
+              <w:spacing w:after="20" w:before="20"/>
             </w:pPr>
             <w:r>
               <w:rPr>
-                <w:rFonts w:ascii="Arial" w:hAnsi="Arial" w:eastAsia="Arial"/>
+                <w:sz w:val="13"/>
               </w:rPr>
-            </w:r>
-            <w:r>
-              <w:rPr>
-                <w:rFonts w:ascii="Arial" w:hAnsi="Arial" w:eastAsia="Arial"/>
-                <w:b w:val="0"/>
-                <w:sz w:val="15"/>
-              </w:rPr>
-              <w:t>Must Have</w:t>
-            </w:r>
-          </w:p>
-        </w:tc>
-        <w:tc>
-          <w:tcPr>
-            <w:tcW w:type="dxa" w:w="1440"/>
-            <w:vAlign w:val="center"/>
-          </w:tcPr>
-          <w:p>
-            <w:pPr>
-              <w:spacing w:after="0"/>
-            </w:pPr>
-            <w:r>
-              <w:rPr>
-                <w:rFonts w:ascii="Arial" w:hAnsi="Arial" w:eastAsia="Arial"/>
-              </w:rPr>
-            </w:r>
-            <w:r>
-              <w:rPr>
-                <w:rFonts w:ascii="Arial" w:hAnsi="Arial" w:eastAsia="Arial"/>
-                <w:b w:val="0"/>
-                <w:sz w:val="15"/>
-              </w:rPr>
-              <w:t>services</w:t>
-            </w:r>
-          </w:p>
-        </w:tc>
-        <w:tc>
-          <w:tcPr>
-            <w:tcW w:type="dxa" w:w="1440"/>
-            <w:vAlign w:val="center"/>
-          </w:tcPr>
-          <w:p>
-            <w:pPr>
-              <w:spacing w:after="0"/>
-            </w:pPr>
-            <w:r>
-              <w:rPr>
-                <w:rFonts w:ascii="Arial" w:hAnsi="Arial" w:eastAsia="Arial"/>
-              </w:rPr>
-            </w:r>
-            <w:r>
-              <w:rPr>
-                <w:rFonts w:ascii="Arial" w:hAnsi="Arial" w:eastAsia="Arial"/>
-                <w:b w:val="0"/>
-                <w:sz w:val="15"/>
-              </w:rPr>
-              <w:t>EP-02</w:t>
+              <w:t>One favourite per user/service; list/remove are owner-specific.</w:t>
             </w:r>
           </w:p>
         </w:tc>
       </w:tr>
       <w:tr>
-        <w:trPr>
-          <w:cantSplit/>
-        </w:trPr>
         <w:tc>
           <w:tcPr>
-            <w:tcW w:type="dxa" w:w="1440"/>
+            <w:tcW w:type="dxa" w:w="623"/>
             <w:vAlign w:val="center"/>
           </w:tcPr>
           <w:p>
             <w:pPr>
-              <w:spacing w:after="0"/>
+              <w:spacing w:after="20" w:before="20"/>
             </w:pPr>
             <w:r>
               <w:rPr>
-                <w:rFonts w:ascii="Arial" w:hAnsi="Arial" w:eastAsia="Arial"/>
-              </w:rPr>
-            </w:r>
-            <w:r>
-              <w:rPr>
-                <w:rFonts w:ascii="Arial" w:hAnsi="Arial" w:eastAsia="Arial"/>
-                <w:b/>
-                <w:sz w:val="15"/>
+                <w:sz w:val="13"/>
               </w:rPr>
               <w:t>US-05</w:t>
             </w:r>
@@ -2635,23 +956,16 @@
         </w:tc>
         <w:tc>
           <w:tcPr>
-            <w:tcW w:type="dxa" w:w="1440"/>
+            <w:tcW w:type="dxa" w:w="963"/>
             <w:vAlign w:val="center"/>
           </w:tcPr>
           <w:p>
             <w:pPr>
-              <w:spacing w:after="0"/>
+              <w:spacing w:after="20" w:before="20"/>
             </w:pPr>
             <w:r>
               <w:rPr>
-                <w:rFonts w:ascii="Arial" w:hAnsi="Arial" w:eastAsia="Arial"/>
-              </w:rPr>
-            </w:r>
-            <w:r>
-              <w:rPr>
-                <w:rFonts w:ascii="Arial" w:hAnsi="Arial" w:eastAsia="Arial"/>
-                <w:b w:val="0"/>
-                <w:sz w:val="15"/>
+                <w:sz w:val="13"/>
               </w:rPr>
               <w:t>Customer</w:t>
             </w:r>
@@ -2659,148 +973,69 @@
         </w:tc>
         <w:tc>
           <w:tcPr>
-            <w:tcW w:type="dxa" w:w="1440"/>
+            <w:tcW w:type="dxa" w:w="4195"/>
             <w:vAlign w:val="center"/>
           </w:tcPr>
           <w:p>
             <w:pPr>
-              <w:spacing w:after="0"/>
+              <w:spacing w:after="20" w:before="20"/>
             </w:pPr>
             <w:r>
               <w:rPr>
-                <w:rFonts w:ascii="Arial" w:hAnsi="Arial" w:eastAsia="Arial"/>
+                <w:sz w:val="13"/>
               </w:rPr>
-            </w:r>
-            <w:r>
-              <w:rPr>
-                <w:rFonts w:ascii="Arial" w:hAnsi="Arial" w:eastAsia="Arial"/>
-                <w:b w:val="0"/>
-                <w:sz w:val="15"/>
-              </w:rPr>
-              <w:t>view service details, price, provider rating and images</w:t>
+              <w:t>Request a future booking so a provider can respond.</w:t>
             </w:r>
           </w:p>
         </w:tc>
         <w:tc>
           <w:tcPr>
-            <w:tcW w:type="dxa" w:w="1440"/>
+            <w:tcW w:type="dxa" w:w="623"/>
             <w:vAlign w:val="center"/>
           </w:tcPr>
           <w:p>
             <w:pPr>
-              <w:spacing w:after="0"/>
+              <w:spacing w:after="20" w:before="20"/>
             </w:pPr>
             <w:r>
               <w:rPr>
-                <w:rFonts w:ascii="Arial" w:hAnsi="Arial" w:eastAsia="Arial"/>
+                <w:sz w:val="13"/>
               </w:rPr>
-            </w:r>
-            <w:r>
-              <w:rPr>
-                <w:rFonts w:ascii="Arial" w:hAnsi="Arial" w:eastAsia="Arial"/>
-                <w:b w:val="0"/>
-                <w:sz w:val="15"/>
-              </w:rPr>
-              <w:t>decide whether the service is suitable</w:t>
+              <w:t>P1</w:t>
             </w:r>
           </w:p>
         </w:tc>
         <w:tc>
           <w:tcPr>
-            <w:tcW w:type="dxa" w:w="1440"/>
+            <w:tcW w:type="dxa" w:w="3402"/>
             <w:vAlign w:val="center"/>
           </w:tcPr>
           <w:p>
             <w:pPr>
-              <w:spacing w:after="0"/>
+              <w:spacing w:after="20" w:before="20"/>
             </w:pPr>
             <w:r>
               <w:rPr>
-                <w:rFonts w:ascii="Arial" w:hAnsi="Arial" w:eastAsia="Arial"/>
+                <w:sz w:val="13"/>
               </w:rPr>
-            </w:r>
-            <w:r>
-              <w:rPr>
-                <w:rFonts w:ascii="Arial" w:hAnsi="Arial" w:eastAsia="Arial"/>
-                <w:b w:val="0"/>
-                <w:sz w:val="15"/>
-              </w:rPr>
-              <w:t>Must Have</w:t>
-            </w:r>
-          </w:p>
-        </w:tc>
-        <w:tc>
-          <w:tcPr>
-            <w:tcW w:type="dxa" w:w="1440"/>
-            <w:vAlign w:val="center"/>
-          </w:tcPr>
-          <w:p>
-            <w:pPr>
-              <w:spacing w:after="0"/>
-            </w:pPr>
-            <w:r>
-              <w:rPr>
-                <w:rFonts w:ascii="Arial" w:hAnsi="Arial" w:eastAsia="Arial"/>
-              </w:rPr>
-            </w:r>
-            <w:r>
-              <w:rPr>
-                <w:rFonts w:ascii="Arial" w:hAnsi="Arial" w:eastAsia="Arial"/>
-                <w:b w:val="0"/>
-                <w:sz w:val="15"/>
-              </w:rPr>
-              <w:t>services, service_images, provider_profiles</w:t>
-            </w:r>
-          </w:p>
-        </w:tc>
-        <w:tc>
-          <w:tcPr>
-            <w:tcW w:type="dxa" w:w="1440"/>
-            <w:vAlign w:val="center"/>
-          </w:tcPr>
-          <w:p>
-            <w:pPr>
-              <w:spacing w:after="0"/>
-            </w:pPr>
-            <w:r>
-              <w:rPr>
-                <w:rFonts w:ascii="Arial" w:hAnsi="Arial" w:eastAsia="Arial"/>
-              </w:rPr>
-            </w:r>
-            <w:r>
-              <w:rPr>
-                <w:rFonts w:ascii="Arial" w:hAnsi="Arial" w:eastAsia="Arial"/>
-                <w:b w:val="0"/>
-                <w:sz w:val="15"/>
-              </w:rPr>
-              <w:t>EP-02</w:t>
+              <w:t>Active service; future time; pending request belongs to me.</w:t>
             </w:r>
           </w:p>
         </w:tc>
       </w:tr>
       <w:tr>
-        <w:trPr>
-          <w:cantSplit/>
-        </w:trPr>
         <w:tc>
           <w:tcPr>
-            <w:tcW w:type="dxa" w:w="1440"/>
+            <w:tcW w:type="dxa" w:w="623"/>
             <w:vAlign w:val="center"/>
           </w:tcPr>
           <w:p>
             <w:pPr>
-              <w:spacing w:after="0"/>
+              <w:spacing w:after="20" w:before="20"/>
             </w:pPr>
             <w:r>
               <w:rPr>
-                <w:rFonts w:ascii="Arial" w:hAnsi="Arial" w:eastAsia="Arial"/>
-              </w:rPr>
-            </w:r>
-            <w:r>
-              <w:rPr>
-                <w:rFonts w:ascii="Arial" w:hAnsi="Arial" w:eastAsia="Arial"/>
-                <w:b/>
-                <w:sz w:val="15"/>
+                <w:sz w:val="13"/>
               </w:rPr>
               <w:t>US-06</w:t>
             </w:r>
@@ -2808,23 +1043,16 @@
         </w:tc>
         <w:tc>
           <w:tcPr>
-            <w:tcW w:type="dxa" w:w="1440"/>
+            <w:tcW w:type="dxa" w:w="963"/>
             <w:vAlign w:val="center"/>
           </w:tcPr>
           <w:p>
             <w:pPr>
-              <w:spacing w:after="0"/>
+              <w:spacing w:after="20" w:before="20"/>
             </w:pPr>
             <w:r>
               <w:rPr>
-                <w:rFonts w:ascii="Arial" w:hAnsi="Arial" w:eastAsia="Arial"/>
-              </w:rPr>
-            </w:r>
-            <w:r>
-              <w:rPr>
-                <w:rFonts w:ascii="Arial" w:hAnsi="Arial" w:eastAsia="Arial"/>
-                <w:b w:val="0"/>
-                <w:sz w:val="15"/>
+                <w:sz w:val="13"/>
               </w:rPr>
               <w:t>Customer</w:t>
             </w:r>
@@ -2832,148 +1060,69 @@
         </w:tc>
         <w:tc>
           <w:tcPr>
-            <w:tcW w:type="dxa" w:w="1440"/>
+            <w:tcW w:type="dxa" w:w="4195"/>
             <w:vAlign w:val="center"/>
           </w:tcPr>
           <w:p>
             <w:pPr>
-              <w:spacing w:after="0"/>
+              <w:spacing w:after="20" w:before="20"/>
             </w:pPr>
             <w:r>
               <w:rPr>
-                <w:rFonts w:ascii="Arial" w:hAnsi="Arial" w:eastAsia="Arial"/>
+                <w:sz w:val="13"/>
               </w:rPr>
-            </w:r>
-            <w:r>
-              <w:rPr>
-                <w:rFonts w:ascii="Arial" w:hAnsi="Arial" w:eastAsia="Arial"/>
-                <w:b w:val="0"/>
-                <w:sz w:val="15"/>
-              </w:rPr>
-              <w:t>save a service as a favorite</w:t>
+              <w:t>Cancel my eligible booking so I can change plans.</w:t>
             </w:r>
           </w:p>
         </w:tc>
         <w:tc>
           <w:tcPr>
-            <w:tcW w:type="dxa" w:w="1440"/>
+            <w:tcW w:type="dxa" w:w="623"/>
             <w:vAlign w:val="center"/>
           </w:tcPr>
           <w:p>
             <w:pPr>
-              <w:spacing w:after="0"/>
+              <w:spacing w:after="20" w:before="20"/>
             </w:pPr>
             <w:r>
               <w:rPr>
-                <w:rFonts w:ascii="Arial" w:hAnsi="Arial" w:eastAsia="Arial"/>
+                <w:sz w:val="13"/>
               </w:rPr>
-            </w:r>
-            <w:r>
-              <w:rPr>
-                <w:rFonts w:ascii="Arial" w:hAnsi="Arial" w:eastAsia="Arial"/>
-                <w:b w:val="0"/>
-                <w:sz w:val="15"/>
-              </w:rPr>
-              <w:t>access preferred services later</w:t>
+              <w:t>P1</w:t>
             </w:r>
           </w:p>
         </w:tc>
         <w:tc>
           <w:tcPr>
-            <w:tcW w:type="dxa" w:w="1440"/>
+            <w:tcW w:type="dxa" w:w="3402"/>
             <w:vAlign w:val="center"/>
           </w:tcPr>
           <w:p>
             <w:pPr>
-              <w:spacing w:after="0"/>
+              <w:spacing w:after="20" w:before="20"/>
             </w:pPr>
             <w:r>
               <w:rPr>
-                <w:rFonts w:ascii="Arial" w:hAnsi="Arial" w:eastAsia="Arial"/>
+                <w:sz w:val="13"/>
               </w:rPr>
-            </w:r>
-            <w:r>
-              <w:rPr>
-                <w:rFonts w:ascii="Arial" w:hAnsi="Arial" w:eastAsia="Arial"/>
-                <w:b w:val="0"/>
-                <w:sz w:val="15"/>
-              </w:rPr>
-              <w:t>Should Have</w:t>
-            </w:r>
-          </w:p>
-        </w:tc>
-        <w:tc>
-          <w:tcPr>
-            <w:tcW w:type="dxa" w:w="1440"/>
-            <w:vAlign w:val="center"/>
-          </w:tcPr>
-          <w:p>
-            <w:pPr>
-              <w:spacing w:after="0"/>
-            </w:pPr>
-            <w:r>
-              <w:rPr>
-                <w:rFonts w:ascii="Arial" w:hAnsi="Arial" w:eastAsia="Arial"/>
-              </w:rPr>
-            </w:r>
-            <w:r>
-              <w:rPr>
-                <w:rFonts w:ascii="Arial" w:hAnsi="Arial" w:eastAsia="Arial"/>
-                <w:b w:val="0"/>
-                <w:sz w:val="15"/>
-              </w:rPr>
-              <w:t>favorites</w:t>
-            </w:r>
-          </w:p>
-        </w:tc>
-        <w:tc>
-          <w:tcPr>
-            <w:tcW w:type="dxa" w:w="1440"/>
-            <w:vAlign w:val="center"/>
-          </w:tcPr>
-          <w:p>
-            <w:pPr>
-              <w:spacing w:after="0"/>
-            </w:pPr>
-            <w:r>
-              <w:rPr>
-                <w:rFonts w:ascii="Arial" w:hAnsi="Arial" w:eastAsia="Arial"/>
-              </w:rPr>
-            </w:r>
-            <w:r>
-              <w:rPr>
-                <w:rFonts w:ascii="Arial" w:hAnsi="Arial" w:eastAsia="Arial"/>
-                <w:b w:val="0"/>
-                <w:sz w:val="15"/>
-              </w:rPr>
-              <w:t>EP-02</w:t>
+              <w:t>Only own pending/accepted booking can be cancelled.</w:t>
             </w:r>
           </w:p>
         </w:tc>
       </w:tr>
       <w:tr>
-        <w:trPr>
-          <w:cantSplit/>
-        </w:trPr>
         <w:tc>
           <w:tcPr>
-            <w:tcW w:type="dxa" w:w="1440"/>
+            <w:tcW w:type="dxa" w:w="623"/>
             <w:vAlign w:val="center"/>
           </w:tcPr>
           <w:p>
             <w:pPr>
-              <w:spacing w:after="0"/>
+              <w:spacing w:after="20" w:before="20"/>
             </w:pPr>
             <w:r>
               <w:rPr>
-                <w:rFonts w:ascii="Arial" w:hAnsi="Arial" w:eastAsia="Arial"/>
-              </w:rPr>
-            </w:r>
-            <w:r>
-              <w:rPr>
-                <w:rFonts w:ascii="Arial" w:hAnsi="Arial" w:eastAsia="Arial"/>
-                <w:b/>
-                <w:sz w:val="15"/>
+                <w:sz w:val="13"/>
               </w:rPr>
               <w:t>US-07</w:t>
             </w:r>
@@ -2981,23 +1130,16 @@
         </w:tc>
         <w:tc>
           <w:tcPr>
-            <w:tcW w:type="dxa" w:w="1440"/>
+            <w:tcW w:type="dxa" w:w="963"/>
             <w:vAlign w:val="center"/>
           </w:tcPr>
           <w:p>
             <w:pPr>
-              <w:spacing w:after="0"/>
+              <w:spacing w:after="20" w:before="20"/>
             </w:pPr>
             <w:r>
               <w:rPr>
-                <w:rFonts w:ascii="Arial" w:hAnsi="Arial" w:eastAsia="Arial"/>
-              </w:rPr>
-            </w:r>
-            <w:r>
-              <w:rPr>
-                <w:rFonts w:ascii="Arial" w:hAnsi="Arial" w:eastAsia="Arial"/>
-                <w:b w:val="0"/>
-                <w:sz w:val="15"/>
+                <w:sz w:val="13"/>
               </w:rPr>
               <w:t>Customer</w:t>
             </w:r>
@@ -3005,148 +1147,69 @@
         </w:tc>
         <w:tc>
           <w:tcPr>
-            <w:tcW w:type="dxa" w:w="1440"/>
+            <w:tcW w:type="dxa" w:w="4195"/>
             <w:vAlign w:val="center"/>
           </w:tcPr>
           <w:p>
             <w:pPr>
-              <w:spacing w:after="0"/>
+              <w:spacing w:after="20" w:before="20"/>
             </w:pPr>
             <w:r>
               <w:rPr>
-                <w:rFonts w:ascii="Arial" w:hAnsi="Arial" w:eastAsia="Arial"/>
+                <w:sz w:val="13"/>
               </w:rPr>
-            </w:r>
-            <w:r>
-              <w:rPr>
-                <w:rFonts w:ascii="Arial" w:hAnsi="Arial" w:eastAsia="Arial"/>
-                <w:b w:val="0"/>
-                <w:sz w:val="15"/>
-              </w:rPr>
-              <w:t>book a service by selecting date, time, address and notes</w:t>
+              <w:t>Pay after completion so the recorded booking is settled.</w:t>
             </w:r>
           </w:p>
         </w:tc>
         <w:tc>
           <w:tcPr>
-            <w:tcW w:type="dxa" w:w="1440"/>
+            <w:tcW w:type="dxa" w:w="623"/>
             <w:vAlign w:val="center"/>
           </w:tcPr>
           <w:p>
             <w:pPr>
-              <w:spacing w:after="0"/>
+              <w:spacing w:after="20" w:before="20"/>
             </w:pPr>
             <w:r>
               <w:rPr>
-                <w:rFonts w:ascii="Arial" w:hAnsi="Arial" w:eastAsia="Arial"/>
+                <w:sz w:val="13"/>
               </w:rPr>
-            </w:r>
-            <w:r>
-              <w:rPr>
-                <w:rFonts w:ascii="Arial" w:hAnsi="Arial" w:eastAsia="Arial"/>
-                <w:b w:val="0"/>
-                <w:sz w:val="15"/>
-              </w:rPr>
-              <w:t>request help from a provider</w:t>
+              <w:t>P1</w:t>
             </w:r>
           </w:p>
         </w:tc>
         <w:tc>
           <w:tcPr>
-            <w:tcW w:type="dxa" w:w="1440"/>
+            <w:tcW w:type="dxa" w:w="3402"/>
             <w:vAlign w:val="center"/>
           </w:tcPr>
           <w:p>
             <w:pPr>
-              <w:spacing w:after="0"/>
+              <w:spacing w:after="20" w:before="20"/>
             </w:pPr>
             <w:r>
               <w:rPr>
-                <w:rFonts w:ascii="Arial" w:hAnsi="Arial" w:eastAsia="Arial"/>
+                <w:sz w:val="13"/>
               </w:rPr>
-            </w:r>
-            <w:r>
-              <w:rPr>
-                <w:rFonts w:ascii="Arial" w:hAnsi="Arial" w:eastAsia="Arial"/>
-                <w:b w:val="0"/>
-                <w:sz w:val="15"/>
-              </w:rPr>
-              <w:t>Must Have</w:t>
-            </w:r>
-          </w:p>
-        </w:tc>
-        <w:tc>
-          <w:tcPr>
-            <w:tcW w:type="dxa" w:w="1440"/>
-            <w:vAlign w:val="center"/>
-          </w:tcPr>
-          <w:p>
-            <w:pPr>
-              <w:spacing w:after="0"/>
-            </w:pPr>
-            <w:r>
-              <w:rPr>
-                <w:rFonts w:ascii="Arial" w:hAnsi="Arial" w:eastAsia="Arial"/>
-              </w:rPr>
-            </w:r>
-            <w:r>
-              <w:rPr>
-                <w:rFonts w:ascii="Arial" w:hAnsi="Arial" w:eastAsia="Arial"/>
-                <w:b w:val="0"/>
-                <w:sz w:val="15"/>
-              </w:rPr>
-              <w:t>bookings</w:t>
-            </w:r>
-          </w:p>
-        </w:tc>
-        <w:tc>
-          <w:tcPr>
-            <w:tcW w:type="dxa" w:w="1440"/>
-            <w:vAlign w:val="center"/>
-          </w:tcPr>
-          <w:p>
-            <w:pPr>
-              <w:spacing w:after="0"/>
-            </w:pPr>
-            <w:r>
-              <w:rPr>
-                <w:rFonts w:ascii="Arial" w:hAnsi="Arial" w:eastAsia="Arial"/>
-              </w:rPr>
-            </w:r>
-            <w:r>
-              <w:rPr>
-                <w:rFonts w:ascii="Arial" w:hAnsi="Arial" w:eastAsia="Arial"/>
-                <w:b w:val="0"/>
-                <w:sz w:val="15"/>
-              </w:rPr>
-              <w:t>EP-04</w:t>
+              <w:t>Completed own booking; positive amount; one simulated payment.</w:t>
             </w:r>
           </w:p>
         </w:tc>
       </w:tr>
       <w:tr>
-        <w:trPr>
-          <w:cantSplit/>
-        </w:trPr>
         <w:tc>
           <w:tcPr>
-            <w:tcW w:type="dxa" w:w="1440"/>
+            <w:tcW w:type="dxa" w:w="623"/>
             <w:vAlign w:val="center"/>
           </w:tcPr>
           <w:p>
             <w:pPr>
-              <w:spacing w:after="0"/>
+              <w:spacing w:after="20" w:before="20"/>
             </w:pPr>
             <w:r>
               <w:rPr>
-                <w:rFonts w:ascii="Arial" w:hAnsi="Arial" w:eastAsia="Arial"/>
-              </w:rPr>
-            </w:r>
-            <w:r>
-              <w:rPr>
-                <w:rFonts w:ascii="Arial" w:hAnsi="Arial" w:eastAsia="Arial"/>
-                <w:b/>
-                <w:sz w:val="15"/>
+                <w:sz w:val="13"/>
               </w:rPr>
               <w:t>US-08</w:t>
             </w:r>
@@ -3154,23 +1217,16 @@
         </w:tc>
         <w:tc>
           <w:tcPr>
-            <w:tcW w:type="dxa" w:w="1440"/>
+            <w:tcW w:type="dxa" w:w="963"/>
             <w:vAlign w:val="center"/>
           </w:tcPr>
           <w:p>
             <w:pPr>
-              <w:spacing w:after="0"/>
+              <w:spacing w:after="20" w:before="20"/>
             </w:pPr>
             <w:r>
               <w:rPr>
-                <w:rFonts w:ascii="Arial" w:hAnsi="Arial" w:eastAsia="Arial"/>
-              </w:rPr>
-            </w:r>
-            <w:r>
-              <w:rPr>
-                <w:rFonts w:ascii="Arial" w:hAnsi="Arial" w:eastAsia="Arial"/>
-                <w:b w:val="0"/>
-                <w:sz w:val="15"/>
+                <w:sz w:val="13"/>
               </w:rPr>
               <w:t>Customer</w:t>
             </w:r>
@@ -3178,148 +1234,69 @@
         </w:tc>
         <w:tc>
           <w:tcPr>
-            <w:tcW w:type="dxa" w:w="1440"/>
+            <w:tcW w:type="dxa" w:w="4195"/>
             <w:vAlign w:val="center"/>
           </w:tcPr>
           <w:p>
             <w:pPr>
-              <w:spacing w:after="0"/>
+              <w:spacing w:after="20" w:before="20"/>
             </w:pPr>
             <w:r>
               <w:rPr>
-                <w:rFonts w:ascii="Arial" w:hAnsi="Arial" w:eastAsia="Arial"/>
+                <w:sz w:val="13"/>
               </w:rPr>
-            </w:r>
-            <w:r>
-              <w:rPr>
-                <w:rFonts w:ascii="Arial" w:hAnsi="Arial" w:eastAsia="Arial"/>
-                <w:b w:val="0"/>
-                <w:sz w:val="15"/>
-              </w:rPr>
-              <w:t>cancel a booking before it is completed</w:t>
+              <w:t>Review completed work so I can share feedback.</w:t>
             </w:r>
           </w:p>
         </w:tc>
         <w:tc>
           <w:tcPr>
-            <w:tcW w:type="dxa" w:w="1440"/>
+            <w:tcW w:type="dxa" w:w="623"/>
             <w:vAlign w:val="center"/>
           </w:tcPr>
           <w:p>
             <w:pPr>
-              <w:spacing w:after="0"/>
+              <w:spacing w:after="20" w:before="20"/>
             </w:pPr>
             <w:r>
               <w:rPr>
-                <w:rFonts w:ascii="Arial" w:hAnsi="Arial" w:eastAsia="Arial"/>
+                <w:sz w:val="13"/>
               </w:rPr>
-            </w:r>
-            <w:r>
-              <w:rPr>
-                <w:rFonts w:ascii="Arial" w:hAnsi="Arial" w:eastAsia="Arial"/>
-                <w:b w:val="0"/>
-                <w:sz w:val="15"/>
-              </w:rPr>
-              <w:t>avoid unwanted or incorrect bookings</w:t>
+              <w:t>P1</w:t>
             </w:r>
           </w:p>
         </w:tc>
         <w:tc>
           <w:tcPr>
-            <w:tcW w:type="dxa" w:w="1440"/>
+            <w:tcW w:type="dxa" w:w="3402"/>
             <w:vAlign w:val="center"/>
           </w:tcPr>
           <w:p>
             <w:pPr>
-              <w:spacing w:after="0"/>
+              <w:spacing w:after="20" w:before="20"/>
             </w:pPr>
             <w:r>
               <w:rPr>
-                <w:rFonts w:ascii="Arial" w:hAnsi="Arial" w:eastAsia="Arial"/>
+                <w:sz w:val="13"/>
               </w:rPr>
-            </w:r>
-            <w:r>
-              <w:rPr>
-                <w:rFonts w:ascii="Arial" w:hAnsi="Arial" w:eastAsia="Arial"/>
-                <w:b w:val="0"/>
-                <w:sz w:val="15"/>
-              </w:rPr>
-              <w:t>Should Have</w:t>
-            </w:r>
-          </w:p>
-        </w:tc>
-        <w:tc>
-          <w:tcPr>
-            <w:tcW w:type="dxa" w:w="1440"/>
-            <w:vAlign w:val="center"/>
-          </w:tcPr>
-          <w:p>
-            <w:pPr>
-              <w:spacing w:after="0"/>
-            </w:pPr>
-            <w:r>
-              <w:rPr>
-                <w:rFonts w:ascii="Arial" w:hAnsi="Arial" w:eastAsia="Arial"/>
-              </w:rPr>
-            </w:r>
-            <w:r>
-              <w:rPr>
-                <w:rFonts w:ascii="Arial" w:hAnsi="Arial" w:eastAsia="Arial"/>
-                <w:b w:val="0"/>
-                <w:sz w:val="15"/>
-              </w:rPr>
-              <w:t>bookings</w:t>
-            </w:r>
-          </w:p>
-        </w:tc>
-        <w:tc>
-          <w:tcPr>
-            <w:tcW w:type="dxa" w:w="1440"/>
-            <w:vAlign w:val="center"/>
-          </w:tcPr>
-          <w:p>
-            <w:pPr>
-              <w:spacing w:after="0"/>
-            </w:pPr>
-            <w:r>
-              <w:rPr>
-                <w:rFonts w:ascii="Arial" w:hAnsi="Arial" w:eastAsia="Arial"/>
-              </w:rPr>
-            </w:r>
-            <w:r>
-              <w:rPr>
-                <w:rFonts w:ascii="Arial" w:hAnsi="Arial" w:eastAsia="Arial"/>
-                <w:b w:val="0"/>
-                <w:sz w:val="15"/>
-              </w:rPr>
-              <w:t>EP-04</w:t>
+              <w:t>Completed own booking; 1–5 rating; one review.</w:t>
             </w:r>
           </w:p>
         </w:tc>
       </w:tr>
       <w:tr>
-        <w:trPr>
-          <w:cantSplit/>
-        </w:trPr>
         <w:tc>
           <w:tcPr>
-            <w:tcW w:type="dxa" w:w="1440"/>
+            <w:tcW w:type="dxa" w:w="623"/>
             <w:vAlign w:val="center"/>
           </w:tcPr>
           <w:p>
             <w:pPr>
-              <w:spacing w:after="0"/>
+              <w:spacing w:after="20" w:before="20"/>
             </w:pPr>
             <w:r>
               <w:rPr>
-                <w:rFonts w:ascii="Arial" w:hAnsi="Arial" w:eastAsia="Arial"/>
-              </w:rPr>
-            </w:r>
-            <w:r>
-              <w:rPr>
-                <w:rFonts w:ascii="Arial" w:hAnsi="Arial" w:eastAsia="Arial"/>
-                <w:b/>
-                <w:sz w:val="15"/>
+                <w:sz w:val="13"/>
               </w:rPr>
               <w:t>US-09</w:t>
             </w:r>
@@ -3327,23 +1304,16 @@
         </w:tc>
         <w:tc>
           <w:tcPr>
-            <w:tcW w:type="dxa" w:w="1440"/>
+            <w:tcW w:type="dxa" w:w="963"/>
             <w:vAlign w:val="center"/>
           </w:tcPr>
           <w:p>
             <w:pPr>
-              <w:spacing w:after="0"/>
+              <w:spacing w:after="20" w:before="20"/>
             </w:pPr>
             <w:r>
               <w:rPr>
-                <w:rFonts w:ascii="Arial" w:hAnsi="Arial" w:eastAsia="Arial"/>
-              </w:rPr>
-            </w:r>
-            <w:r>
-              <w:rPr>
-                <w:rFonts w:ascii="Arial" w:hAnsi="Arial" w:eastAsia="Arial"/>
-                <w:b w:val="0"/>
-                <w:sz w:val="15"/>
+                <w:sz w:val="13"/>
               </w:rPr>
               <w:t>Customer</w:t>
             </w:r>
@@ -3351,148 +1321,69 @@
         </w:tc>
         <w:tc>
           <w:tcPr>
-            <w:tcW w:type="dxa" w:w="1440"/>
+            <w:tcW w:type="dxa" w:w="4195"/>
             <w:vAlign w:val="center"/>
           </w:tcPr>
           <w:p>
             <w:pPr>
-              <w:spacing w:after="0"/>
+              <w:spacing w:after="20" w:before="20"/>
             </w:pPr>
             <w:r>
               <w:rPr>
-                <w:rFonts w:ascii="Arial" w:hAnsi="Arial" w:eastAsia="Arial"/>
+                <w:sz w:val="13"/>
               </w:rPr>
-            </w:r>
-            <w:r>
-              <w:rPr>
-                <w:rFonts w:ascii="Arial" w:hAnsi="Arial" w:eastAsia="Arial"/>
-                <w:b w:val="0"/>
-                <w:sz w:val="15"/>
-              </w:rPr>
-              <w:t>make or record a payment for a booking</w:t>
+              <w:t>Message the provider on a booking so we can coordinate.</w:t>
             </w:r>
           </w:p>
         </w:tc>
         <w:tc>
           <w:tcPr>
-            <w:tcW w:type="dxa" w:w="1440"/>
+            <w:tcW w:type="dxa" w:w="623"/>
             <w:vAlign w:val="center"/>
           </w:tcPr>
           <w:p>
             <w:pPr>
-              <w:spacing w:after="0"/>
+              <w:spacing w:after="20" w:before="20"/>
             </w:pPr>
             <w:r>
               <w:rPr>
-                <w:rFonts w:ascii="Arial" w:hAnsi="Arial" w:eastAsia="Arial"/>
+                <w:sz w:val="13"/>
               </w:rPr>
-            </w:r>
-            <w:r>
-              <w:rPr>
-                <w:rFonts w:ascii="Arial" w:hAnsi="Arial" w:eastAsia="Arial"/>
-                <w:b w:val="0"/>
-                <w:sz w:val="15"/>
-              </w:rPr>
-              <w:t>confirm the transaction status</w:t>
+              <w:t>P1</w:t>
             </w:r>
           </w:p>
         </w:tc>
         <w:tc>
           <w:tcPr>
-            <w:tcW w:type="dxa" w:w="1440"/>
+            <w:tcW w:type="dxa" w:w="3402"/>
             <w:vAlign w:val="center"/>
           </w:tcPr>
           <w:p>
             <w:pPr>
-              <w:spacing w:after="0"/>
+              <w:spacing w:after="20" w:before="20"/>
             </w:pPr>
             <w:r>
               <w:rPr>
-                <w:rFonts w:ascii="Arial" w:hAnsi="Arial" w:eastAsia="Arial"/>
+                <w:sz w:val="13"/>
               </w:rPr>
-            </w:r>
-            <w:r>
-              <w:rPr>
-                <w:rFonts w:ascii="Arial" w:hAnsi="Arial" w:eastAsia="Arial"/>
-                <w:b w:val="0"/>
-                <w:sz w:val="15"/>
-              </w:rPr>
-              <w:t>Must Have</w:t>
-            </w:r>
-          </w:p>
-        </w:tc>
-        <w:tc>
-          <w:tcPr>
-            <w:tcW w:type="dxa" w:w="1440"/>
-            <w:vAlign w:val="center"/>
-          </w:tcPr>
-          <w:p>
-            <w:pPr>
-              <w:spacing w:after="0"/>
-            </w:pPr>
-            <w:r>
-              <w:rPr>
-                <w:rFonts w:ascii="Arial" w:hAnsi="Arial" w:eastAsia="Arial"/>
-              </w:rPr>
-            </w:r>
-            <w:r>
-              <w:rPr>
-                <w:rFonts w:ascii="Arial" w:hAnsi="Arial" w:eastAsia="Arial"/>
-                <w:b w:val="0"/>
-                <w:sz w:val="15"/>
-              </w:rPr>
-              <w:t>payments</w:t>
-            </w:r>
-          </w:p>
-        </w:tc>
-        <w:tc>
-          <w:tcPr>
-            <w:tcW w:type="dxa" w:w="1440"/>
-            <w:vAlign w:val="center"/>
-          </w:tcPr>
-          <w:p>
-            <w:pPr>
-              <w:spacing w:after="0"/>
-            </w:pPr>
-            <w:r>
-              <w:rPr>
-                <w:rFonts w:ascii="Arial" w:hAnsi="Arial" w:eastAsia="Arial"/>
-              </w:rPr>
-            </w:r>
-            <w:r>
-              <w:rPr>
-                <w:rFonts w:ascii="Arial" w:hAnsi="Arial" w:eastAsia="Arial"/>
-                <w:b w:val="0"/>
-                <w:sz w:val="15"/>
-              </w:rPr>
-              <w:t>EP-04</w:t>
+              <w:t>Only booking participants send/read; recipient gets notification.</w:t>
             </w:r>
           </w:p>
         </w:tc>
       </w:tr>
       <w:tr>
-        <w:trPr>
-          <w:cantSplit/>
-        </w:trPr>
         <w:tc>
           <w:tcPr>
-            <w:tcW w:type="dxa" w:w="1440"/>
+            <w:tcW w:type="dxa" w:w="623"/>
             <w:vAlign w:val="center"/>
           </w:tcPr>
           <w:p>
             <w:pPr>
-              <w:spacing w:after="0"/>
+              <w:spacing w:after="20" w:before="20"/>
             </w:pPr>
             <w:r>
               <w:rPr>
-                <w:rFonts w:ascii="Arial" w:hAnsi="Arial" w:eastAsia="Arial"/>
-              </w:rPr>
-            </w:r>
-            <w:r>
-              <w:rPr>
-                <w:rFonts w:ascii="Arial" w:hAnsi="Arial" w:eastAsia="Arial"/>
-                <w:b/>
-                <w:sz w:val="15"/>
+                <w:sz w:val="13"/>
               </w:rPr>
               <w:t>US-10</w:t>
             </w:r>
@@ -3500,23 +1391,16 @@
         </w:tc>
         <w:tc>
           <w:tcPr>
-            <w:tcW w:type="dxa" w:w="1440"/>
+            <w:tcW w:type="dxa" w:w="963"/>
             <w:vAlign w:val="center"/>
           </w:tcPr>
           <w:p>
             <w:pPr>
-              <w:spacing w:after="0"/>
+              <w:spacing w:after="20" w:before="20"/>
             </w:pPr>
             <w:r>
               <w:rPr>
-                <w:rFonts w:ascii="Arial" w:hAnsi="Arial" w:eastAsia="Arial"/>
-              </w:rPr>
-            </w:r>
-            <w:r>
-              <w:rPr>
-                <w:rFonts w:ascii="Arial" w:hAnsi="Arial" w:eastAsia="Arial"/>
-                <w:b w:val="0"/>
-                <w:sz w:val="15"/>
+                <w:sz w:val="13"/>
               </w:rPr>
               <w:t>Customer</w:t>
             </w:r>
@@ -3524,148 +1408,193 @@
         </w:tc>
         <w:tc>
           <w:tcPr>
-            <w:tcW w:type="dxa" w:w="1440"/>
+            <w:tcW w:type="dxa" w:w="4195"/>
             <w:vAlign w:val="center"/>
           </w:tcPr>
           <w:p>
             <w:pPr>
-              <w:spacing w:after="0"/>
+              <w:spacing w:after="20" w:before="20"/>
             </w:pPr>
             <w:r>
               <w:rPr>
-                <w:rFonts w:ascii="Arial" w:hAnsi="Arial" w:eastAsia="Arial"/>
+                <w:sz w:val="13"/>
               </w:rPr>
-            </w:r>
-            <w:r>
-              <w:rPr>
-                <w:rFonts w:ascii="Arial" w:hAnsi="Arial" w:eastAsia="Arial"/>
-                <w:b w:val="0"/>
-                <w:sz w:val="15"/>
-              </w:rPr>
-              <w:t>submit a rating and review after service completion</w:t>
+              <w:t>Use the assistant so I can find an appropriate category/service.</w:t>
             </w:r>
           </w:p>
         </w:tc>
         <w:tc>
           <w:tcPr>
-            <w:tcW w:type="dxa" w:w="1440"/>
+            <w:tcW w:type="dxa" w:w="623"/>
             <w:vAlign w:val="center"/>
           </w:tcPr>
           <w:p>
             <w:pPr>
-              <w:spacing w:after="0"/>
+              <w:spacing w:after="20" w:before="20"/>
             </w:pPr>
             <w:r>
               <w:rPr>
-                <w:rFonts w:ascii="Arial" w:hAnsi="Arial" w:eastAsia="Arial"/>
+                <w:sz w:val="13"/>
               </w:rPr>
-            </w:r>
-            <w:r>
-              <w:rPr>
-                <w:rFonts w:ascii="Arial" w:hAnsi="Arial" w:eastAsia="Arial"/>
-                <w:b w:val="0"/>
-                <w:sz w:val="15"/>
-              </w:rPr>
-              <w:t>share feedback with other customers</w:t>
+              <w:t>P2</w:t>
             </w:r>
           </w:p>
         </w:tc>
         <w:tc>
           <w:tcPr>
-            <w:tcW w:type="dxa" w:w="1440"/>
+            <w:tcW w:type="dxa" w:w="3402"/>
             <w:vAlign w:val="center"/>
           </w:tcPr>
           <w:p>
             <w:pPr>
-              <w:spacing w:after="0"/>
+              <w:spacing w:after="20" w:before="20"/>
             </w:pPr>
             <w:r>
               <w:rPr>
-                <w:rFonts w:ascii="Arial" w:hAnsi="Arial" w:eastAsia="Arial"/>
+                <w:sz w:val="13"/>
               </w:rPr>
+              <w:t>Reply/history are user-owned; recommendations are database-backed.</w:t>
             </w:r>
+          </w:p>
+        </w:tc>
+      </w:tr>
+    </w:tbl>
+    <w:p>
+      <w:pPr>
+        <w:spacing w:after="40"/>
+      </w:pPr>
+    </w:p>
+    <w:p>
+      <w:r>
+        <w:br w:type="page"/>
+      </w:r>
+    </w:p>
+    <w:p>
+      <w:pPr>
+        <w:pStyle w:val="Heading1"/>
+        <w:keepNext/>
+      </w:pPr>
+      <w:r>
+        <w:t>3. Provider, administrator and AI stories</w:t>
+      </w:r>
+    </w:p>
+    <w:tbl>
+      <w:tblPr>
+        <w:tblStyle w:val="LightShading-Accent1"/>
+        <w:tblW w:type="auto" w:w="0"/>
+        <w:jc w:val="center"/>
+        <w:tblLook w:firstColumn="1" w:firstRow="1" w:lastColumn="0" w:lastRow="0" w:noHBand="0" w:noVBand="1" w:val="04A0"/>
+      </w:tblPr>
+      <w:tblGrid>
+        <w:gridCol w:w="2074"/>
+        <w:gridCol w:w="2074"/>
+        <w:gridCol w:w="2074"/>
+        <w:gridCol w:w="2074"/>
+        <w:gridCol w:w="2074"/>
+      </w:tblGrid>
+      <w:tr>
+        <w:trPr>
+          <w:tblHeader w:val="true"/>
+        </w:trPr>
+        <w:tc>
+          <w:tcPr>
+            <w:tcW w:type="dxa" w:w="623"/>
+            <w:shd w:fill="173B5B"/>
+            <w:vAlign w:val="center"/>
+          </w:tcPr>
+          <w:p>
             <w:r>
               <w:rPr>
-                <w:rFonts w:ascii="Arial" w:hAnsi="Arial" w:eastAsia="Arial"/>
-                <w:b w:val="0"/>
-                <w:sz w:val="15"/>
+                <w:b/>
+                <w:color w:val="FFFFFF"/>
+                <w:sz w:val="13"/>
               </w:rPr>
-              <w:t>Must Have</w:t>
+              <w:t>ID</w:t>
             </w:r>
           </w:p>
         </w:tc>
         <w:tc>
           <w:tcPr>
-            <w:tcW w:type="dxa" w:w="1440"/>
+            <w:tcW w:type="dxa" w:w="963"/>
+            <w:shd w:fill="173B5B"/>
             <w:vAlign w:val="center"/>
           </w:tcPr>
           <w:p>
-            <w:pPr>
-              <w:spacing w:after="0"/>
-            </w:pPr>
             <w:r>
               <w:rPr>
-                <w:rFonts w:ascii="Arial" w:hAnsi="Arial" w:eastAsia="Arial"/>
+                <w:b/>
+                <w:color w:val="FFFFFF"/>
+                <w:sz w:val="13"/>
               </w:rPr>
-            </w:r>
-            <w:r>
-              <w:rPr>
-                <w:rFonts w:ascii="Arial" w:hAnsi="Arial" w:eastAsia="Arial"/>
-                <w:b w:val="0"/>
-                <w:sz w:val="15"/>
-              </w:rPr>
-              <w:t>reviews</w:t>
+              <w:t>Actor</w:t>
             </w:r>
           </w:p>
         </w:tc>
         <w:tc>
           <w:tcPr>
-            <w:tcW w:type="dxa" w:w="1440"/>
+            <w:tcW w:type="dxa" w:w="4195"/>
+            <w:shd w:fill="173B5B"/>
             <w:vAlign w:val="center"/>
           </w:tcPr>
           <w:p>
-            <w:pPr>
-              <w:spacing w:after="0"/>
-            </w:pPr>
             <w:r>
               <w:rPr>
-                <w:rFonts w:ascii="Arial" w:hAnsi="Arial" w:eastAsia="Arial"/>
+                <w:b/>
+                <w:color w:val="FFFFFF"/>
+                <w:sz w:val="13"/>
               </w:rPr>
+              <w:t>Story</w:t>
             </w:r>
+          </w:p>
+        </w:tc>
+        <w:tc>
+          <w:tcPr>
+            <w:tcW w:type="dxa" w:w="623"/>
+            <w:shd w:fill="173B5B"/>
+            <w:vAlign w:val="center"/>
+          </w:tcPr>
+          <w:p>
             <w:r>
               <w:rPr>
-                <w:rFonts w:ascii="Arial" w:hAnsi="Arial" w:eastAsia="Arial"/>
-                <w:b w:val="0"/>
-                <w:sz w:val="15"/>
+                <w:b/>
+                <w:color w:val="FFFFFF"/>
+                <w:sz w:val="13"/>
               </w:rPr>
-              <w:t>EP-04</w:t>
+              <w:t>Priority</w:t>
+            </w:r>
+          </w:p>
+        </w:tc>
+        <w:tc>
+          <w:tcPr>
+            <w:tcW w:type="dxa" w:w="3402"/>
+            <w:shd w:fill="173B5B"/>
+            <w:vAlign w:val="center"/>
+          </w:tcPr>
+          <w:p>
+            <w:r>
+              <w:rPr>
+                <w:b/>
+                <w:color w:val="FFFFFF"/>
+                <w:sz w:val="13"/>
+              </w:rPr>
+              <w:t>Acceptance criterion</w:t>
             </w:r>
           </w:p>
         </w:tc>
       </w:tr>
       <w:tr>
-        <w:trPr>
-          <w:cantSplit/>
-        </w:trPr>
         <w:tc>
           <w:tcPr>
-            <w:tcW w:type="dxa" w:w="1440"/>
+            <w:tcW w:type="dxa" w:w="623"/>
             <w:vAlign w:val="center"/>
           </w:tcPr>
           <w:p>
             <w:pPr>
-              <w:spacing w:after="0"/>
+              <w:spacing w:after="20" w:before="20"/>
             </w:pPr>
             <w:r>
               <w:rPr>
-                <w:rFonts w:ascii="Arial" w:hAnsi="Arial" w:eastAsia="Arial"/>
-              </w:rPr>
-            </w:r>
-            <w:r>
-              <w:rPr>
-                <w:rFonts w:ascii="Arial" w:hAnsi="Arial" w:eastAsia="Arial"/>
-                <w:b/>
-                <w:sz w:val="15"/>
+                <w:sz w:val="13"/>
               </w:rPr>
               <w:t>US-11</w:t>
             </w:r>
@@ -3673,23 +1602,16 @@
         </w:tc>
         <w:tc>
           <w:tcPr>
-            <w:tcW w:type="dxa" w:w="1440"/>
+            <w:tcW w:type="dxa" w:w="963"/>
             <w:vAlign w:val="center"/>
           </w:tcPr>
           <w:p>
             <w:pPr>
-              <w:spacing w:after="0"/>
+              <w:spacing w:after="20" w:before="20"/>
             </w:pPr>
             <w:r>
               <w:rPr>
-                <w:rFonts w:ascii="Arial" w:hAnsi="Arial" w:eastAsia="Arial"/>
-              </w:rPr>
-            </w:r>
-            <w:r>
-              <w:rPr>
-                <w:rFonts w:ascii="Arial" w:hAnsi="Arial" w:eastAsia="Arial"/>
-                <w:b w:val="0"/>
-                <w:sz w:val="15"/>
+                <w:sz w:val="13"/>
               </w:rPr>
               <w:t>Provider</w:t>
             </w:r>
@@ -3697,148 +1619,69 @@
         </w:tc>
         <w:tc>
           <w:tcPr>
-            <w:tcW w:type="dxa" w:w="1440"/>
+            <w:tcW w:type="dxa" w:w="4195"/>
             <w:vAlign w:val="center"/>
           </w:tcPr>
           <w:p>
             <w:pPr>
-              <w:spacing w:after="0"/>
+              <w:spacing w:after="20" w:before="20"/>
             </w:pPr>
             <w:r>
               <w:rPr>
-                <w:rFonts w:ascii="Arial" w:hAnsi="Arial" w:eastAsia="Arial"/>
+                <w:sz w:val="13"/>
               </w:rPr>
-            </w:r>
-            <w:r>
-              <w:rPr>
-                <w:rFonts w:ascii="Arial" w:hAnsi="Arial" w:eastAsia="Arial"/>
-                <w:b w:val="0"/>
-                <w:sz w:val="15"/>
-              </w:rPr>
-              <w:t>register as a service provider</w:t>
+              <w:t>Maintain my profile so customers can evaluate my experience.</w:t>
             </w:r>
           </w:p>
         </w:tc>
         <w:tc>
           <w:tcPr>
-            <w:tcW w:type="dxa" w:w="1440"/>
+            <w:tcW w:type="dxa" w:w="623"/>
             <w:vAlign w:val="center"/>
           </w:tcPr>
           <w:p>
             <w:pPr>
-              <w:spacing w:after="0"/>
+              <w:spacing w:after="20" w:before="20"/>
             </w:pPr>
             <w:r>
               <w:rPr>
-                <w:rFonts w:ascii="Arial" w:hAnsi="Arial" w:eastAsia="Arial"/>
+                <w:sz w:val="13"/>
               </w:rPr>
-            </w:r>
-            <w:r>
-              <w:rPr>
-                <w:rFonts w:ascii="Arial" w:hAnsi="Arial" w:eastAsia="Arial"/>
-                <w:b w:val="0"/>
-                <w:sz w:val="15"/>
-              </w:rPr>
-              <w:t>offer my skills through the platform</w:t>
+              <w:t>P1</w:t>
             </w:r>
           </w:p>
         </w:tc>
         <w:tc>
           <w:tcPr>
-            <w:tcW w:type="dxa" w:w="1440"/>
+            <w:tcW w:type="dxa" w:w="3402"/>
             <w:vAlign w:val="center"/>
           </w:tcPr>
           <w:p>
             <w:pPr>
-              <w:spacing w:after="0"/>
+              <w:spacing w:after="20" w:before="20"/>
             </w:pPr>
             <w:r>
               <w:rPr>
-                <w:rFonts w:ascii="Arial" w:hAnsi="Arial" w:eastAsia="Arial"/>
+                <w:sz w:val="13"/>
               </w:rPr>
-            </w:r>
-            <w:r>
-              <w:rPr>
-                <w:rFonts w:ascii="Arial" w:hAnsi="Arial" w:eastAsia="Arial"/>
-                <w:b w:val="0"/>
-                <w:sz w:val="15"/>
-              </w:rPr>
-              <w:t>Must Have</w:t>
-            </w:r>
-          </w:p>
-        </w:tc>
-        <w:tc>
-          <w:tcPr>
-            <w:tcW w:type="dxa" w:w="1440"/>
-            <w:vAlign w:val="center"/>
-          </w:tcPr>
-          <w:p>
-            <w:pPr>
-              <w:spacing w:after="0"/>
-            </w:pPr>
-            <w:r>
-              <w:rPr>
-                <w:rFonts w:ascii="Arial" w:hAnsi="Arial" w:eastAsia="Arial"/>
-              </w:rPr>
-            </w:r>
-            <w:r>
-              <w:rPr>
-                <w:rFonts w:ascii="Arial" w:hAnsi="Arial" w:eastAsia="Arial"/>
-                <w:b w:val="0"/>
-                <w:sz w:val="15"/>
-              </w:rPr>
-              <w:t>users, provider_profiles</w:t>
-            </w:r>
-          </w:p>
-        </w:tc>
-        <w:tc>
-          <w:tcPr>
-            <w:tcW w:type="dxa" w:w="1440"/>
-            <w:vAlign w:val="center"/>
-          </w:tcPr>
-          <w:p>
-            <w:pPr>
-              <w:spacing w:after="0"/>
-            </w:pPr>
-            <w:r>
-              <w:rPr>
-                <w:rFonts w:ascii="Arial" w:hAnsi="Arial" w:eastAsia="Arial"/>
-              </w:rPr>
-            </w:r>
-            <w:r>
-              <w:rPr>
-                <w:rFonts w:ascii="Arial" w:hAnsi="Arial" w:eastAsia="Arial"/>
-                <w:b w:val="0"/>
-                <w:sz w:val="15"/>
-              </w:rPr>
-              <w:t>EP-03</w:t>
+              <w:t>Provider-only profile; verification/rating information persists.</w:t>
             </w:r>
           </w:p>
         </w:tc>
       </w:tr>
       <w:tr>
-        <w:trPr>
-          <w:cantSplit/>
-        </w:trPr>
         <w:tc>
           <w:tcPr>
-            <w:tcW w:type="dxa" w:w="1440"/>
+            <w:tcW w:type="dxa" w:w="623"/>
             <w:vAlign w:val="center"/>
           </w:tcPr>
           <w:p>
             <w:pPr>
-              <w:spacing w:after="0"/>
+              <w:spacing w:after="20" w:before="20"/>
             </w:pPr>
             <w:r>
               <w:rPr>
-                <w:rFonts w:ascii="Arial" w:hAnsi="Arial" w:eastAsia="Arial"/>
-              </w:rPr>
-            </w:r>
-            <w:r>
-              <w:rPr>
-                <w:rFonts w:ascii="Arial" w:hAnsi="Arial" w:eastAsia="Arial"/>
-                <w:b/>
-                <w:sz w:val="15"/>
+                <w:sz w:val="13"/>
               </w:rPr>
               <w:t>US-12</w:t>
             </w:r>
@@ -3846,23 +1689,16 @@
         </w:tc>
         <w:tc>
           <w:tcPr>
-            <w:tcW w:type="dxa" w:w="1440"/>
+            <w:tcW w:type="dxa" w:w="963"/>
             <w:vAlign w:val="center"/>
           </w:tcPr>
           <w:p>
             <w:pPr>
-              <w:spacing w:after="0"/>
+              <w:spacing w:after="20" w:before="20"/>
             </w:pPr>
             <w:r>
               <w:rPr>
-                <w:rFonts w:ascii="Arial" w:hAnsi="Arial" w:eastAsia="Arial"/>
-              </w:rPr>
-            </w:r>
-            <w:r>
-              <w:rPr>
-                <w:rFonts w:ascii="Arial" w:hAnsi="Arial" w:eastAsia="Arial"/>
-                <w:b w:val="0"/>
-                <w:sz w:val="15"/>
+                <w:sz w:val="13"/>
               </w:rPr>
               <w:t>Provider</w:t>
             </w:r>
@@ -3870,148 +1706,69 @@
         </w:tc>
         <w:tc>
           <w:tcPr>
-            <w:tcW w:type="dxa" w:w="1440"/>
+            <w:tcW w:type="dxa" w:w="4195"/>
             <w:vAlign w:val="center"/>
           </w:tcPr>
           <w:p>
             <w:pPr>
-              <w:spacing w:after="0"/>
+              <w:spacing w:after="20" w:before="20"/>
             </w:pPr>
             <w:r>
               <w:rPr>
-                <w:rFonts w:ascii="Arial" w:hAnsi="Arial" w:eastAsia="Arial"/>
+                <w:sz w:val="13"/>
               </w:rPr>
-            </w:r>
-            <w:r>
-              <w:rPr>
-                <w:rFonts w:ascii="Arial" w:hAnsi="Arial" w:eastAsia="Arial"/>
-                <w:b w:val="0"/>
-                <w:sz w:val="15"/>
-              </w:rPr>
-              <w:t>create and update my provider profile</w:t>
+              <w:t>Create/update/delete my services so customers see my catalogue.</w:t>
             </w:r>
           </w:p>
         </w:tc>
         <w:tc>
           <w:tcPr>
-            <w:tcW w:type="dxa" w:w="1440"/>
+            <w:tcW w:type="dxa" w:w="623"/>
             <w:vAlign w:val="center"/>
           </w:tcPr>
           <w:p>
             <w:pPr>
-              <w:spacing w:after="0"/>
+              <w:spacing w:after="20" w:before="20"/>
             </w:pPr>
             <w:r>
               <w:rPr>
-                <w:rFonts w:ascii="Arial" w:hAnsi="Arial" w:eastAsia="Arial"/>
+                <w:sz w:val="13"/>
               </w:rPr>
-            </w:r>
-            <w:r>
-              <w:rPr>
-                <w:rFonts w:ascii="Arial" w:hAnsi="Arial" w:eastAsia="Arial"/>
-                <w:b w:val="0"/>
-                <w:sz w:val="15"/>
-              </w:rPr>
-              <w:t>show my experience and verification details</w:t>
+              <w:t>P1</w:t>
             </w:r>
           </w:p>
         </w:tc>
         <w:tc>
           <w:tcPr>
-            <w:tcW w:type="dxa" w:w="1440"/>
+            <w:tcW w:type="dxa" w:w="3402"/>
             <w:vAlign w:val="center"/>
           </w:tcPr>
           <w:p>
             <w:pPr>
-              <w:spacing w:after="0"/>
+              <w:spacing w:after="20" w:before="20"/>
             </w:pPr>
             <w:r>
               <w:rPr>
-                <w:rFonts w:ascii="Arial" w:hAnsi="Arial" w:eastAsia="Arial"/>
+                <w:sz w:val="13"/>
               </w:rPr>
-            </w:r>
-            <w:r>
-              <w:rPr>
-                <w:rFonts w:ascii="Arial" w:hAnsi="Arial" w:eastAsia="Arial"/>
-                <w:b w:val="0"/>
-                <w:sz w:val="15"/>
-              </w:rPr>
-              <w:t>Must Have</w:t>
-            </w:r>
-          </w:p>
-        </w:tc>
-        <w:tc>
-          <w:tcPr>
-            <w:tcW w:type="dxa" w:w="1440"/>
-            <w:vAlign w:val="center"/>
-          </w:tcPr>
-          <w:p>
-            <w:pPr>
-              <w:spacing w:after="0"/>
-            </w:pPr>
-            <w:r>
-              <w:rPr>
-                <w:rFonts w:ascii="Arial" w:hAnsi="Arial" w:eastAsia="Arial"/>
-              </w:rPr>
-            </w:r>
-            <w:r>
-              <w:rPr>
-                <w:rFonts w:ascii="Arial" w:hAnsi="Arial" w:eastAsia="Arial"/>
-                <w:b w:val="0"/>
-                <w:sz w:val="15"/>
-              </w:rPr>
-              <w:t>provider_profiles</w:t>
-            </w:r>
-          </w:p>
-        </w:tc>
-        <w:tc>
-          <w:tcPr>
-            <w:tcW w:type="dxa" w:w="1440"/>
-            <w:vAlign w:val="center"/>
-          </w:tcPr>
-          <w:p>
-            <w:pPr>
-              <w:spacing w:after="0"/>
-            </w:pPr>
-            <w:r>
-              <w:rPr>
-                <w:rFonts w:ascii="Arial" w:hAnsi="Arial" w:eastAsia="Arial"/>
-              </w:rPr>
-            </w:r>
-            <w:r>
-              <w:rPr>
-                <w:rFonts w:ascii="Arial" w:hAnsi="Arial" w:eastAsia="Arial"/>
-                <w:b w:val="0"/>
-                <w:sz w:val="15"/>
-              </w:rPr>
-              <w:t>EP-03</w:t>
+              <w:t>Only owner modifies listing; status controls public visibility.</w:t>
             </w:r>
           </w:p>
         </w:tc>
       </w:tr>
       <w:tr>
-        <w:trPr>
-          <w:cantSplit/>
-        </w:trPr>
         <w:tc>
           <w:tcPr>
-            <w:tcW w:type="dxa" w:w="1440"/>
+            <w:tcW w:type="dxa" w:w="623"/>
             <w:vAlign w:val="center"/>
           </w:tcPr>
           <w:p>
             <w:pPr>
-              <w:spacing w:after="0"/>
+              <w:spacing w:after="20" w:before="20"/>
             </w:pPr>
             <w:r>
               <w:rPr>
-                <w:rFonts w:ascii="Arial" w:hAnsi="Arial" w:eastAsia="Arial"/>
-              </w:rPr>
-            </w:r>
-            <w:r>
-              <w:rPr>
-                <w:rFonts w:ascii="Arial" w:hAnsi="Arial" w:eastAsia="Arial"/>
-                <w:b/>
-                <w:sz w:val="15"/>
+                <w:sz w:val="13"/>
               </w:rPr>
               <w:t>US-13</w:t>
             </w:r>
@@ -4019,23 +1776,16 @@
         </w:tc>
         <w:tc>
           <w:tcPr>
-            <w:tcW w:type="dxa" w:w="1440"/>
+            <w:tcW w:type="dxa" w:w="963"/>
             <w:vAlign w:val="center"/>
           </w:tcPr>
           <w:p>
             <w:pPr>
-              <w:spacing w:after="0"/>
+              <w:spacing w:after="20" w:before="20"/>
             </w:pPr>
             <w:r>
               <w:rPr>
-                <w:rFonts w:ascii="Arial" w:hAnsi="Arial" w:eastAsia="Arial"/>
-              </w:rPr>
-            </w:r>
-            <w:r>
-              <w:rPr>
-                <w:rFonts w:ascii="Arial" w:hAnsi="Arial" w:eastAsia="Arial"/>
-                <w:b w:val="0"/>
-                <w:sz w:val="15"/>
+                <w:sz w:val="13"/>
               </w:rPr>
               <w:t>Provider</w:t>
             </w:r>
@@ -4043,148 +1793,69 @@
         </w:tc>
         <w:tc>
           <w:tcPr>
-            <w:tcW w:type="dxa" w:w="1440"/>
+            <w:tcW w:type="dxa" w:w="4195"/>
             <w:vAlign w:val="center"/>
           </w:tcPr>
           <w:p>
             <w:pPr>
-              <w:spacing w:after="0"/>
+              <w:spacing w:after="20" w:before="20"/>
             </w:pPr>
             <w:r>
               <w:rPr>
-                <w:rFonts w:ascii="Arial" w:hAnsi="Arial" w:eastAsia="Arial"/>
+                <w:sz w:val="13"/>
               </w:rPr>
-            </w:r>
-            <w:r>
-              <w:rPr>
-                <w:rFonts w:ascii="Arial" w:hAnsi="Arial" w:eastAsia="Arial"/>
-                <w:b w:val="0"/>
-                <w:sz w:val="15"/>
-              </w:rPr>
-              <w:t>publish a new service with title, description, category and price</w:t>
+              <w:t>Set service areas and weekly availability so bookings can be planned.</w:t>
             </w:r>
           </w:p>
         </w:tc>
         <w:tc>
           <w:tcPr>
-            <w:tcW w:type="dxa" w:w="1440"/>
+            <w:tcW w:type="dxa" w:w="623"/>
             <w:vAlign w:val="center"/>
           </w:tcPr>
           <w:p>
             <w:pPr>
-              <w:spacing w:after="0"/>
+              <w:spacing w:after="20" w:before="20"/>
             </w:pPr>
             <w:r>
               <w:rPr>
-                <w:rFonts w:ascii="Arial" w:hAnsi="Arial" w:eastAsia="Arial"/>
+                <w:sz w:val="13"/>
               </w:rPr>
-            </w:r>
-            <w:r>
-              <w:rPr>
-                <w:rFonts w:ascii="Arial" w:hAnsi="Arial" w:eastAsia="Arial"/>
-                <w:b w:val="0"/>
-                <w:sz w:val="15"/>
-              </w:rPr>
-              <w:t>make my service visible to customers</w:t>
+              <w:t>P1</w:t>
             </w:r>
           </w:p>
         </w:tc>
         <w:tc>
           <w:tcPr>
-            <w:tcW w:type="dxa" w:w="1440"/>
+            <w:tcW w:type="dxa" w:w="3402"/>
             <w:vAlign w:val="center"/>
           </w:tcPr>
           <w:p>
             <w:pPr>
-              <w:spacing w:after="0"/>
+              <w:spacing w:after="20" w:before="20"/>
             </w:pPr>
             <w:r>
               <w:rPr>
-                <w:rFonts w:ascii="Arial" w:hAnsi="Arial" w:eastAsia="Arial"/>
+                <w:sz w:val="13"/>
               </w:rPr>
-            </w:r>
-            <w:r>
-              <w:rPr>
-                <w:rFonts w:ascii="Arial" w:hAnsi="Arial" w:eastAsia="Arial"/>
-                <w:b w:val="0"/>
-                <w:sz w:val="15"/>
-              </w:rPr>
-              <w:t>Must Have</w:t>
-            </w:r>
-          </w:p>
-        </w:tc>
-        <w:tc>
-          <w:tcPr>
-            <w:tcW w:type="dxa" w:w="1440"/>
-            <w:vAlign w:val="center"/>
-          </w:tcPr>
-          <w:p>
-            <w:pPr>
-              <w:spacing w:after="0"/>
-            </w:pPr>
-            <w:r>
-              <w:rPr>
-                <w:rFonts w:ascii="Arial" w:hAnsi="Arial" w:eastAsia="Arial"/>
-              </w:rPr>
-            </w:r>
-            <w:r>
-              <w:rPr>
-                <w:rFonts w:ascii="Arial" w:hAnsi="Arial" w:eastAsia="Arial"/>
-                <w:b w:val="0"/>
-                <w:sz w:val="15"/>
-              </w:rPr>
-              <w:t>services</w:t>
-            </w:r>
-          </w:p>
-        </w:tc>
-        <w:tc>
-          <w:tcPr>
-            <w:tcW w:type="dxa" w:w="1440"/>
-            <w:vAlign w:val="center"/>
-          </w:tcPr>
-          <w:p>
-            <w:pPr>
-              <w:spacing w:after="0"/>
-            </w:pPr>
-            <w:r>
-              <w:rPr>
-                <w:rFonts w:ascii="Arial" w:hAnsi="Arial" w:eastAsia="Arial"/>
-              </w:rPr>
-            </w:r>
-            <w:r>
-              <w:rPr>
-                <w:rFonts w:ascii="Arial" w:hAnsi="Arial" w:eastAsia="Arial"/>
-                <w:b w:val="0"/>
-                <w:sz w:val="15"/>
-              </w:rPr>
-              <w:t>EP-03</w:t>
+              <w:t>Area ownership and day/time validations apply.</w:t>
             </w:r>
           </w:p>
         </w:tc>
       </w:tr>
       <w:tr>
-        <w:trPr>
-          <w:cantSplit/>
-        </w:trPr>
         <w:tc>
           <w:tcPr>
-            <w:tcW w:type="dxa" w:w="1440"/>
+            <w:tcW w:type="dxa" w:w="623"/>
             <w:vAlign w:val="center"/>
           </w:tcPr>
           <w:p>
             <w:pPr>
-              <w:spacing w:after="0"/>
+              <w:spacing w:after="20" w:before="20"/>
             </w:pPr>
             <w:r>
               <w:rPr>
-                <w:rFonts w:ascii="Arial" w:hAnsi="Arial" w:eastAsia="Arial"/>
-              </w:rPr>
-            </w:r>
-            <w:r>
-              <w:rPr>
-                <w:rFonts w:ascii="Arial" w:hAnsi="Arial" w:eastAsia="Arial"/>
-                <w:b/>
-                <w:sz w:val="15"/>
+                <w:sz w:val="13"/>
               </w:rPr>
               <w:t>US-14</w:t>
             </w:r>
@@ -4192,23 +1863,16 @@
         </w:tc>
         <w:tc>
           <w:tcPr>
-            <w:tcW w:type="dxa" w:w="1440"/>
+            <w:tcW w:type="dxa" w:w="963"/>
             <w:vAlign w:val="center"/>
           </w:tcPr>
           <w:p>
             <w:pPr>
-              <w:spacing w:after="0"/>
+              <w:spacing w:after="20" w:before="20"/>
             </w:pPr>
             <w:r>
               <w:rPr>
-                <w:rFonts w:ascii="Arial" w:hAnsi="Arial" w:eastAsia="Arial"/>
-              </w:rPr>
-            </w:r>
-            <w:r>
-              <w:rPr>
-                <w:rFonts w:ascii="Arial" w:hAnsi="Arial" w:eastAsia="Arial"/>
-                <w:b w:val="0"/>
-                <w:sz w:val="15"/>
+                <w:sz w:val="13"/>
               </w:rPr>
               <w:t>Provider</w:t>
             </w:r>
@@ -4216,148 +1880,69 @@
         </w:tc>
         <w:tc>
           <w:tcPr>
-            <w:tcW w:type="dxa" w:w="1440"/>
+            <w:tcW w:type="dxa" w:w="4195"/>
             <w:vAlign w:val="center"/>
           </w:tcPr>
           <w:p>
             <w:pPr>
-              <w:spacing w:after="0"/>
+              <w:spacing w:after="20" w:before="20"/>
             </w:pPr>
             <w:r>
               <w:rPr>
-                <w:rFonts w:ascii="Arial" w:hAnsi="Arial" w:eastAsia="Arial"/>
+                <w:sz w:val="13"/>
               </w:rPr>
-            </w:r>
-            <w:r>
-              <w:rPr>
-                <w:rFonts w:ascii="Arial" w:hAnsi="Arial" w:eastAsia="Arial"/>
-                <w:b w:val="0"/>
-                <w:sz w:val="15"/>
-              </w:rPr>
-              <w:t>upload service images</w:t>
+              <w:t>Accept, reject or complete my booking requests so work progresses.</w:t>
             </w:r>
           </w:p>
         </w:tc>
         <w:tc>
           <w:tcPr>
-            <w:tcW w:type="dxa" w:w="1440"/>
+            <w:tcW w:type="dxa" w:w="623"/>
             <w:vAlign w:val="center"/>
           </w:tcPr>
           <w:p>
             <w:pPr>
-              <w:spacing w:after="0"/>
+              <w:spacing w:after="20" w:before="20"/>
             </w:pPr>
             <w:r>
               <w:rPr>
-                <w:rFonts w:ascii="Arial" w:hAnsi="Arial" w:eastAsia="Arial"/>
+                <w:sz w:val="13"/>
               </w:rPr>
-            </w:r>
-            <w:r>
-              <w:rPr>
-                <w:rFonts w:ascii="Arial" w:hAnsi="Arial" w:eastAsia="Arial"/>
-                <w:b w:val="0"/>
-                <w:sz w:val="15"/>
-              </w:rPr>
-              <w:t>make my service listing more attractive</w:t>
+              <w:t>P1</w:t>
             </w:r>
           </w:p>
         </w:tc>
         <w:tc>
           <w:tcPr>
-            <w:tcW w:type="dxa" w:w="1440"/>
+            <w:tcW w:type="dxa" w:w="3402"/>
             <w:vAlign w:val="center"/>
           </w:tcPr>
           <w:p>
             <w:pPr>
-              <w:spacing w:after="0"/>
+              <w:spacing w:after="20" w:before="20"/>
             </w:pPr>
             <w:r>
               <w:rPr>
-                <w:rFonts w:ascii="Arial" w:hAnsi="Arial" w:eastAsia="Arial"/>
+                <w:sz w:val="13"/>
               </w:rPr>
-            </w:r>
-            <w:r>
-              <w:rPr>
-                <w:rFonts w:ascii="Arial" w:hAnsi="Arial" w:eastAsia="Arial"/>
-                <w:b w:val="0"/>
-                <w:sz w:val="15"/>
-              </w:rPr>
-              <w:t>Should Have</w:t>
-            </w:r>
-          </w:p>
-        </w:tc>
-        <w:tc>
-          <w:tcPr>
-            <w:tcW w:type="dxa" w:w="1440"/>
-            <w:vAlign w:val="center"/>
-          </w:tcPr>
-          <w:p>
-            <w:pPr>
-              <w:spacing w:after="0"/>
-            </w:pPr>
-            <w:r>
-              <w:rPr>
-                <w:rFonts w:ascii="Arial" w:hAnsi="Arial" w:eastAsia="Arial"/>
-              </w:rPr>
-            </w:r>
-            <w:r>
-              <w:rPr>
-                <w:rFonts w:ascii="Arial" w:hAnsi="Arial" w:eastAsia="Arial"/>
-                <w:b w:val="0"/>
-                <w:sz w:val="15"/>
-              </w:rPr>
-              <w:t>service_images</w:t>
-            </w:r>
-          </w:p>
-        </w:tc>
-        <w:tc>
-          <w:tcPr>
-            <w:tcW w:type="dxa" w:w="1440"/>
-            <w:vAlign w:val="center"/>
-          </w:tcPr>
-          <w:p>
-            <w:pPr>
-              <w:spacing w:after="0"/>
-            </w:pPr>
-            <w:r>
-              <w:rPr>
-                <w:rFonts w:ascii="Arial" w:hAnsi="Arial" w:eastAsia="Arial"/>
-              </w:rPr>
-            </w:r>
-            <w:r>
-              <w:rPr>
-                <w:rFonts w:ascii="Arial" w:hAnsi="Arial" w:eastAsia="Arial"/>
-                <w:b w:val="0"/>
-                <w:sz w:val="15"/>
-              </w:rPr>
-              <w:t>EP-03</w:t>
+              <w:t>Only provider for booking can act; customer is notified.</w:t>
             </w:r>
           </w:p>
         </w:tc>
       </w:tr>
       <w:tr>
-        <w:trPr>
-          <w:cantSplit/>
-        </w:trPr>
         <w:tc>
           <w:tcPr>
-            <w:tcW w:type="dxa" w:w="1440"/>
+            <w:tcW w:type="dxa" w:w="623"/>
             <w:vAlign w:val="center"/>
           </w:tcPr>
           <w:p>
             <w:pPr>
-              <w:spacing w:after="0"/>
+              <w:spacing w:after="20" w:before="20"/>
             </w:pPr>
             <w:r>
               <w:rPr>
-                <w:rFonts w:ascii="Arial" w:hAnsi="Arial" w:eastAsia="Arial"/>
-              </w:rPr>
-            </w:r>
-            <w:r>
-              <w:rPr>
-                <w:rFonts w:ascii="Arial" w:hAnsi="Arial" w:eastAsia="Arial"/>
-                <w:b/>
-                <w:sz w:val="15"/>
+                <w:sz w:val="13"/>
               </w:rPr>
               <w:t>US-15</w:t>
             </w:r>
@@ -4365,23 +1950,16 @@
         </w:tc>
         <w:tc>
           <w:tcPr>
-            <w:tcW w:type="dxa" w:w="1440"/>
+            <w:tcW w:type="dxa" w:w="963"/>
             <w:vAlign w:val="center"/>
           </w:tcPr>
           <w:p>
             <w:pPr>
-              <w:spacing w:after="0"/>
+              <w:spacing w:after="20" w:before="20"/>
             </w:pPr>
             <w:r>
               <w:rPr>
-                <w:rFonts w:ascii="Arial" w:hAnsi="Arial" w:eastAsia="Arial"/>
-              </w:rPr>
-            </w:r>
-            <w:r>
-              <w:rPr>
-                <w:rFonts w:ascii="Arial" w:hAnsi="Arial" w:eastAsia="Arial"/>
-                <w:b w:val="0"/>
-                <w:sz w:val="15"/>
+                <w:sz w:val="13"/>
               </w:rPr>
               <w:t>Provider</w:t>
             </w:r>
@@ -4389,148 +1967,69 @@
         </w:tc>
         <w:tc>
           <w:tcPr>
-            <w:tcW w:type="dxa" w:w="1440"/>
+            <w:tcW w:type="dxa" w:w="4195"/>
             <w:vAlign w:val="center"/>
           </w:tcPr>
           <w:p>
             <w:pPr>
-              <w:spacing w:after="0"/>
+              <w:spacing w:after="20" w:before="20"/>
             </w:pPr>
             <w:r>
               <w:rPr>
-                <w:rFonts w:ascii="Arial" w:hAnsi="Arial" w:eastAsia="Arial"/>
+                <w:sz w:val="13"/>
               </w:rPr>
-            </w:r>
-            <w:r>
-              <w:rPr>
-                <w:rFonts w:ascii="Arial" w:hAnsi="Arial" w:eastAsia="Arial"/>
-                <w:b w:val="0"/>
-                <w:sz w:val="15"/>
-              </w:rPr>
-              <w:t>add service areas</w:t>
+              <w:t>Read/respond to booking messages so I can coordinate with customers.</w:t>
             </w:r>
           </w:p>
         </w:tc>
         <w:tc>
           <w:tcPr>
-            <w:tcW w:type="dxa" w:w="1440"/>
+            <w:tcW w:type="dxa" w:w="623"/>
             <w:vAlign w:val="center"/>
           </w:tcPr>
           <w:p>
             <w:pPr>
-              <w:spacing w:after="0"/>
+              <w:spacing w:after="20" w:before="20"/>
             </w:pPr>
             <w:r>
               <w:rPr>
-                <w:rFonts w:ascii="Arial" w:hAnsi="Arial" w:eastAsia="Arial"/>
+                <w:sz w:val="13"/>
               </w:rPr>
-            </w:r>
-            <w:r>
-              <w:rPr>
-                <w:rFonts w:ascii="Arial" w:hAnsi="Arial" w:eastAsia="Arial"/>
-                <w:b w:val="0"/>
-                <w:sz w:val="15"/>
-              </w:rPr>
-              <w:t>show the locations where I can work</w:t>
+              <w:t>P1</w:t>
             </w:r>
           </w:p>
         </w:tc>
         <w:tc>
           <w:tcPr>
-            <w:tcW w:type="dxa" w:w="1440"/>
+            <w:tcW w:type="dxa" w:w="3402"/>
             <w:vAlign w:val="center"/>
           </w:tcPr>
           <w:p>
             <w:pPr>
-              <w:spacing w:after="0"/>
+              <w:spacing w:after="20" w:before="20"/>
             </w:pPr>
             <w:r>
               <w:rPr>
-                <w:rFonts w:ascii="Arial" w:hAnsi="Arial" w:eastAsia="Arial"/>
+                <w:sz w:val="13"/>
               </w:rPr>
-            </w:r>
-            <w:r>
-              <w:rPr>
-                <w:rFonts w:ascii="Arial" w:hAnsi="Arial" w:eastAsia="Arial"/>
-                <w:b w:val="0"/>
-                <w:sz w:val="15"/>
-              </w:rPr>
-              <w:t>Should Have</w:t>
-            </w:r>
-          </w:p>
-        </w:tc>
-        <w:tc>
-          <w:tcPr>
-            <w:tcW w:type="dxa" w:w="1440"/>
-            <w:vAlign w:val="center"/>
-          </w:tcPr>
-          <w:p>
-            <w:pPr>
-              <w:spacing w:after="0"/>
-            </w:pPr>
-            <w:r>
-              <w:rPr>
-                <w:rFonts w:ascii="Arial" w:hAnsi="Arial" w:eastAsia="Arial"/>
-              </w:rPr>
-            </w:r>
-            <w:r>
-              <w:rPr>
-                <w:rFonts w:ascii="Arial" w:hAnsi="Arial" w:eastAsia="Arial"/>
-                <w:b w:val="0"/>
-                <w:sz w:val="15"/>
-              </w:rPr>
-              <w:t>service_areas</w:t>
-            </w:r>
-          </w:p>
-        </w:tc>
-        <w:tc>
-          <w:tcPr>
-            <w:tcW w:type="dxa" w:w="1440"/>
-            <w:vAlign w:val="center"/>
-          </w:tcPr>
-          <w:p>
-            <w:pPr>
-              <w:spacing w:after="0"/>
-            </w:pPr>
-            <w:r>
-              <w:rPr>
-                <w:rFonts w:ascii="Arial" w:hAnsi="Arial" w:eastAsia="Arial"/>
-              </w:rPr>
-            </w:r>
-            <w:r>
-              <w:rPr>
-                <w:rFonts w:ascii="Arial" w:hAnsi="Arial" w:eastAsia="Arial"/>
-                <w:b w:val="0"/>
-                <w:sz w:val="15"/>
-              </w:rPr>
-              <w:t>EP-03</w:t>
+              <w:t>Thread is scoped to provider's booking.</w:t>
             </w:r>
           </w:p>
         </w:tc>
       </w:tr>
       <w:tr>
-        <w:trPr>
-          <w:cantSplit/>
-        </w:trPr>
         <w:tc>
           <w:tcPr>
-            <w:tcW w:type="dxa" w:w="1440"/>
+            <w:tcW w:type="dxa" w:w="623"/>
             <w:vAlign w:val="center"/>
           </w:tcPr>
           <w:p>
             <w:pPr>
-              <w:spacing w:after="0"/>
+              <w:spacing w:after="20" w:before="20"/>
             </w:pPr>
             <w:r>
               <w:rPr>
-                <w:rFonts w:ascii="Arial" w:hAnsi="Arial" w:eastAsia="Arial"/>
-              </w:rPr>
-            </w:r>
-            <w:r>
-              <w:rPr>
-                <w:rFonts w:ascii="Arial" w:hAnsi="Arial" w:eastAsia="Arial"/>
-                <w:b/>
-                <w:sz w:val="15"/>
+                <w:sz w:val="13"/>
               </w:rPr>
               <w:t>US-16</w:t>
             </w:r>
@@ -4538,23 +2037,16 @@
         </w:tc>
         <w:tc>
           <w:tcPr>
-            <w:tcW w:type="dxa" w:w="1440"/>
+            <w:tcW w:type="dxa" w:w="963"/>
             <w:vAlign w:val="center"/>
           </w:tcPr>
           <w:p>
             <w:pPr>
-              <w:spacing w:after="0"/>
+              <w:spacing w:after="20" w:before="20"/>
             </w:pPr>
             <w:r>
               <w:rPr>
-                <w:rFonts w:ascii="Arial" w:hAnsi="Arial" w:eastAsia="Arial"/>
-              </w:rPr>
-            </w:r>
-            <w:r>
-              <w:rPr>
-                <w:rFonts w:ascii="Arial" w:hAnsi="Arial" w:eastAsia="Arial"/>
-                <w:b w:val="0"/>
-                <w:sz w:val="15"/>
+                <w:sz w:val="13"/>
               </w:rPr>
               <w:t>Provider</w:t>
             </w:r>
@@ -4562,148 +2054,69 @@
         </w:tc>
         <w:tc>
           <w:tcPr>
-            <w:tcW w:type="dxa" w:w="1440"/>
+            <w:tcW w:type="dxa" w:w="4195"/>
             <w:vAlign w:val="center"/>
           </w:tcPr>
           <w:p>
             <w:pPr>
-              <w:spacing w:after="0"/>
+              <w:spacing w:after="20" w:before="20"/>
             </w:pPr>
             <w:r>
               <w:rPr>
-                <w:rFonts w:ascii="Arial" w:hAnsi="Arial" w:eastAsia="Arial"/>
+                <w:sz w:val="13"/>
               </w:rPr>
-            </w:r>
-            <w:r>
-              <w:rPr>
-                <w:rFonts w:ascii="Arial" w:hAnsi="Arial" w:eastAsia="Arial"/>
-                <w:b w:val="0"/>
-                <w:sz w:val="15"/>
-              </w:rPr>
-              <w:t>manage weekly availability</w:t>
+              <w:t>Generate a review summary for my service so I can interpret feedback.</w:t>
             </w:r>
           </w:p>
         </w:tc>
         <w:tc>
           <w:tcPr>
-            <w:tcW w:type="dxa" w:w="1440"/>
+            <w:tcW w:type="dxa" w:w="623"/>
             <w:vAlign w:val="center"/>
           </w:tcPr>
           <w:p>
             <w:pPr>
-              <w:spacing w:after="0"/>
+              <w:spacing w:after="20" w:before="20"/>
             </w:pPr>
             <w:r>
               <w:rPr>
-                <w:rFonts w:ascii="Arial" w:hAnsi="Arial" w:eastAsia="Arial"/>
+                <w:sz w:val="13"/>
               </w:rPr>
-            </w:r>
-            <w:r>
-              <w:rPr>
-                <w:rFonts w:ascii="Arial" w:hAnsi="Arial" w:eastAsia="Arial"/>
-                <w:b w:val="0"/>
-                <w:sz w:val="15"/>
-              </w:rPr>
-              <w:t>receive bookings only during available times</w:t>
+              <w:t>P2</w:t>
             </w:r>
           </w:p>
         </w:tc>
         <w:tc>
           <w:tcPr>
-            <w:tcW w:type="dxa" w:w="1440"/>
+            <w:tcW w:type="dxa" w:w="3402"/>
             <w:vAlign w:val="center"/>
           </w:tcPr>
           <w:p>
             <w:pPr>
-              <w:spacing w:after="0"/>
+              <w:spacing w:after="20" w:before="20"/>
             </w:pPr>
             <w:r>
               <w:rPr>
-                <w:rFonts w:ascii="Arial" w:hAnsi="Arial" w:eastAsia="Arial"/>
+                <w:sz w:val="13"/>
               </w:rPr>
-            </w:r>
-            <w:r>
-              <w:rPr>
-                <w:rFonts w:ascii="Arial" w:hAnsi="Arial" w:eastAsia="Arial"/>
-                <w:b w:val="0"/>
-                <w:sz w:val="15"/>
-              </w:rPr>
-              <w:t>Should Have</w:t>
-            </w:r>
-          </w:p>
-        </w:tc>
-        <w:tc>
-          <w:tcPr>
-            <w:tcW w:type="dxa" w:w="1440"/>
-            <w:vAlign w:val="center"/>
-          </w:tcPr>
-          <w:p>
-            <w:pPr>
-              <w:spacing w:after="0"/>
-            </w:pPr>
-            <w:r>
-              <w:rPr>
-                <w:rFonts w:ascii="Arial" w:hAnsi="Arial" w:eastAsia="Arial"/>
-              </w:rPr>
-            </w:r>
-            <w:r>
-              <w:rPr>
-                <w:rFonts w:ascii="Arial" w:hAnsi="Arial" w:eastAsia="Arial"/>
-                <w:b w:val="0"/>
-                <w:sz w:val="15"/>
-              </w:rPr>
-              <w:t>provider_availability</w:t>
-            </w:r>
-          </w:p>
-        </w:tc>
-        <w:tc>
-          <w:tcPr>
-            <w:tcW w:type="dxa" w:w="1440"/>
-            <w:vAlign w:val="center"/>
-          </w:tcPr>
-          <w:p>
-            <w:pPr>
-              <w:spacing w:after="0"/>
-            </w:pPr>
-            <w:r>
-              <w:rPr>
-                <w:rFonts w:ascii="Arial" w:hAnsi="Arial" w:eastAsia="Arial"/>
-              </w:rPr>
-            </w:r>
-            <w:r>
-              <w:rPr>
-                <w:rFonts w:ascii="Arial" w:hAnsi="Arial" w:eastAsia="Arial"/>
-                <w:b w:val="0"/>
-                <w:sz w:val="15"/>
-              </w:rPr>
-              <w:t>EP-03</w:t>
+              <w:t>Service ownership checked; one stored summary per service.</w:t>
             </w:r>
           </w:p>
         </w:tc>
       </w:tr>
       <w:tr>
-        <w:trPr>
-          <w:cantSplit/>
-        </w:trPr>
         <w:tc>
           <w:tcPr>
-            <w:tcW w:type="dxa" w:w="1440"/>
+            <w:tcW w:type="dxa" w:w="623"/>
             <w:vAlign w:val="center"/>
           </w:tcPr>
           <w:p>
             <w:pPr>
-              <w:spacing w:after="0"/>
+              <w:spacing w:after="20" w:before="20"/>
             </w:pPr>
             <w:r>
               <w:rPr>
-                <w:rFonts w:ascii="Arial" w:hAnsi="Arial" w:eastAsia="Arial"/>
-              </w:rPr>
-            </w:r>
-            <w:r>
-              <w:rPr>
-                <w:rFonts w:ascii="Arial" w:hAnsi="Arial" w:eastAsia="Arial"/>
-                <w:b/>
-                <w:sz w:val="15"/>
+                <w:sz w:val="13"/>
               </w:rPr>
               <w:t>US-17</w:t>
             </w:r>
@@ -4711,172 +2124,86 @@
         </w:tc>
         <w:tc>
           <w:tcPr>
-            <w:tcW w:type="dxa" w:w="1440"/>
+            <w:tcW w:type="dxa" w:w="963"/>
             <w:vAlign w:val="center"/>
           </w:tcPr>
           <w:p>
             <w:pPr>
-              <w:spacing w:after="0"/>
+              <w:spacing w:after="20" w:before="20"/>
             </w:pPr>
             <w:r>
               <w:rPr>
-                <w:rFonts w:ascii="Arial" w:hAnsi="Arial" w:eastAsia="Arial"/>
+                <w:sz w:val="13"/>
               </w:rPr>
-            </w:r>
-            <w:r>
-              <w:rPr>
-                <w:rFonts w:ascii="Arial" w:hAnsi="Arial" w:eastAsia="Arial"/>
-                <w:b w:val="0"/>
-                <w:sz w:val="15"/>
-              </w:rPr>
-              <w:t>Provider</w:t>
+              <w:t>Administrator</w:t>
             </w:r>
           </w:p>
         </w:tc>
         <w:tc>
           <w:tcPr>
-            <w:tcW w:type="dxa" w:w="1440"/>
+            <w:tcW w:type="dxa" w:w="4195"/>
             <w:vAlign w:val="center"/>
           </w:tcPr>
           <w:p>
             <w:pPr>
-              <w:spacing w:after="0"/>
+              <w:spacing w:after="20" w:before="20"/>
             </w:pPr>
             <w:r>
               <w:rPr>
-                <w:rFonts w:ascii="Arial" w:hAnsi="Arial" w:eastAsia="Arial"/>
+                <w:sz w:val="13"/>
               </w:rPr>
-            </w:r>
-            <w:r>
-              <w:rPr>
-                <w:rFonts w:ascii="Arial" w:hAnsi="Arial" w:eastAsia="Arial"/>
-                <w:b w:val="0"/>
-                <w:sz w:val="15"/>
-              </w:rPr>
-              <w:t>accept or reject customer bookings</w:t>
+              <w:t>Manage account status and verification so unsafe/inactive accounts cannot act.</w:t>
             </w:r>
           </w:p>
         </w:tc>
         <w:tc>
           <w:tcPr>
-            <w:tcW w:type="dxa" w:w="1440"/>
+            <w:tcW w:type="dxa" w:w="623"/>
             <w:vAlign w:val="center"/>
           </w:tcPr>
           <w:p>
             <w:pPr>
-              <w:spacing w:after="0"/>
+              <w:spacing w:after="20" w:before="20"/>
             </w:pPr>
             <w:r>
               <w:rPr>
-                <w:rFonts w:ascii="Arial" w:hAnsi="Arial" w:eastAsia="Arial"/>
+                <w:sz w:val="13"/>
               </w:rPr>
-            </w:r>
-            <w:r>
-              <w:rPr>
-                <w:rFonts w:ascii="Arial" w:hAnsi="Arial" w:eastAsia="Arial"/>
-                <w:b w:val="0"/>
-                <w:sz w:val="15"/>
-              </w:rPr>
-              <w:t>control my workload and schedule</w:t>
+              <w:t>P1</w:t>
             </w:r>
           </w:p>
         </w:tc>
         <w:tc>
           <w:tcPr>
-            <w:tcW w:type="dxa" w:w="1440"/>
+            <w:tcW w:type="dxa" w:w="3402"/>
             <w:vAlign w:val="center"/>
           </w:tcPr>
           <w:p>
             <w:pPr>
-              <w:spacing w:after="0"/>
+              <w:spacing w:after="20" w:before="20"/>
             </w:pPr>
             <w:r>
               <w:rPr>
-                <w:rFonts w:ascii="Arial" w:hAnsi="Arial" w:eastAsia="Arial"/>
+                <w:sz w:val="13"/>
               </w:rPr>
-            </w:r>
-            <w:r>
-              <w:rPr>
-                <w:rFonts w:ascii="Arial" w:hAnsi="Arial" w:eastAsia="Arial"/>
-                <w:b w:val="0"/>
-                <w:sz w:val="15"/>
-              </w:rPr>
-              <w:t>Must Have</w:t>
-            </w:r>
-          </w:p>
-        </w:tc>
-        <w:tc>
-          <w:tcPr>
-            <w:tcW w:type="dxa" w:w="1440"/>
-            <w:vAlign w:val="center"/>
-          </w:tcPr>
-          <w:p>
-            <w:pPr>
-              <w:spacing w:after="0"/>
-            </w:pPr>
-            <w:r>
-              <w:rPr>
-                <w:rFonts w:ascii="Arial" w:hAnsi="Arial" w:eastAsia="Arial"/>
-              </w:rPr>
-            </w:r>
-            <w:r>
-              <w:rPr>
-                <w:rFonts w:ascii="Arial" w:hAnsi="Arial" w:eastAsia="Arial"/>
-                <w:b w:val="0"/>
-                <w:sz w:val="15"/>
-              </w:rPr>
-              <w:t>bookings</w:t>
-            </w:r>
-          </w:p>
-        </w:tc>
-        <w:tc>
-          <w:tcPr>
-            <w:tcW w:type="dxa" w:w="1440"/>
-            <w:vAlign w:val="center"/>
-          </w:tcPr>
-          <w:p>
-            <w:pPr>
-              <w:spacing w:after="0"/>
-            </w:pPr>
-            <w:r>
-              <w:rPr>
-                <w:rFonts w:ascii="Arial" w:hAnsi="Arial" w:eastAsia="Arial"/>
-              </w:rPr>
-            </w:r>
-            <w:r>
-              <w:rPr>
-                <w:rFonts w:ascii="Arial" w:hAnsi="Arial" w:eastAsia="Arial"/>
-                <w:b w:val="0"/>
-                <w:sz w:val="15"/>
-              </w:rPr>
-              <w:t>EP-03</w:t>
+              <w:t>Admin-only status/email/provider-verification routes.</w:t>
             </w:r>
           </w:p>
         </w:tc>
       </w:tr>
       <w:tr>
-        <w:trPr>
-          <w:cantSplit/>
-        </w:trPr>
         <w:tc>
           <w:tcPr>
-            <w:tcW w:type="dxa" w:w="1440"/>
+            <w:tcW w:type="dxa" w:w="623"/>
             <w:vAlign w:val="center"/>
           </w:tcPr>
           <w:p>
             <w:pPr>
-              <w:spacing w:after="0"/>
+              <w:spacing w:after="20" w:before="20"/>
             </w:pPr>
             <w:r>
               <w:rPr>
-                <w:rFonts w:ascii="Arial" w:hAnsi="Arial" w:eastAsia="Arial"/>
-              </w:rPr>
-            </w:r>
-            <w:r>
-              <w:rPr>
-                <w:rFonts w:ascii="Arial" w:hAnsi="Arial" w:eastAsia="Arial"/>
-                <w:b/>
-                <w:sz w:val="15"/>
+                <w:sz w:val="13"/>
               </w:rPr>
               <w:t>US-18</w:t>
             </w:r>
@@ -4884,172 +2211,86 @@
         </w:tc>
         <w:tc>
           <w:tcPr>
-            <w:tcW w:type="dxa" w:w="1440"/>
+            <w:tcW w:type="dxa" w:w="963"/>
             <w:vAlign w:val="center"/>
           </w:tcPr>
           <w:p>
             <w:pPr>
-              <w:spacing w:after="0"/>
+              <w:spacing w:after="20" w:before="20"/>
             </w:pPr>
             <w:r>
               <w:rPr>
-                <w:rFonts w:ascii="Arial" w:hAnsi="Arial" w:eastAsia="Arial"/>
+                <w:sz w:val="13"/>
               </w:rPr>
-            </w:r>
-            <w:r>
-              <w:rPr>
-                <w:rFonts w:ascii="Arial" w:hAnsi="Arial" w:eastAsia="Arial"/>
-                <w:b w:val="0"/>
-                <w:sz w:val="15"/>
-              </w:rPr>
-              <w:t>Provider</w:t>
+              <w:t>Administrator</w:t>
             </w:r>
           </w:p>
         </w:tc>
         <w:tc>
           <w:tcPr>
-            <w:tcW w:type="dxa" w:w="1440"/>
+            <w:tcW w:type="dxa" w:w="4195"/>
             <w:vAlign w:val="center"/>
           </w:tcPr>
           <w:p>
             <w:pPr>
-              <w:spacing w:after="0"/>
+              <w:spacing w:after="20" w:before="20"/>
             </w:pPr>
             <w:r>
               <w:rPr>
-                <w:rFonts w:ascii="Arial" w:hAnsi="Arial" w:eastAsia="Arial"/>
+                <w:sz w:val="13"/>
               </w:rPr>
-            </w:r>
-            <w:r>
-              <w:rPr>
-                <w:rFonts w:ascii="Arial" w:hAnsi="Arial" w:eastAsia="Arial"/>
-                <w:b w:val="0"/>
-                <w:sz w:val="15"/>
-              </w:rPr>
-              <w:t>mark bookings as in progress and completed</w:t>
+              <w:t>Manage categories and service states so the catalogue is governed.</w:t>
             </w:r>
           </w:p>
         </w:tc>
         <w:tc>
           <w:tcPr>
-            <w:tcW w:type="dxa" w:w="1440"/>
+            <w:tcW w:type="dxa" w:w="623"/>
             <w:vAlign w:val="center"/>
           </w:tcPr>
           <w:p>
             <w:pPr>
-              <w:spacing w:after="0"/>
+              <w:spacing w:after="20" w:before="20"/>
             </w:pPr>
             <w:r>
               <w:rPr>
-                <w:rFonts w:ascii="Arial" w:hAnsi="Arial" w:eastAsia="Arial"/>
+                <w:sz w:val="13"/>
               </w:rPr>
-            </w:r>
-            <w:r>
-              <w:rPr>
-                <w:rFonts w:ascii="Arial" w:hAnsi="Arial" w:eastAsia="Arial"/>
-                <w:b w:val="0"/>
-                <w:sz w:val="15"/>
-              </w:rPr>
-              <w:t>keep booking status accurate</w:t>
+              <w:t>P1</w:t>
             </w:r>
           </w:p>
         </w:tc>
         <w:tc>
           <w:tcPr>
-            <w:tcW w:type="dxa" w:w="1440"/>
+            <w:tcW w:type="dxa" w:w="3402"/>
             <w:vAlign w:val="center"/>
           </w:tcPr>
           <w:p>
             <w:pPr>
-              <w:spacing w:after="0"/>
+              <w:spacing w:after="20" w:before="20"/>
             </w:pPr>
             <w:r>
               <w:rPr>
-                <w:rFonts w:ascii="Arial" w:hAnsi="Arial" w:eastAsia="Arial"/>
+                <w:sz w:val="13"/>
               </w:rPr>
-            </w:r>
-            <w:r>
-              <w:rPr>
-                <w:rFonts w:ascii="Arial" w:hAnsi="Arial" w:eastAsia="Arial"/>
-                <w:b w:val="0"/>
-                <w:sz w:val="15"/>
-              </w:rPr>
-              <w:t>Must Have</w:t>
-            </w:r>
-          </w:p>
-        </w:tc>
-        <w:tc>
-          <w:tcPr>
-            <w:tcW w:type="dxa" w:w="1440"/>
-            <w:vAlign w:val="center"/>
-          </w:tcPr>
-          <w:p>
-            <w:pPr>
-              <w:spacing w:after="0"/>
-            </w:pPr>
-            <w:r>
-              <w:rPr>
-                <w:rFonts w:ascii="Arial" w:hAnsi="Arial" w:eastAsia="Arial"/>
-              </w:rPr>
-            </w:r>
-            <w:r>
-              <w:rPr>
-                <w:rFonts w:ascii="Arial" w:hAnsi="Arial" w:eastAsia="Arial"/>
-                <w:b w:val="0"/>
-                <w:sz w:val="15"/>
-              </w:rPr>
-              <w:t>bookings</w:t>
-            </w:r>
-          </w:p>
-        </w:tc>
-        <w:tc>
-          <w:tcPr>
-            <w:tcW w:type="dxa" w:w="1440"/>
-            <w:vAlign w:val="center"/>
-          </w:tcPr>
-          <w:p>
-            <w:pPr>
-              <w:spacing w:after="0"/>
-            </w:pPr>
-            <w:r>
-              <w:rPr>
-                <w:rFonts w:ascii="Arial" w:hAnsi="Arial" w:eastAsia="Arial"/>
-              </w:rPr>
-            </w:r>
-            <w:r>
-              <w:rPr>
-                <w:rFonts w:ascii="Arial" w:hAnsi="Arial" w:eastAsia="Arial"/>
-                <w:b w:val="0"/>
-                <w:sz w:val="15"/>
-              </w:rPr>
-              <w:t>EP-03</w:t>
+              <w:t>Category in use cannot be deleted; status is validated.</w:t>
             </w:r>
           </w:p>
         </w:tc>
       </w:tr>
       <w:tr>
-        <w:trPr>
-          <w:cantSplit/>
-        </w:trPr>
         <w:tc>
           <w:tcPr>
-            <w:tcW w:type="dxa" w:w="1440"/>
+            <w:tcW w:type="dxa" w:w="623"/>
             <w:vAlign w:val="center"/>
           </w:tcPr>
           <w:p>
             <w:pPr>
-              <w:spacing w:after="0"/>
+              <w:spacing w:after="20" w:before="20"/>
             </w:pPr>
             <w:r>
               <w:rPr>
-                <w:rFonts w:ascii="Arial" w:hAnsi="Arial" w:eastAsia="Arial"/>
-              </w:rPr>
-            </w:r>
-            <w:r>
-              <w:rPr>
-                <w:rFonts w:ascii="Arial" w:hAnsi="Arial" w:eastAsia="Arial"/>
-                <w:b/>
-                <w:sz w:val="15"/>
+                <w:sz w:val="13"/>
               </w:rPr>
               <w:t>US-19</w:t>
             </w:r>
@@ -5057,172 +2298,86 @@
         </w:tc>
         <w:tc>
           <w:tcPr>
-            <w:tcW w:type="dxa" w:w="1440"/>
+            <w:tcW w:type="dxa" w:w="963"/>
             <w:vAlign w:val="center"/>
           </w:tcPr>
           <w:p>
             <w:pPr>
-              <w:spacing w:after="0"/>
+              <w:spacing w:after="20" w:before="20"/>
             </w:pPr>
             <w:r>
               <w:rPr>
-                <w:rFonts w:ascii="Arial" w:hAnsi="Arial" w:eastAsia="Arial"/>
+                <w:sz w:val="13"/>
               </w:rPr>
-            </w:r>
-            <w:r>
-              <w:rPr>
-                <w:rFonts w:ascii="Arial" w:hAnsi="Arial" w:eastAsia="Arial"/>
-                <w:b w:val="0"/>
-                <w:sz w:val="15"/>
-              </w:rPr>
-              <w:t>Provider</w:t>
+              <w:t>Administrator</w:t>
             </w:r>
           </w:p>
         </w:tc>
         <w:tc>
           <w:tcPr>
-            <w:tcW w:type="dxa" w:w="1440"/>
+            <w:tcW w:type="dxa" w:w="4195"/>
             <w:vAlign w:val="center"/>
           </w:tcPr>
           <w:p>
             <w:pPr>
-              <w:spacing w:after="0"/>
+              <w:spacing w:after="20" w:before="20"/>
             </w:pPr>
             <w:r>
               <w:rPr>
-                <w:rFonts w:ascii="Arial" w:hAnsi="Arial" w:eastAsia="Arial"/>
+                <w:sz w:val="13"/>
               </w:rPr>
-            </w:r>
-            <w:r>
-              <w:rPr>
-                <w:rFonts w:ascii="Arial" w:hAnsi="Arial" w:eastAsia="Arial"/>
-                <w:b w:val="0"/>
-                <w:sz w:val="15"/>
-              </w:rPr>
-              <w:t>view reviews and average rating</w:t>
+              <w:t>Monitor bookings/reviews/payments and dashboard totals so I can operate the platform.</w:t>
             </w:r>
           </w:p>
         </w:tc>
         <w:tc>
           <w:tcPr>
-            <w:tcW w:type="dxa" w:w="1440"/>
+            <w:tcW w:type="dxa" w:w="623"/>
             <w:vAlign w:val="center"/>
           </w:tcPr>
           <w:p>
             <w:pPr>
-              <w:spacing w:after="0"/>
+              <w:spacing w:after="20" w:before="20"/>
             </w:pPr>
             <w:r>
               <w:rPr>
-                <w:rFonts w:ascii="Arial" w:hAnsi="Arial" w:eastAsia="Arial"/>
+                <w:sz w:val="13"/>
               </w:rPr>
-            </w:r>
-            <w:r>
-              <w:rPr>
-                <w:rFonts w:ascii="Arial" w:hAnsi="Arial" w:eastAsia="Arial"/>
-                <w:b w:val="0"/>
-                <w:sz w:val="15"/>
-              </w:rPr>
-              <w:t>understand service quality and customer satisfaction</w:t>
+              <w:t>P2</w:t>
             </w:r>
           </w:p>
         </w:tc>
         <w:tc>
           <w:tcPr>
-            <w:tcW w:type="dxa" w:w="1440"/>
+            <w:tcW w:type="dxa" w:w="3402"/>
             <w:vAlign w:val="center"/>
           </w:tcPr>
           <w:p>
             <w:pPr>
-              <w:spacing w:after="0"/>
+              <w:spacing w:after="20" w:before="20"/>
             </w:pPr>
             <w:r>
               <w:rPr>
-                <w:rFonts w:ascii="Arial" w:hAnsi="Arial" w:eastAsia="Arial"/>
+                <w:sz w:val="13"/>
               </w:rPr>
-            </w:r>
-            <w:r>
-              <w:rPr>
-                <w:rFonts w:ascii="Arial" w:hAnsi="Arial" w:eastAsia="Arial"/>
-                <w:b w:val="0"/>
-                <w:sz w:val="15"/>
-              </w:rPr>
-              <w:t>Should Have</w:t>
-            </w:r>
-          </w:p>
-        </w:tc>
-        <w:tc>
-          <w:tcPr>
-            <w:tcW w:type="dxa" w:w="1440"/>
-            <w:vAlign w:val="center"/>
-          </w:tcPr>
-          <w:p>
-            <w:pPr>
-              <w:spacing w:after="0"/>
-            </w:pPr>
-            <w:r>
-              <w:rPr>
-                <w:rFonts w:ascii="Arial" w:hAnsi="Arial" w:eastAsia="Arial"/>
-              </w:rPr>
-            </w:r>
-            <w:r>
-              <w:rPr>
-                <w:rFonts w:ascii="Arial" w:hAnsi="Arial" w:eastAsia="Arial"/>
-                <w:b w:val="0"/>
-                <w:sz w:val="15"/>
-              </w:rPr>
-              <w:t>reviews, provider_profiles</w:t>
-            </w:r>
-          </w:p>
-        </w:tc>
-        <w:tc>
-          <w:tcPr>
-            <w:tcW w:type="dxa" w:w="1440"/>
-            <w:vAlign w:val="center"/>
-          </w:tcPr>
-          <w:p>
-            <w:pPr>
-              <w:spacing w:after="0"/>
-            </w:pPr>
-            <w:r>
-              <w:rPr>
-                <w:rFonts w:ascii="Arial" w:hAnsi="Arial" w:eastAsia="Arial"/>
-              </w:rPr>
-            </w:r>
-            <w:r>
-              <w:rPr>
-                <w:rFonts w:ascii="Arial" w:hAnsi="Arial" w:eastAsia="Arial"/>
-                <w:b w:val="0"/>
-                <w:sz w:val="15"/>
-              </w:rPr>
-              <w:t>EP-03</w:t>
+              <w:t>Admin-only read/moderation endpoints.</w:t>
             </w:r>
           </w:p>
         </w:tc>
       </w:tr>
       <w:tr>
-        <w:trPr>
-          <w:cantSplit/>
-        </w:trPr>
         <w:tc>
           <w:tcPr>
-            <w:tcW w:type="dxa" w:w="1440"/>
+            <w:tcW w:type="dxa" w:w="623"/>
             <w:vAlign w:val="center"/>
           </w:tcPr>
           <w:p>
             <w:pPr>
-              <w:spacing w:after="0"/>
+              <w:spacing w:after="20" w:before="20"/>
             </w:pPr>
             <w:r>
               <w:rPr>
-                <w:rFonts w:ascii="Arial" w:hAnsi="Arial" w:eastAsia="Arial"/>
-              </w:rPr>
-            </w:r>
-            <w:r>
-              <w:rPr>
-                <w:rFonts w:ascii="Arial" w:hAnsi="Arial" w:eastAsia="Arial"/>
-                <w:b/>
-                <w:sz w:val="15"/>
+                <w:sz w:val="13"/>
               </w:rPr>
               <w:t>US-20</w:t>
             </w:r>
@@ -5230,172 +2385,86 @@
         </w:tc>
         <w:tc>
           <w:tcPr>
-            <w:tcW w:type="dxa" w:w="1440"/>
+            <w:tcW w:type="dxa" w:w="963"/>
             <w:vAlign w:val="center"/>
           </w:tcPr>
           <w:p>
             <w:pPr>
-              <w:spacing w:after="0"/>
+              <w:spacing w:after="20" w:before="20"/>
             </w:pPr>
             <w:r>
               <w:rPr>
-                <w:rFonts w:ascii="Arial" w:hAnsi="Arial" w:eastAsia="Arial"/>
+                <w:sz w:val="13"/>
               </w:rPr>
-            </w:r>
-            <w:r>
-              <w:rPr>
-                <w:rFonts w:ascii="Arial" w:hAnsi="Arial" w:eastAsia="Arial"/>
-                <w:b w:val="0"/>
-                <w:sz w:val="15"/>
-              </w:rPr>
-              <w:t>Admin</w:t>
+              <w:t>Customer + AI</w:t>
             </w:r>
           </w:p>
         </w:tc>
         <w:tc>
           <w:tcPr>
-            <w:tcW w:type="dxa" w:w="1440"/>
+            <w:tcW w:type="dxa" w:w="4195"/>
             <w:vAlign w:val="center"/>
           </w:tcPr>
           <w:p>
             <w:pPr>
-              <w:spacing w:after="0"/>
+              <w:spacing w:after="20" w:before="20"/>
             </w:pPr>
             <w:r>
               <w:rPr>
-                <w:rFonts w:ascii="Arial" w:hAnsi="Arial" w:eastAsia="Arial"/>
+                <w:sz w:val="13"/>
               </w:rPr>
-            </w:r>
-            <w:r>
-              <w:rPr>
-                <w:rFonts w:ascii="Arial" w:hAnsi="Arial" w:eastAsia="Arial"/>
-                <w:b w:val="0"/>
-                <w:sz w:val="15"/>
-              </w:rPr>
-              <w:t>manage user accounts and account status</w:t>
+              <w:t>Confirm a service/date/time before the assistant books it.</w:t>
             </w:r>
           </w:p>
         </w:tc>
         <w:tc>
           <w:tcPr>
-            <w:tcW w:type="dxa" w:w="1440"/>
+            <w:tcW w:type="dxa" w:w="623"/>
             <w:vAlign w:val="center"/>
           </w:tcPr>
           <w:p>
             <w:pPr>
-              <w:spacing w:after="0"/>
+              <w:spacing w:after="20" w:before="20"/>
             </w:pPr>
             <w:r>
               <w:rPr>
-                <w:rFonts w:ascii="Arial" w:hAnsi="Arial" w:eastAsia="Arial"/>
+                <w:sz w:val="13"/>
               </w:rPr>
-            </w:r>
-            <w:r>
-              <w:rPr>
-                <w:rFonts w:ascii="Arial" w:hAnsi="Arial" w:eastAsia="Arial"/>
-                <w:b w:val="0"/>
-                <w:sz w:val="15"/>
-              </w:rPr>
-              <w:t>keep the platform safe and trustworthy</w:t>
+              <w:t>P1</w:t>
             </w:r>
           </w:p>
         </w:tc>
         <w:tc>
           <w:tcPr>
-            <w:tcW w:type="dxa" w:w="1440"/>
+            <w:tcW w:type="dxa" w:w="3402"/>
             <w:vAlign w:val="center"/>
           </w:tcPr>
           <w:p>
             <w:pPr>
-              <w:spacing w:after="0"/>
+              <w:spacing w:after="20" w:before="20"/>
             </w:pPr>
             <w:r>
               <w:rPr>
-                <w:rFonts w:ascii="Arial" w:hAnsi="Arial" w:eastAsia="Arial"/>
+                <w:sz w:val="13"/>
               </w:rPr>
-            </w:r>
-            <w:r>
-              <w:rPr>
-                <w:rFonts w:ascii="Arial" w:hAnsi="Arial" w:eastAsia="Arial"/>
-                <w:b w:val="0"/>
-                <w:sz w:val="15"/>
-              </w:rPr>
-              <w:t>Must Have</w:t>
-            </w:r>
-          </w:p>
-        </w:tc>
-        <w:tc>
-          <w:tcPr>
-            <w:tcW w:type="dxa" w:w="1440"/>
-            <w:vAlign w:val="center"/>
-          </w:tcPr>
-          <w:p>
-            <w:pPr>
-              <w:spacing w:after="0"/>
-            </w:pPr>
-            <w:r>
-              <w:rPr>
-                <w:rFonts w:ascii="Arial" w:hAnsi="Arial" w:eastAsia="Arial"/>
-              </w:rPr>
-            </w:r>
-            <w:r>
-              <w:rPr>
-                <w:rFonts w:ascii="Arial" w:hAnsi="Arial" w:eastAsia="Arial"/>
-                <w:b w:val="0"/>
-                <w:sz w:val="15"/>
-              </w:rPr>
-              <w:t>users</w:t>
-            </w:r>
-          </w:p>
-        </w:tc>
-        <w:tc>
-          <w:tcPr>
-            <w:tcW w:type="dxa" w:w="1440"/>
-            <w:vAlign w:val="center"/>
-          </w:tcPr>
-          <w:p>
-            <w:pPr>
-              <w:spacing w:after="0"/>
-            </w:pPr>
-            <w:r>
-              <w:rPr>
-                <w:rFonts w:ascii="Arial" w:hAnsi="Arial" w:eastAsia="Arial"/>
-              </w:rPr>
-            </w:r>
-            <w:r>
-              <w:rPr>
-                <w:rFonts w:ascii="Arial" w:hAnsi="Arial" w:eastAsia="Arial"/>
-                <w:b w:val="0"/>
-                <w:sz w:val="15"/>
-              </w:rPr>
-              <w:t>EP-09</w:t>
+              <w:t>Tool reuses booking validation; no inferred booking.</w:t>
             </w:r>
           </w:p>
         </w:tc>
       </w:tr>
       <w:tr>
-        <w:trPr>
-          <w:cantSplit/>
-        </w:trPr>
         <w:tc>
           <w:tcPr>
-            <w:tcW w:type="dxa" w:w="1440"/>
+            <w:tcW w:type="dxa" w:w="623"/>
             <w:vAlign w:val="center"/>
           </w:tcPr>
           <w:p>
             <w:pPr>
-              <w:spacing w:after="0"/>
+              <w:spacing w:after="20" w:before="20"/>
             </w:pPr>
             <w:r>
               <w:rPr>
-                <w:rFonts w:ascii="Arial" w:hAnsi="Arial" w:eastAsia="Arial"/>
-              </w:rPr>
-            </w:r>
-            <w:r>
-              <w:rPr>
-                <w:rFonts w:ascii="Arial" w:hAnsi="Arial" w:eastAsia="Arial"/>
-                <w:b/>
-                <w:sz w:val="15"/>
+                <w:sz w:val="13"/>
               </w:rPr>
               <w:t>US-21</w:t>
             </w:r>
@@ -5403,1010 +2472,69 @@
         </w:tc>
         <w:tc>
           <w:tcPr>
-            <w:tcW w:type="dxa" w:w="1440"/>
+            <w:tcW w:type="dxa" w:w="963"/>
             <w:vAlign w:val="center"/>
           </w:tcPr>
           <w:p>
             <w:pPr>
-              <w:spacing w:after="0"/>
+              <w:spacing w:after="20" w:before="20"/>
             </w:pPr>
             <w:r>
               <w:rPr>
-                <w:rFonts w:ascii="Arial" w:hAnsi="Arial" w:eastAsia="Arial"/>
+                <w:sz w:val="13"/>
               </w:rPr>
-            </w:r>
-            <w:r>
-              <w:rPr>
-                <w:rFonts w:ascii="Arial" w:hAnsi="Arial" w:eastAsia="Arial"/>
-                <w:b w:val="0"/>
-                <w:sz w:val="15"/>
-              </w:rPr>
-              <w:t>Admin</w:t>
+              <w:t>External client</w:t>
             </w:r>
           </w:p>
         </w:tc>
         <w:tc>
           <w:tcPr>
-            <w:tcW w:type="dxa" w:w="1440"/>
+            <w:tcW w:type="dxa" w:w="4195"/>
             <w:vAlign w:val="center"/>
           </w:tcPr>
           <w:p>
             <w:pPr>
-              <w:spacing w:after="0"/>
+              <w:spacing w:after="20" w:before="20"/>
             </w:pPr>
             <w:r>
               <w:rPr>
-                <w:rFonts w:ascii="Arial" w:hAnsi="Arial" w:eastAsia="Arial"/>
+                <w:sz w:val="13"/>
               </w:rPr>
-            </w:r>
-            <w:r>
-              <w:rPr>
-                <w:rFonts w:ascii="Arial" w:hAnsi="Arial" w:eastAsia="Arial"/>
-                <w:b w:val="0"/>
-                <w:sz w:val="15"/>
-              </w:rPr>
-              <w:t>create and manage service categories</w:t>
+              <w:t>Use MCP tools to search/check/book/cancel in a controlled integration.</w:t>
             </w:r>
           </w:p>
         </w:tc>
         <w:tc>
           <w:tcPr>
-            <w:tcW w:type="dxa" w:w="1440"/>
+            <w:tcW w:type="dxa" w:w="623"/>
             <w:vAlign w:val="center"/>
           </w:tcPr>
           <w:p>
             <w:pPr>
-              <w:spacing w:after="0"/>
+              <w:spacing w:after="20" w:before="20"/>
             </w:pPr>
             <w:r>
               <w:rPr>
-                <w:rFonts w:ascii="Arial" w:hAnsi="Arial" w:eastAsia="Arial"/>
+                <w:sz w:val="13"/>
               </w:rPr>
-            </w:r>
-            <w:r>
-              <w:rPr>
-                <w:rFonts w:ascii="Arial" w:hAnsi="Arial" w:eastAsia="Arial"/>
-                <w:b w:val="0"/>
-                <w:sz w:val="15"/>
-              </w:rPr>
-              <w:t>organize services clearly</w:t>
+              <w:t>P3</w:t>
             </w:r>
           </w:p>
         </w:tc>
         <w:tc>
           <w:tcPr>
-            <w:tcW w:type="dxa" w:w="1440"/>
+            <w:tcW w:type="dxa" w:w="3402"/>
             <w:vAlign w:val="center"/>
           </w:tcPr>
           <w:p>
             <w:pPr>
-              <w:spacing w:after="0"/>
+              <w:spacing w:after="20" w:before="20"/>
             </w:pPr>
             <w:r>
               <w:rPr>
-                <w:rFonts w:ascii="Arial" w:hAnsi="Arial" w:eastAsia="Arial"/>
+                <w:sz w:val="13"/>
               </w:rPr>
-            </w:r>
-            <w:r>
-              <w:rPr>
-                <w:rFonts w:ascii="Arial" w:hAnsi="Arial" w:eastAsia="Arial"/>
-                <w:b w:val="0"/>
-                <w:sz w:val="15"/>
-              </w:rPr>
-              <w:t>Must Have</w:t>
-            </w:r>
-          </w:p>
-        </w:tc>
-        <w:tc>
-          <w:tcPr>
-            <w:tcW w:type="dxa" w:w="1440"/>
-            <w:vAlign w:val="center"/>
-          </w:tcPr>
-          <w:p>
-            <w:pPr>
-              <w:spacing w:after="0"/>
-            </w:pPr>
-            <w:r>
-              <w:rPr>
-                <w:rFonts w:ascii="Arial" w:hAnsi="Arial" w:eastAsia="Arial"/>
-              </w:rPr>
-            </w:r>
-            <w:r>
-              <w:rPr>
-                <w:rFonts w:ascii="Arial" w:hAnsi="Arial" w:eastAsia="Arial"/>
-                <w:b w:val="0"/>
-                <w:sz w:val="15"/>
-              </w:rPr>
-              <w:t>service_categories</w:t>
-            </w:r>
-          </w:p>
-        </w:tc>
-        <w:tc>
-          <w:tcPr>
-            <w:tcW w:type="dxa" w:w="1440"/>
-            <w:vAlign w:val="center"/>
-          </w:tcPr>
-          <w:p>
-            <w:pPr>
-              <w:spacing w:after="0"/>
-            </w:pPr>
-            <w:r>
-              <w:rPr>
-                <w:rFonts w:ascii="Arial" w:hAnsi="Arial" w:eastAsia="Arial"/>
-              </w:rPr>
-            </w:r>
-            <w:r>
-              <w:rPr>
-                <w:rFonts w:ascii="Arial" w:hAnsi="Arial" w:eastAsia="Arial"/>
-                <w:b w:val="0"/>
-                <w:sz w:val="15"/>
-              </w:rPr>
-              <w:t>EP-09</w:t>
-            </w:r>
-          </w:p>
-        </w:tc>
-      </w:tr>
-      <w:tr>
-        <w:trPr>
-          <w:cantSplit/>
-        </w:trPr>
-        <w:tc>
-          <w:tcPr>
-            <w:tcW w:type="dxa" w:w="1440"/>
-            <w:vAlign w:val="center"/>
-          </w:tcPr>
-          <w:p>
-            <w:pPr>
-              <w:spacing w:after="0"/>
-            </w:pPr>
-            <w:r>
-              <w:rPr>
-                <w:rFonts w:ascii="Arial" w:hAnsi="Arial" w:eastAsia="Arial"/>
-              </w:rPr>
-            </w:r>
-            <w:r>
-              <w:rPr>
-                <w:rFonts w:ascii="Arial" w:hAnsi="Arial" w:eastAsia="Arial"/>
-                <w:b/>
-                <w:sz w:val="15"/>
-              </w:rPr>
-              <w:t>US-22</w:t>
-            </w:r>
-          </w:p>
-        </w:tc>
-        <w:tc>
-          <w:tcPr>
-            <w:tcW w:type="dxa" w:w="1440"/>
-            <w:vAlign w:val="center"/>
-          </w:tcPr>
-          <w:p>
-            <w:pPr>
-              <w:spacing w:after="0"/>
-            </w:pPr>
-            <w:r>
-              <w:rPr>
-                <w:rFonts w:ascii="Arial" w:hAnsi="Arial" w:eastAsia="Arial"/>
-              </w:rPr>
-            </w:r>
-            <w:r>
-              <w:rPr>
-                <w:rFonts w:ascii="Arial" w:hAnsi="Arial" w:eastAsia="Arial"/>
-                <w:b w:val="0"/>
-                <w:sz w:val="15"/>
-              </w:rPr>
-              <w:t>Admin</w:t>
-            </w:r>
-          </w:p>
-        </w:tc>
-        <w:tc>
-          <w:tcPr>
-            <w:tcW w:type="dxa" w:w="1440"/>
-            <w:vAlign w:val="center"/>
-          </w:tcPr>
-          <w:p>
-            <w:pPr>
-              <w:spacing w:after="0"/>
-            </w:pPr>
-            <w:r>
-              <w:rPr>
-                <w:rFonts w:ascii="Arial" w:hAnsi="Arial" w:eastAsia="Arial"/>
-              </w:rPr>
-            </w:r>
-            <w:r>
-              <w:rPr>
-                <w:rFonts w:ascii="Arial" w:hAnsi="Arial" w:eastAsia="Arial"/>
-                <w:b w:val="0"/>
-                <w:sz w:val="15"/>
-              </w:rPr>
-              <w:t>review and moderate services</w:t>
-            </w:r>
-          </w:p>
-        </w:tc>
-        <w:tc>
-          <w:tcPr>
-            <w:tcW w:type="dxa" w:w="1440"/>
-            <w:vAlign w:val="center"/>
-          </w:tcPr>
-          <w:p>
-            <w:pPr>
-              <w:spacing w:after="0"/>
-            </w:pPr>
-            <w:r>
-              <w:rPr>
-                <w:rFonts w:ascii="Arial" w:hAnsi="Arial" w:eastAsia="Arial"/>
-              </w:rPr>
-            </w:r>
-            <w:r>
-              <w:rPr>
-                <w:rFonts w:ascii="Arial" w:hAnsi="Arial" w:eastAsia="Arial"/>
-                <w:b w:val="0"/>
-                <w:sz w:val="15"/>
-              </w:rPr>
-              <w:t>remove inappropriate or inactive listings</w:t>
-            </w:r>
-          </w:p>
-        </w:tc>
-        <w:tc>
-          <w:tcPr>
-            <w:tcW w:type="dxa" w:w="1440"/>
-            <w:vAlign w:val="center"/>
-          </w:tcPr>
-          <w:p>
-            <w:pPr>
-              <w:spacing w:after="0"/>
-            </w:pPr>
-            <w:r>
-              <w:rPr>
-                <w:rFonts w:ascii="Arial" w:hAnsi="Arial" w:eastAsia="Arial"/>
-              </w:rPr>
-            </w:r>
-            <w:r>
-              <w:rPr>
-                <w:rFonts w:ascii="Arial" w:hAnsi="Arial" w:eastAsia="Arial"/>
-                <w:b w:val="0"/>
-                <w:sz w:val="15"/>
-              </w:rPr>
-              <w:t>Should Have</w:t>
-            </w:r>
-          </w:p>
-        </w:tc>
-        <w:tc>
-          <w:tcPr>
-            <w:tcW w:type="dxa" w:w="1440"/>
-            <w:vAlign w:val="center"/>
-          </w:tcPr>
-          <w:p>
-            <w:pPr>
-              <w:spacing w:after="0"/>
-            </w:pPr>
-            <w:r>
-              <w:rPr>
-                <w:rFonts w:ascii="Arial" w:hAnsi="Arial" w:eastAsia="Arial"/>
-              </w:rPr>
-            </w:r>
-            <w:r>
-              <w:rPr>
-                <w:rFonts w:ascii="Arial" w:hAnsi="Arial" w:eastAsia="Arial"/>
-                <w:b w:val="0"/>
-                <w:sz w:val="15"/>
-              </w:rPr>
-              <w:t>services</w:t>
-            </w:r>
-          </w:p>
-        </w:tc>
-        <w:tc>
-          <w:tcPr>
-            <w:tcW w:type="dxa" w:w="1440"/>
-            <w:vAlign w:val="center"/>
-          </w:tcPr>
-          <w:p>
-            <w:pPr>
-              <w:spacing w:after="0"/>
-            </w:pPr>
-            <w:r>
-              <w:rPr>
-                <w:rFonts w:ascii="Arial" w:hAnsi="Arial" w:eastAsia="Arial"/>
-              </w:rPr>
-            </w:r>
-            <w:r>
-              <w:rPr>
-                <w:rFonts w:ascii="Arial" w:hAnsi="Arial" w:eastAsia="Arial"/>
-                <w:b w:val="0"/>
-                <w:sz w:val="15"/>
-              </w:rPr>
-              <w:t>EP-09</w:t>
-            </w:r>
-          </w:p>
-        </w:tc>
-      </w:tr>
-      <w:tr>
-        <w:trPr>
-          <w:cantSplit/>
-        </w:trPr>
-        <w:tc>
-          <w:tcPr>
-            <w:tcW w:type="dxa" w:w="1440"/>
-            <w:vAlign w:val="center"/>
-          </w:tcPr>
-          <w:p>
-            <w:pPr>
-              <w:spacing w:after="0"/>
-            </w:pPr>
-            <w:r>
-              <w:rPr>
-                <w:rFonts w:ascii="Arial" w:hAnsi="Arial" w:eastAsia="Arial"/>
-              </w:rPr>
-            </w:r>
-            <w:r>
-              <w:rPr>
-                <w:rFonts w:ascii="Arial" w:hAnsi="Arial" w:eastAsia="Arial"/>
-                <w:b/>
-                <w:sz w:val="15"/>
-              </w:rPr>
-              <w:t>US-23</w:t>
-            </w:r>
-          </w:p>
-        </w:tc>
-        <w:tc>
-          <w:tcPr>
-            <w:tcW w:type="dxa" w:w="1440"/>
-            <w:vAlign w:val="center"/>
-          </w:tcPr>
-          <w:p>
-            <w:pPr>
-              <w:spacing w:after="0"/>
-            </w:pPr>
-            <w:r>
-              <w:rPr>
-                <w:rFonts w:ascii="Arial" w:hAnsi="Arial" w:eastAsia="Arial"/>
-              </w:rPr>
-            </w:r>
-            <w:r>
-              <w:rPr>
-                <w:rFonts w:ascii="Arial" w:hAnsi="Arial" w:eastAsia="Arial"/>
-                <w:b w:val="0"/>
-                <w:sz w:val="15"/>
-              </w:rPr>
-              <w:t>System</w:t>
-            </w:r>
-          </w:p>
-        </w:tc>
-        <w:tc>
-          <w:tcPr>
-            <w:tcW w:type="dxa" w:w="1440"/>
-            <w:vAlign w:val="center"/>
-          </w:tcPr>
-          <w:p>
-            <w:pPr>
-              <w:spacing w:after="0"/>
-            </w:pPr>
-            <w:r>
-              <w:rPr>
-                <w:rFonts w:ascii="Arial" w:hAnsi="Arial" w:eastAsia="Arial"/>
-              </w:rPr>
-            </w:r>
-            <w:r>
-              <w:rPr>
-                <w:rFonts w:ascii="Arial" w:hAnsi="Arial" w:eastAsia="Arial"/>
-                <w:b w:val="0"/>
-                <w:sz w:val="15"/>
-              </w:rPr>
-              <w:t>send notifications to users</w:t>
-            </w:r>
-          </w:p>
-        </w:tc>
-        <w:tc>
-          <w:tcPr>
-            <w:tcW w:type="dxa" w:w="1440"/>
-            <w:vAlign w:val="center"/>
-          </w:tcPr>
-          <w:p>
-            <w:pPr>
-              <w:spacing w:after="0"/>
-            </w:pPr>
-            <w:r>
-              <w:rPr>
-                <w:rFonts w:ascii="Arial" w:hAnsi="Arial" w:eastAsia="Arial"/>
-              </w:rPr>
-            </w:r>
-            <w:r>
-              <w:rPr>
-                <w:rFonts w:ascii="Arial" w:hAnsi="Arial" w:eastAsia="Arial"/>
-                <w:b w:val="0"/>
-                <w:sz w:val="15"/>
-              </w:rPr>
-              <w:t>inform them about bookings, payments, reviews and system updates</w:t>
-            </w:r>
-          </w:p>
-        </w:tc>
-        <w:tc>
-          <w:tcPr>
-            <w:tcW w:type="dxa" w:w="1440"/>
-            <w:vAlign w:val="center"/>
-          </w:tcPr>
-          <w:p>
-            <w:pPr>
-              <w:spacing w:after="0"/>
-            </w:pPr>
-            <w:r>
-              <w:rPr>
-                <w:rFonts w:ascii="Arial" w:hAnsi="Arial" w:eastAsia="Arial"/>
-              </w:rPr>
-            </w:r>
-            <w:r>
-              <w:rPr>
-                <w:rFonts w:ascii="Arial" w:hAnsi="Arial" w:eastAsia="Arial"/>
-                <w:b w:val="0"/>
-                <w:sz w:val="15"/>
-              </w:rPr>
-              <w:t>Should Have</w:t>
-            </w:r>
-          </w:p>
-        </w:tc>
-        <w:tc>
-          <w:tcPr>
-            <w:tcW w:type="dxa" w:w="1440"/>
-            <w:vAlign w:val="center"/>
-          </w:tcPr>
-          <w:p>
-            <w:pPr>
-              <w:spacing w:after="0"/>
-            </w:pPr>
-            <w:r>
-              <w:rPr>
-                <w:rFonts w:ascii="Arial" w:hAnsi="Arial" w:eastAsia="Arial"/>
-              </w:rPr>
-            </w:r>
-            <w:r>
-              <w:rPr>
-                <w:rFonts w:ascii="Arial" w:hAnsi="Arial" w:eastAsia="Arial"/>
-                <w:b w:val="0"/>
-                <w:sz w:val="15"/>
-              </w:rPr>
-              <w:t>notifications</w:t>
-            </w:r>
-          </w:p>
-        </w:tc>
-        <w:tc>
-          <w:tcPr>
-            <w:tcW w:type="dxa" w:w="1440"/>
-            <w:vAlign w:val="center"/>
-          </w:tcPr>
-          <w:p>
-            <w:pPr>
-              <w:spacing w:after="0"/>
-            </w:pPr>
-            <w:r>
-              <w:rPr>
-                <w:rFonts w:ascii="Arial" w:hAnsi="Arial" w:eastAsia="Arial"/>
-              </w:rPr>
-            </w:r>
-            <w:r>
-              <w:rPr>
-                <w:rFonts w:ascii="Arial" w:hAnsi="Arial" w:eastAsia="Arial"/>
-                <w:b w:val="0"/>
-                <w:sz w:val="15"/>
-              </w:rPr>
-              <w:t>EP-07</w:t>
-            </w:r>
-          </w:p>
-        </w:tc>
-      </w:tr>
-      <w:tr>
-        <w:trPr>
-          <w:cantSplit/>
-        </w:trPr>
-        <w:tc>
-          <w:tcPr>
-            <w:tcW w:type="dxa" w:w="1440"/>
-            <w:vAlign w:val="center"/>
-          </w:tcPr>
-          <w:p>
-            <w:pPr>
-              <w:spacing w:after="0"/>
-            </w:pPr>
-            <w:r>
-              <w:rPr>
-                <w:rFonts w:ascii="Arial" w:hAnsi="Arial" w:eastAsia="Arial"/>
-              </w:rPr>
-            </w:r>
-            <w:r>
-              <w:rPr>
-                <w:rFonts w:ascii="Arial" w:hAnsi="Arial" w:eastAsia="Arial"/>
-                <w:b/>
-                <w:sz w:val="15"/>
-              </w:rPr>
-              <w:t>US-24</w:t>
-            </w:r>
-          </w:p>
-        </w:tc>
-        <w:tc>
-          <w:tcPr>
-            <w:tcW w:type="dxa" w:w="1440"/>
-            <w:vAlign w:val="center"/>
-          </w:tcPr>
-          <w:p>
-            <w:pPr>
-              <w:spacing w:after="0"/>
-            </w:pPr>
-            <w:r>
-              <w:rPr>
-                <w:rFonts w:ascii="Arial" w:hAnsi="Arial" w:eastAsia="Arial"/>
-              </w:rPr>
-            </w:r>
-            <w:r>
-              <w:rPr>
-                <w:rFonts w:ascii="Arial" w:hAnsi="Arial" w:eastAsia="Arial"/>
-                <w:b w:val="0"/>
-                <w:sz w:val="15"/>
-              </w:rPr>
-              <w:t>Customer</w:t>
-            </w:r>
-          </w:p>
-        </w:tc>
-        <w:tc>
-          <w:tcPr>
-            <w:tcW w:type="dxa" w:w="1440"/>
-            <w:vAlign w:val="center"/>
-          </w:tcPr>
-          <w:p>
-            <w:pPr>
-              <w:spacing w:after="0"/>
-            </w:pPr>
-            <w:r>
-              <w:rPr>
-                <w:rFonts w:ascii="Arial" w:hAnsi="Arial" w:eastAsia="Arial"/>
-              </w:rPr>
-            </w:r>
-            <w:r>
-              <w:rPr>
-                <w:rFonts w:ascii="Arial" w:hAnsi="Arial" w:eastAsia="Arial"/>
-                <w:b w:val="0"/>
-                <w:sz w:val="15"/>
-              </w:rPr>
-              <w:t>ask the AI assistant for service recommendations</w:t>
-            </w:r>
-          </w:p>
-        </w:tc>
-        <w:tc>
-          <w:tcPr>
-            <w:tcW w:type="dxa" w:w="1440"/>
-            <w:vAlign w:val="center"/>
-          </w:tcPr>
-          <w:p>
-            <w:pPr>
-              <w:spacing w:after="0"/>
-            </w:pPr>
-            <w:r>
-              <w:rPr>
-                <w:rFonts w:ascii="Arial" w:hAnsi="Arial" w:eastAsia="Arial"/>
-              </w:rPr>
-            </w:r>
-            <w:r>
-              <w:rPr>
-                <w:rFonts w:ascii="Arial" w:hAnsi="Arial" w:eastAsia="Arial"/>
-                <w:b w:val="0"/>
-                <w:sz w:val="15"/>
-              </w:rPr>
-              <w:t>find suitable providers based on my need</w:t>
-            </w:r>
-          </w:p>
-        </w:tc>
-        <w:tc>
-          <w:tcPr>
-            <w:tcW w:type="dxa" w:w="1440"/>
-            <w:vAlign w:val="center"/>
-          </w:tcPr>
-          <w:p>
-            <w:pPr>
-              <w:spacing w:after="0"/>
-            </w:pPr>
-            <w:r>
-              <w:rPr>
-                <w:rFonts w:ascii="Arial" w:hAnsi="Arial" w:eastAsia="Arial"/>
-              </w:rPr>
-            </w:r>
-            <w:r>
-              <w:rPr>
-                <w:rFonts w:ascii="Arial" w:hAnsi="Arial" w:eastAsia="Arial"/>
-                <w:b w:val="0"/>
-                <w:sz w:val="15"/>
-              </w:rPr>
-              <w:t>Should Have</w:t>
-            </w:r>
-          </w:p>
-        </w:tc>
-        <w:tc>
-          <w:tcPr>
-            <w:tcW w:type="dxa" w:w="1440"/>
-            <w:vAlign w:val="center"/>
-          </w:tcPr>
-          <w:p>
-            <w:pPr>
-              <w:spacing w:after="0"/>
-            </w:pPr>
-            <w:r>
-              <w:rPr>
-                <w:rFonts w:ascii="Arial" w:hAnsi="Arial" w:eastAsia="Arial"/>
-              </w:rPr>
-            </w:r>
-            <w:r>
-              <w:rPr>
-                <w:rFonts w:ascii="Arial" w:hAnsi="Arial" w:eastAsia="Arial"/>
-                <w:b w:val="0"/>
-                <w:sz w:val="15"/>
-              </w:rPr>
-              <w:t>ai_conversations, ai_messages, service_embeddings</w:t>
-            </w:r>
-          </w:p>
-        </w:tc>
-        <w:tc>
-          <w:tcPr>
-            <w:tcW w:type="dxa" w:w="1440"/>
-            <w:vAlign w:val="center"/>
-          </w:tcPr>
-          <w:p>
-            <w:pPr>
-              <w:spacing w:after="0"/>
-            </w:pPr>
-            <w:r>
-              <w:rPr>
-                <w:rFonts w:ascii="Arial" w:hAnsi="Arial" w:eastAsia="Arial"/>
-              </w:rPr>
-            </w:r>
-            <w:r>
-              <w:rPr>
-                <w:rFonts w:ascii="Arial" w:hAnsi="Arial" w:eastAsia="Arial"/>
-                <w:b w:val="0"/>
-                <w:sz w:val="15"/>
-              </w:rPr>
-              <w:t>EP-08</w:t>
-            </w:r>
-          </w:p>
-        </w:tc>
-      </w:tr>
-      <w:tr>
-        <w:trPr>
-          <w:cantSplit/>
-        </w:trPr>
-        <w:tc>
-          <w:tcPr>
-            <w:tcW w:type="dxa" w:w="1440"/>
-            <w:vAlign w:val="center"/>
-          </w:tcPr>
-          <w:p>
-            <w:pPr>
-              <w:spacing w:after="0"/>
-            </w:pPr>
-            <w:r>
-              <w:rPr>
-                <w:rFonts w:ascii="Arial" w:hAnsi="Arial" w:eastAsia="Arial"/>
-              </w:rPr>
-            </w:r>
-            <w:r>
-              <w:rPr>
-                <w:rFonts w:ascii="Arial" w:hAnsi="Arial" w:eastAsia="Arial"/>
-                <w:b/>
-                <w:sz w:val="15"/>
-              </w:rPr>
-              <w:t>US-25</w:t>
-            </w:r>
-          </w:p>
-        </w:tc>
-        <w:tc>
-          <w:tcPr>
-            <w:tcW w:type="dxa" w:w="1440"/>
-            <w:vAlign w:val="center"/>
-          </w:tcPr>
-          <w:p>
-            <w:pPr>
-              <w:spacing w:after="0"/>
-            </w:pPr>
-            <w:r>
-              <w:rPr>
-                <w:rFonts w:ascii="Arial" w:hAnsi="Arial" w:eastAsia="Arial"/>
-              </w:rPr>
-            </w:r>
-            <w:r>
-              <w:rPr>
-                <w:rFonts w:ascii="Arial" w:hAnsi="Arial" w:eastAsia="Arial"/>
-                <w:b w:val="0"/>
-                <w:sz w:val="15"/>
-              </w:rPr>
-              <w:t>Customer</w:t>
-            </w:r>
-          </w:p>
-        </w:tc>
-        <w:tc>
-          <w:tcPr>
-            <w:tcW w:type="dxa" w:w="1440"/>
-            <w:vAlign w:val="center"/>
-          </w:tcPr>
-          <w:p>
-            <w:pPr>
-              <w:spacing w:after="0"/>
-            </w:pPr>
-            <w:r>
-              <w:rPr>
-                <w:rFonts w:ascii="Arial" w:hAnsi="Arial" w:eastAsia="Arial"/>
-              </w:rPr>
-            </w:r>
-            <w:r>
-              <w:rPr>
-                <w:rFonts w:ascii="Arial" w:hAnsi="Arial" w:eastAsia="Arial"/>
-                <w:b w:val="0"/>
-                <w:sz w:val="15"/>
-              </w:rPr>
-              <w:t>chat with the AI support assistant</w:t>
-            </w:r>
-          </w:p>
-        </w:tc>
-        <w:tc>
-          <w:tcPr>
-            <w:tcW w:type="dxa" w:w="1440"/>
-            <w:vAlign w:val="center"/>
-          </w:tcPr>
-          <w:p>
-            <w:pPr>
-              <w:spacing w:after="0"/>
-            </w:pPr>
-            <w:r>
-              <w:rPr>
-                <w:rFonts w:ascii="Arial" w:hAnsi="Arial" w:eastAsia="Arial"/>
-              </w:rPr>
-            </w:r>
-            <w:r>
-              <w:rPr>
-                <w:rFonts w:ascii="Arial" w:hAnsi="Arial" w:eastAsia="Arial"/>
-                <w:b w:val="0"/>
-                <w:sz w:val="15"/>
-              </w:rPr>
-              <w:t>get quick help without waiting for human support</w:t>
-            </w:r>
-          </w:p>
-        </w:tc>
-        <w:tc>
-          <w:tcPr>
-            <w:tcW w:type="dxa" w:w="1440"/>
-            <w:vAlign w:val="center"/>
-          </w:tcPr>
-          <w:p>
-            <w:pPr>
-              <w:spacing w:after="0"/>
-            </w:pPr>
-            <w:r>
-              <w:rPr>
-                <w:rFonts w:ascii="Arial" w:hAnsi="Arial" w:eastAsia="Arial"/>
-              </w:rPr>
-            </w:r>
-            <w:r>
-              <w:rPr>
-                <w:rFonts w:ascii="Arial" w:hAnsi="Arial" w:eastAsia="Arial"/>
-                <w:b w:val="0"/>
-                <w:sz w:val="15"/>
-              </w:rPr>
-              <w:t>Could Have</w:t>
-            </w:r>
-          </w:p>
-        </w:tc>
-        <w:tc>
-          <w:tcPr>
-            <w:tcW w:type="dxa" w:w="1440"/>
-            <w:vAlign w:val="center"/>
-          </w:tcPr>
-          <w:p>
-            <w:pPr>
-              <w:spacing w:after="0"/>
-            </w:pPr>
-            <w:r>
-              <w:rPr>
-                <w:rFonts w:ascii="Arial" w:hAnsi="Arial" w:eastAsia="Arial"/>
-              </w:rPr>
-            </w:r>
-            <w:r>
-              <w:rPr>
-                <w:rFonts w:ascii="Arial" w:hAnsi="Arial" w:eastAsia="Arial"/>
-                <w:b w:val="0"/>
-                <w:sz w:val="15"/>
-              </w:rPr>
-              <w:t>ai_conversations, ai_messages</w:t>
-            </w:r>
-          </w:p>
-        </w:tc>
-        <w:tc>
-          <w:tcPr>
-            <w:tcW w:type="dxa" w:w="1440"/>
-            <w:vAlign w:val="center"/>
-          </w:tcPr>
-          <w:p>
-            <w:pPr>
-              <w:spacing w:after="0"/>
-            </w:pPr>
-            <w:r>
-              <w:rPr>
-                <w:rFonts w:ascii="Arial" w:hAnsi="Arial" w:eastAsia="Arial"/>
-              </w:rPr>
-            </w:r>
-            <w:r>
-              <w:rPr>
-                <w:rFonts w:ascii="Arial" w:hAnsi="Arial" w:eastAsia="Arial"/>
-                <w:b w:val="0"/>
-                <w:sz w:val="15"/>
-              </w:rPr>
-              <w:t>EP-08</w:t>
-            </w:r>
-          </w:p>
-        </w:tc>
-      </w:tr>
-      <w:tr>
-        <w:trPr>
-          <w:cantSplit/>
-        </w:trPr>
-        <w:tc>
-          <w:tcPr>
-            <w:tcW w:type="dxa" w:w="1440"/>
-            <w:vAlign w:val="center"/>
-          </w:tcPr>
-          <w:p>
-            <w:pPr>
-              <w:spacing w:after="0"/>
-            </w:pPr>
-            <w:r>
-              <w:rPr>
-                <w:rFonts w:ascii="Arial" w:hAnsi="Arial" w:eastAsia="Arial"/>
-              </w:rPr>
-            </w:r>
-            <w:r>
-              <w:rPr>
-                <w:rFonts w:ascii="Arial" w:hAnsi="Arial" w:eastAsia="Arial"/>
-                <w:b/>
-                <w:sz w:val="15"/>
-              </w:rPr>
-              <w:t>US-26</w:t>
-            </w:r>
-          </w:p>
-        </w:tc>
-        <w:tc>
-          <w:tcPr>
-            <w:tcW w:type="dxa" w:w="1440"/>
-            <w:vAlign w:val="center"/>
-          </w:tcPr>
-          <w:p>
-            <w:pPr>
-              <w:spacing w:after="0"/>
-            </w:pPr>
-            <w:r>
-              <w:rPr>
-                <w:rFonts w:ascii="Arial" w:hAnsi="Arial" w:eastAsia="Arial"/>
-              </w:rPr>
-            </w:r>
-            <w:r>
-              <w:rPr>
-                <w:rFonts w:ascii="Arial" w:hAnsi="Arial" w:eastAsia="Arial"/>
-                <w:b w:val="0"/>
-                <w:sz w:val="15"/>
-              </w:rPr>
-              <w:t>System</w:t>
-            </w:r>
-          </w:p>
-        </w:tc>
-        <w:tc>
-          <w:tcPr>
-            <w:tcW w:type="dxa" w:w="1440"/>
-            <w:vAlign w:val="center"/>
-          </w:tcPr>
-          <w:p>
-            <w:pPr>
-              <w:spacing w:after="0"/>
-            </w:pPr>
-            <w:r>
-              <w:rPr>
-                <w:rFonts w:ascii="Arial" w:hAnsi="Arial" w:eastAsia="Arial"/>
-              </w:rPr>
-            </w:r>
-            <w:r>
-              <w:rPr>
-                <w:rFonts w:ascii="Arial" w:hAnsi="Arial" w:eastAsia="Arial"/>
-                <w:b w:val="0"/>
-                <w:sz w:val="15"/>
-              </w:rPr>
-              <w:t>generate review summaries for providers</w:t>
-            </w:r>
-          </w:p>
-        </w:tc>
-        <w:tc>
-          <w:tcPr>
-            <w:tcW w:type="dxa" w:w="1440"/>
-            <w:vAlign w:val="center"/>
-          </w:tcPr>
-          <w:p>
-            <w:pPr>
-              <w:spacing w:after="0"/>
-            </w:pPr>
-            <w:r>
-              <w:rPr>
-                <w:rFonts w:ascii="Arial" w:hAnsi="Arial" w:eastAsia="Arial"/>
-              </w:rPr>
-            </w:r>
-            <w:r>
-              <w:rPr>
-                <w:rFonts w:ascii="Arial" w:hAnsi="Arial" w:eastAsia="Arial"/>
-                <w:b w:val="0"/>
-                <w:sz w:val="15"/>
-              </w:rPr>
-              <w:t>help customers understand provider quality quickly</w:t>
-            </w:r>
-          </w:p>
-        </w:tc>
-        <w:tc>
-          <w:tcPr>
-            <w:tcW w:type="dxa" w:w="1440"/>
-            <w:vAlign w:val="center"/>
-          </w:tcPr>
-          <w:p>
-            <w:pPr>
-              <w:spacing w:after="0"/>
-            </w:pPr>
-            <w:r>
-              <w:rPr>
-                <w:rFonts w:ascii="Arial" w:hAnsi="Arial" w:eastAsia="Arial"/>
-              </w:rPr>
-            </w:r>
-            <w:r>
-              <w:rPr>
-                <w:rFonts w:ascii="Arial" w:hAnsi="Arial" w:eastAsia="Arial"/>
-                <w:b w:val="0"/>
-                <w:sz w:val="15"/>
-              </w:rPr>
-              <w:t>Could Have</w:t>
-            </w:r>
-          </w:p>
-        </w:tc>
-        <w:tc>
-          <w:tcPr>
-            <w:tcW w:type="dxa" w:w="1440"/>
-            <w:vAlign w:val="center"/>
-          </w:tcPr>
-          <w:p>
-            <w:pPr>
-              <w:spacing w:after="0"/>
-            </w:pPr>
-            <w:r>
-              <w:rPr>
-                <w:rFonts w:ascii="Arial" w:hAnsi="Arial" w:eastAsia="Arial"/>
-              </w:rPr>
-            </w:r>
-            <w:r>
-              <w:rPr>
-                <w:rFonts w:ascii="Arial" w:hAnsi="Arial" w:eastAsia="Arial"/>
-                <w:b w:val="0"/>
-                <w:sz w:val="15"/>
-              </w:rPr>
-              <w:t>review_summaries, reviews</w:t>
-            </w:r>
-          </w:p>
-        </w:tc>
-        <w:tc>
-          <w:tcPr>
-            <w:tcW w:type="dxa" w:w="1440"/>
-            <w:vAlign w:val="center"/>
-          </w:tcPr>
-          <w:p>
-            <w:pPr>
-              <w:spacing w:after="0"/>
-            </w:pPr>
-            <w:r>
-              <w:rPr>
-                <w:rFonts w:ascii="Arial" w:hAnsi="Arial" w:eastAsia="Arial"/>
-              </w:rPr>
-            </w:r>
-            <w:r>
-              <w:rPr>
-                <w:rFonts w:ascii="Arial" w:hAnsi="Arial" w:eastAsia="Arial"/>
-                <w:b w:val="0"/>
-                <w:sz w:val="15"/>
-              </w:rPr>
-              <w:t>EP-08</w:t>
+              <w:t>Server exposes six stdio tools and returns safe errors.</w:t>
             </w:r>
           </w:p>
         </w:tc>
@@ -6414,531 +2542,208 @@
     </w:tbl>
     <w:p>
       <w:pPr>
-        <w:pStyle w:val="Heading1"/>
+        <w:spacing w:after="40"/>
       </w:pPr>
-      <w:r>
-        <w:t>6. User Story Details &amp; Acceptance Criteria</w:t>
-      </w:r>
-    </w:p>
-    <w:p>
-      <w:pPr>
-        <w:pStyle w:val="Heading2"/>
-      </w:pPr>
-      <w:r>
-        <w:t>US-01 Customer Registration</w:t>
-      </w:r>
-    </w:p>
-    <w:p>
-      <w:pPr>
-        <w:spacing w:after="120"/>
-      </w:pPr>
-      <w:r>
-        <w:t>User Story: As the relevant actor, I want this feature so that the Smart Hire workflow can be completed efficiently and securely.</w:t>
-      </w:r>
-    </w:p>
-    <w:p>
-      <w:r>
-        <w:rPr>
-          <w:b/>
-        </w:rPr>
-        <w:t>Acceptance Criteria:</w:t>
-      </w:r>
-    </w:p>
-    <w:p>
-      <w:pPr>
-        <w:pStyle w:val="ListBullet"/>
-      </w:pPr>
-      <w:r>
-        <w:t>Given a new customer opens the registration page, when valid details are submitted, then a customer account is created.</w:t>
-      </w:r>
-    </w:p>
-    <w:p>
-      <w:pPr>
-        <w:pStyle w:val="ListBullet"/>
-      </w:pPr>
-      <w:r>
-        <w:t>The email address must be unique.</w:t>
-      </w:r>
-    </w:p>
-    <w:p>
-      <w:pPr>
-        <w:pStyle w:val="ListBullet"/>
-      </w:pPr>
-      <w:r>
-        <w:t>The password must be stored as a secure password hash, not as plaintext.</w:t>
-      </w:r>
-    </w:p>
-    <w:p>
-      <w:pPr>
-        <w:pStyle w:val="Heading2"/>
-      </w:pPr>
-      <w:r>
-        <w:t>US-07 Book a Service</w:t>
-      </w:r>
-    </w:p>
-    <w:p>
-      <w:pPr>
-        <w:spacing w:after="120"/>
-      </w:pPr>
-      <w:r>
-        <w:t>User Story: As the relevant actor, I want this feature so that the Smart Hire workflow can be completed efficiently and securely.</w:t>
-      </w:r>
-    </w:p>
-    <w:p>
-      <w:r>
-        <w:rPr>
-          <w:b/>
-        </w:rPr>
-        <w:t>Acceptance Criteria:</w:t>
-      </w:r>
-    </w:p>
-    <w:p>
-      <w:pPr>
-        <w:pStyle w:val="ListBullet"/>
-      </w:pPr>
-      <w:r>
-        <w:t>Given a customer selects an active service, when date, time, address and notes are submitted, then a pending booking is created.</w:t>
-      </w:r>
-    </w:p>
-    <w:p>
-      <w:pPr>
-        <w:pStyle w:val="ListBullet"/>
-      </w:pPr>
-      <w:r>
-        <w:t>The booking must store customer, service, provider, scheduled time, address and total amount.</w:t>
-      </w:r>
-    </w:p>
-    <w:p>
-      <w:pPr>
-        <w:pStyle w:val="ListBullet"/>
-      </w:pPr>
-      <w:r>
-        <w:t>The provider and customer should receive a booking notification.</w:t>
-      </w:r>
-    </w:p>
-    <w:p>
-      <w:pPr>
-        <w:pStyle w:val="Heading2"/>
-      </w:pPr>
-      <w:r>
-        <w:t>US-13 Publish Service</w:t>
-      </w:r>
-    </w:p>
-    <w:p>
-      <w:pPr>
-        <w:spacing w:after="120"/>
-      </w:pPr>
-      <w:r>
-        <w:t>User Story: As the relevant actor, I want this feature so that the Smart Hire workflow can be completed efficiently and securely.</w:t>
-      </w:r>
-    </w:p>
-    <w:p>
-      <w:r>
-        <w:rPr>
-          <w:b/>
-        </w:rPr>
-        <w:t>Acceptance Criteria:</w:t>
-      </w:r>
-    </w:p>
-    <w:p>
-      <w:pPr>
-        <w:pStyle w:val="ListBullet"/>
-      </w:pPr>
-      <w:r>
-        <w:t>Given a verified provider enters service details, when the form is saved, then a service record is created in draft or active status.</w:t>
-      </w:r>
-    </w:p>
-    <w:p>
-      <w:pPr>
-        <w:pStyle w:val="ListBullet"/>
-      </w:pPr>
-      <w:r>
-        <w:t>A service must have provider, category, title, description and base price.</w:t>
-      </w:r>
-    </w:p>
-    <w:p>
-      <w:pPr>
-        <w:pStyle w:val="ListBullet"/>
-      </w:pPr>
-      <w:r>
-        <w:t>Only active services should appear in customer search results.</w:t>
-      </w:r>
-    </w:p>
-    <w:p>
-      <w:pPr>
-        <w:pStyle w:val="Heading2"/>
-      </w:pPr>
-      <w:r>
-        <w:t>US-17 Provider Accept / Reject Booking</w:t>
-      </w:r>
-    </w:p>
-    <w:p>
-      <w:pPr>
-        <w:spacing w:after="120"/>
-      </w:pPr>
-      <w:r>
-        <w:t>User Story: As the relevant actor, I want this feature so that the Smart Hire workflow can be completed efficiently and securely.</w:t>
-      </w:r>
-    </w:p>
-    <w:p>
-      <w:r>
-        <w:rPr>
-          <w:b/>
-        </w:rPr>
-        <w:t>Acceptance Criteria:</w:t>
-      </w:r>
-    </w:p>
-    <w:p>
-      <w:pPr>
-        <w:pStyle w:val="ListBullet"/>
-      </w:pPr>
-      <w:r>
-        <w:t>Given a provider views pending bookings, when the provider accepts or rejects a booking, then the booking status is updated.</w:t>
-      </w:r>
-    </w:p>
-    <w:p>
-      <w:pPr>
-        <w:pStyle w:val="ListBullet"/>
-      </w:pPr>
-      <w:r>
-        <w:t>Customers should be notified about the booking decision.</w:t>
-      </w:r>
-    </w:p>
-    <w:p>
-      <w:pPr>
-        <w:pStyle w:val="ListBullet"/>
-      </w:pPr>
-      <w:r>
-        <w:t>Rejected or cancelled bookings should not be marked as completed.</w:t>
-      </w:r>
-    </w:p>
-    <w:p>
-      <w:pPr>
-        <w:pStyle w:val="Heading2"/>
-      </w:pPr>
-      <w:r>
-        <w:t>US-24 AI Service Recommendation</w:t>
-      </w:r>
-    </w:p>
-    <w:p>
-      <w:pPr>
-        <w:spacing w:after="120"/>
-      </w:pPr>
-      <w:r>
-        <w:t>User Story: As the relevant actor, I want this feature so that the Smart Hire workflow can be completed efficiently and securely.</w:t>
-      </w:r>
-    </w:p>
-    <w:p>
-      <w:r>
-        <w:rPr>
-          <w:b/>
-        </w:rPr>
-        <w:t>Acceptance Criteria:</w:t>
-      </w:r>
-    </w:p>
-    <w:p>
-      <w:pPr>
-        <w:pStyle w:val="ListBullet"/>
-      </w:pPr>
-      <w:r>
-        <w:t>Given a customer types a service need such as “I need an electrician near me”, when the AI recommendation feature runs, then matching active services are ranked and displayed.</w:t>
-      </w:r>
-    </w:p>
-    <w:p>
-      <w:pPr>
-        <w:pStyle w:val="ListBullet"/>
-      </w:pPr>
-      <w:r>
-        <w:t>The recommendation uses stored service embeddings for semantic search.</w:t>
-      </w:r>
-    </w:p>
-    <w:p>
-      <w:pPr>
-        <w:pStyle w:val="ListBullet"/>
-      </w:pPr>
-      <w:r>
-        <w:t>The system should return only active service listings.</w:t>
-      </w:r>
-    </w:p>
-    <w:p>
-      <w:pPr>
-        <w:pStyle w:val="Heading2"/>
-      </w:pPr>
-      <w:r>
-        <w:t>US-26 AI Review Summary</w:t>
-      </w:r>
-    </w:p>
-    <w:p>
-      <w:pPr>
-        <w:spacing w:after="120"/>
-      </w:pPr>
-      <w:r>
-        <w:t>User Story: As the relevant actor, I want this feature so that the Smart Hire workflow can be completed efficiently and securely.</w:t>
-      </w:r>
-    </w:p>
-    <w:p>
-      <w:r>
-        <w:rPr>
-          <w:b/>
-        </w:rPr>
-        <w:t>Acceptance Criteria:</w:t>
-      </w:r>
-    </w:p>
-    <w:p>
-      <w:pPr>
-        <w:pStyle w:val="ListBullet"/>
-      </w:pPr>
-      <w:r>
-        <w:t>Given a provider has customer reviews, when the summary job runs, then the system generates a short review summary and sentiment label.</w:t>
-      </w:r>
-    </w:p>
-    <w:p>
-      <w:pPr>
-        <w:pStyle w:val="ListBullet"/>
-      </w:pPr>
-      <w:r>
-        <w:t>The summary stores provider, summary text, review count, model and generation time.</w:t>
-      </w:r>
-    </w:p>
-    <w:p>
-      <w:pPr>
-        <w:pStyle w:val="ListBullet"/>
-      </w:pPr>
-      <w:r>
-        <w:t>The UI can display the latest summary without calling the AI model every time.</w:t>
-      </w:r>
     </w:p>
     <w:p>
       <w:pPr>
         <w:pStyle w:val="Heading1"/>
+        <w:keepNext/>
       </w:pPr>
       <w:r>
-        <w:t>7. Prioritization Summary</w:t>
+        <w:t>4. Story constraints and traceability</w:t>
       </w:r>
     </w:p>
     <w:tbl>
       <w:tblPr>
-        <w:tblStyle w:val="TableGrid"/>
+        <w:tblStyle w:val="LightShading-Accent1"/>
         <w:tblW w:type="auto" w:w="0"/>
         <w:jc w:val="center"/>
         <w:tblLook w:firstColumn="1" w:firstRow="1" w:lastColumn="0" w:lastRow="0" w:noHBand="0" w:noVBand="1" w:val="04A0"/>
       </w:tblPr>
       <w:tblGrid>
-        <w:gridCol w:w="5040"/>
-        <w:gridCol w:w="5040"/>
+        <w:gridCol w:w="5185"/>
+        <w:gridCol w:w="5185"/>
       </w:tblGrid>
       <w:tr>
         <w:trPr>
-          <w:cantSplit/>
+          <w:tblHeader w:val="true"/>
         </w:trPr>
         <w:tc>
           <w:tcPr>
-            <w:tcW w:type="dxa" w:w="5040"/>
+            <w:tcW w:type="dxa" w:w="2551"/>
+            <w:shd w:fill="173B5B"/>
             <w:vAlign w:val="center"/>
-            <w:shd w:fill="1F4E79"/>
           </w:tcPr>
           <w:p>
-            <w:pPr>
-              <w:spacing w:after="0"/>
-            </w:pPr>
             <w:r>
               <w:rPr>
-                <w:rFonts w:ascii="Arial" w:hAnsi="Arial" w:eastAsia="Arial"/>
-              </w:rPr>
-            </w:r>
-            <w:r>
-              <w:rPr>
-                <w:rFonts w:ascii="Arial" w:hAnsi="Arial" w:eastAsia="Arial"/>
                 <w:b/>
                 <w:color w:val="FFFFFF"/>
-                <w:sz w:val="18"/>
+                <w:sz w:val="16"/>
               </w:rPr>
-              <w:t>Priority</w:t>
+              <w:t>Story area</w:t>
             </w:r>
           </w:p>
         </w:tc>
         <w:tc>
           <w:tcPr>
-            <w:tcW w:type="dxa" w:w="5040"/>
+            <w:tcW w:type="dxa" w:w="6974"/>
+            <w:shd w:fill="173B5B"/>
             <w:vAlign w:val="center"/>
-            <w:shd w:fill="1F4E79"/>
           </w:tcPr>
           <w:p>
-            <w:pPr>
-              <w:spacing w:after="0"/>
-            </w:pPr>
             <w:r>
               <w:rPr>
-                <w:rFonts w:ascii="Arial" w:hAnsi="Arial" w:eastAsia="Arial"/>
-              </w:rPr>
-            </w:r>
-            <w:r>
-              <w:rPr>
-                <w:rFonts w:ascii="Arial" w:hAnsi="Arial" w:eastAsia="Arial"/>
                 <w:b/>
                 <w:color w:val="FFFFFF"/>
-                <w:sz w:val="18"/>
+                <w:sz w:val="16"/>
               </w:rPr>
-              <w:t>Explanation</w:t>
+              <w:t>Evidence</w:t>
             </w:r>
           </w:p>
         </w:tc>
       </w:tr>
       <w:tr>
-        <w:trPr>
-          <w:cantSplit/>
-        </w:trPr>
         <w:tc>
           <w:tcPr>
-            <w:tcW w:type="dxa" w:w="5040"/>
+            <w:tcW w:type="dxa" w:w="2551"/>
             <w:vAlign w:val="center"/>
           </w:tcPr>
           <w:p>
             <w:pPr>
-              <w:spacing w:after="0"/>
+              <w:spacing w:after="20" w:before="20"/>
             </w:pPr>
             <w:r>
               <w:rPr>
-                <w:rFonts w:ascii="Arial" w:hAnsi="Arial" w:eastAsia="Arial"/>
+                <w:sz w:val="16"/>
               </w:rPr>
-            </w:r>
-            <w:r>
-              <w:rPr>
-                <w:rFonts w:ascii="Arial" w:hAnsi="Arial" w:eastAsia="Arial"/>
-                <w:b/>
-                <w:sz w:val="18"/>
-              </w:rPr>
-              <w:t>Must Have</w:t>
+              <w:t>Identity/marketplace/transactions</w:t>
             </w:r>
           </w:p>
         </w:tc>
         <w:tc>
           <w:tcPr>
-            <w:tcW w:type="dxa" w:w="5040"/>
+            <w:tcW w:type="dxa" w:w="6974"/>
             <w:vAlign w:val="center"/>
           </w:tcPr>
           <w:p>
             <w:pPr>
-              <w:spacing w:after="0"/>
+              <w:spacing w:after="20" w:before="20"/>
             </w:pPr>
             <w:r>
               <w:rPr>
-                <w:rFonts w:ascii="Arial" w:hAnsi="Arial" w:eastAsia="Arial"/>
+                <w:sz w:val="16"/>
               </w:rPr>
-            </w:r>
-            <w:r>
-              <w:rPr>
-                <w:rFonts w:ascii="Arial" w:hAnsi="Arial" w:eastAsia="Arial"/>
-                <w:b w:val="0"/>
-                <w:sz w:val="18"/>
-              </w:rPr>
-              <w:t>Core features required for a working MVP: registration, login, search, booking, payment, reviews, provider service publishing and admin category management.</w:t>
+              <w:t>FastAPI routers and SQLAlchemy models; Angular feature routes.</w:t>
             </w:r>
           </w:p>
         </w:tc>
       </w:tr>
       <w:tr>
-        <w:trPr>
-          <w:cantSplit/>
-        </w:trPr>
         <w:tc>
           <w:tcPr>
-            <w:tcW w:type="dxa" w:w="5040"/>
+            <w:tcW w:type="dxa" w:w="2551"/>
             <w:vAlign w:val="center"/>
           </w:tcPr>
           <w:p>
             <w:pPr>
-              <w:spacing w:after="0"/>
+              <w:spacing w:after="20" w:before="20"/>
             </w:pPr>
             <w:r>
               <w:rPr>
-                <w:rFonts w:ascii="Arial" w:hAnsi="Arial" w:eastAsia="Arial"/>
+                <w:sz w:val="16"/>
               </w:rPr>
-            </w:r>
-            <w:r>
-              <w:rPr>
-                <w:rFonts w:ascii="Arial" w:hAnsi="Arial" w:eastAsia="Arial"/>
-                <w:b/>
-                <w:sz w:val="18"/>
-              </w:rPr>
-              <w:t>Should Have</w:t>
+              <w:t>AI</w:t>
             </w:r>
           </w:p>
         </w:tc>
         <w:tc>
           <w:tcPr>
-            <w:tcW w:type="dxa" w:w="5040"/>
+            <w:tcW w:type="dxa" w:w="6974"/>
             <w:vAlign w:val="center"/>
           </w:tcPr>
           <w:p>
             <w:pPr>
-              <w:spacing w:after="0"/>
+              <w:spacing w:after="20" w:before="20"/>
             </w:pPr>
             <w:r>
               <w:rPr>
-                <w:rFonts w:ascii="Arial" w:hAnsi="Arial" w:eastAsia="Arial"/>
+                <w:sz w:val="16"/>
               </w:rPr>
-            </w:r>
-            <w:r>
-              <w:rPr>
-                <w:rFonts w:ascii="Arial" w:hAnsi="Arial" w:eastAsia="Arial"/>
-                <w:b w:val="0"/>
-                <w:sz w:val="18"/>
-              </w:rPr>
-              <w:t>Important supporting features such as favorites, images, service areas, availability, notifications and moderation.</w:t>
+              <w:t>backend/app/ai/, backend/mcp_server/, AI tables and API contract.</w:t>
             </w:r>
           </w:p>
         </w:tc>
       </w:tr>
       <w:tr>
-        <w:trPr>
-          <w:cantSplit/>
-        </w:trPr>
         <w:tc>
           <w:tcPr>
-            <w:tcW w:type="dxa" w:w="5040"/>
+            <w:tcW w:type="dxa" w:w="2551"/>
             <w:vAlign w:val="center"/>
           </w:tcPr>
           <w:p>
             <w:pPr>
-              <w:spacing w:after="0"/>
+              <w:spacing w:after="20" w:before="20"/>
             </w:pPr>
             <w:r>
               <w:rPr>
-                <w:rFonts w:ascii="Arial" w:hAnsi="Arial" w:eastAsia="Arial"/>
+                <w:sz w:val="16"/>
               </w:rPr>
-            </w:r>
-            <w:r>
-              <w:rPr>
-                <w:rFonts w:ascii="Arial" w:hAnsi="Arial" w:eastAsia="Arial"/>
-                <w:b/>
-                <w:sz w:val="18"/>
-              </w:rPr>
-              <w:t>Could Have</w:t>
+              <w:t>Verification</w:t>
             </w:r>
           </w:p>
         </w:tc>
         <w:tc>
           <w:tcPr>
-            <w:tcW w:type="dxa" w:w="5040"/>
+            <w:tcW w:type="dxa" w:w="6974"/>
             <w:vAlign w:val="center"/>
           </w:tcPr>
           <w:p>
             <w:pPr>
-              <w:spacing w:after="0"/>
+              <w:spacing w:after="20" w:before="20"/>
             </w:pPr>
             <w:r>
               <w:rPr>
-                <w:rFonts w:ascii="Arial" w:hAnsi="Arial" w:eastAsia="Arial"/>
+                <w:sz w:val="16"/>
               </w:rPr>
+              <w:t>backend/app/tests/, frontend *.spec.ts, qa smoke/MCP/manual assets.</w:t>
             </w:r>
+          </w:p>
+        </w:tc>
+      </w:tr>
+      <w:tr>
+        <w:tc>
+          <w:tcPr>
+            <w:tcW w:type="dxa" w:w="2551"/>
+            <w:vAlign w:val="center"/>
+          </w:tcPr>
+          <w:p>
+            <w:pPr>
+              <w:spacing w:after="20" w:before="20"/>
+            </w:pPr>
             <w:r>
               <w:rPr>
-                <w:rFonts w:ascii="Arial" w:hAnsi="Arial" w:eastAsia="Arial"/>
-                <w:b w:val="0"/>
-                <w:sz w:val="18"/>
+                <w:sz w:val="16"/>
               </w:rPr>
-              <w:t>Extra value features such as AI chat support and automated review summarization.</w:t>
+              <w:t>Data</w:t>
+            </w:r>
+          </w:p>
+        </w:tc>
+        <w:tc>
+          <w:tcPr>
+            <w:tcW w:type="dxa" w:w="6974"/>
+            <w:vAlign w:val="center"/>
+          </w:tcPr>
+          <w:p>
+            <w:pPr>
+              <w:spacing w:after="20" w:before="20"/>
+            </w:pPr>
+            <w:r>
+              <w:rPr>
+                <w:sz w:val="16"/>
+              </w:rPr>
+              <w:t>Current Database Design document and supplied Supabase export difference note.</w:t>
             </w:r>
           </w:p>
         </w:tc>
@@ -6946,40 +2751,13 @@
     </w:tbl>
     <w:p>
       <w:pPr>
-        <w:pStyle w:val="Heading1"/>
+        <w:spacing w:after="40"/>
       </w:pPr>
-      <w:r>
-        <w:t>8. Traceability to Database Design</w:t>
-      </w:r>
-    </w:p>
-    <w:p>
-      <w:pPr>
-        <w:spacing w:after="120"/>
-      </w:pPr>
-      <w:r>
-        <w:t>The user stories are aligned with the Smart Hire database design. Customer and provider account stories map to users and provider_profiles. Service discovery and publishing stories map to service_categories, services, service_images, service_areas and provider_availability. Booking and payment stories map to bookings and payments. Review stories map to reviews and review_summaries. AI stories map to ai_conversations, ai_messages and service_embeddings.</w:t>
-      </w:r>
-    </w:p>
-    <w:p>
-      <w:pPr>
-        <w:pStyle w:val="Heading1"/>
-      </w:pPr>
-      <w:r>
-        <w:t>9. Conclusion</w:t>
-      </w:r>
-    </w:p>
-    <w:p>
-      <w:pPr>
-        <w:spacing w:after="120"/>
-      </w:pPr>
-      <w:r>
-        <w:t>These user stories provide a clear functional backlog for Smart Hire. They explain what each user role expects from the system, why each feature is needed, and how the feature connects to the database design. The stories can be used for sprint planning, task tracking, testing and viva preparation.</w:t>
-      </w:r>
     </w:p>
     <w:sectPr>
       <w:footerReference w:type="default" r:id="rId9"/>
       <w:pgSz w:w="12240" w:h="15840"/>
-      <w:pgMar w:top="1008" w:right="1080" w:bottom="936" w:left="1080" w:header="720" w:footer="720" w:gutter="0"/>
+      <w:pgMar w:top="879" w:right="935" w:bottom="822" w:left="935" w:header="720" w:footer="720" w:gutter="0"/>
       <w:cols w:space="720"/>
       <w:docGrid w:linePitch="360"/>
     </w:sectPr>
@@ -6996,26 +2774,10 @@
     </w:pPr>
     <w:r>
       <w:rPr>
-        <w:sz w:val="18"/>
-      </w:rPr>
-      <w:t xml:space="preserve">Smart Hire – C-Clarke International Institute  |  Page </w:t>
-      <w:fldChar w:fldCharType="begin"/>
-      <w:instrText xml:space="preserve">PAGE</w:instrText>
-      <w:fldChar w:fldCharType="end"/>
-    </w:r>
-    <w:r>
-      <w:rPr>
-        <w:sz w:val="18"/>
-      </w:rPr>
-      <w:t xml:space="preserve"> of </w:t>
-    </w:r>
-    <w:r>
-      <w:rPr>
-        <w:sz w:val="18"/>
-      </w:rPr>
-      <w:fldChar w:fldCharType="begin"/>
-      <w:instrText xml:space="preserve">NUMPAGES</w:instrText>
-      <w:fldChar w:fldCharType="end"/>
+        <w:color w:val="566573"/>
+        <w:sz w:val="16"/>
+      </w:rPr>
+      <w:t>Smart Hire | User Stories | Version 2.0 | 21 July 2026</w:t>
     </w:r>
   </w:p>
 </w:ftr>
@@ -7385,8 +3147,9 @@
     <w:qFormat/>
     <w:rsid w:val="00FC693F"/>
     <w:rPr>
-      <w:rFonts w:ascii="Arial" w:hAnsi="Arial" w:eastAsia="Arial"/>
-      <w:sz w:val="20"/>
+      <w:rFonts w:ascii="Aptos" w:hAnsi="Aptos"/>
+      <w:color w:val="1E293B"/>
+      <w:sz w:val="19"/>
     </w:rPr>
   </w:style>
   <w:style w:type="paragraph" w:styleId="Header">
@@ -7444,15 +3207,15 @@
     <w:pPr>
       <w:keepNext/>
       <w:keepLines/>
-      <w:spacing w:before="480" w:after="0"/>
+      <w:spacing w:before="240" w:after="100"/>
       <w:outlineLvl w:val="0"/>
     </w:pPr>
     <w:rPr>
-      <w:rFonts w:asciiTheme="majorHAnsi" w:eastAsiaTheme="majorEastAsia" w:hAnsiTheme="majorHAnsi" w:cstheme="majorBidi" w:ascii="Arial" w:hAnsi="Arial" w:eastAsia="Arial"/>
+      <w:rFonts w:asciiTheme="majorHAnsi" w:eastAsiaTheme="majorEastAsia" w:hAnsiTheme="majorHAnsi" w:cstheme="majorBidi" w:ascii="Aptos Display" w:hAnsi="Aptos Display"/>
       <w:b/>
       <w:bCs/>
-      <w:color w:val="19365A"/>
-      <w:sz w:val="30"/>
+      <w:color w:val="173B5B"/>
+      <w:sz w:val="38"/>
       <w:szCs w:val="28"/>
     </w:rPr>
   </w:style>
@@ -7468,15 +3231,15 @@
     <w:pPr>
       <w:keepNext/>
       <w:keepLines/>
-      <w:spacing w:before="200" w:after="0"/>
+      <w:spacing w:before="240" w:after="100"/>
       <w:outlineLvl w:val="1"/>
     </w:pPr>
     <w:rPr>
-      <w:rFonts w:asciiTheme="majorHAnsi" w:eastAsiaTheme="majorEastAsia" w:hAnsiTheme="majorHAnsi" w:cstheme="majorBidi" w:ascii="Arial" w:hAnsi="Arial" w:eastAsia="Arial"/>
+      <w:rFonts w:asciiTheme="majorHAnsi" w:eastAsiaTheme="majorEastAsia" w:hAnsiTheme="majorHAnsi" w:cstheme="majorBidi" w:ascii="Aptos Display" w:hAnsi="Aptos Display"/>
       <w:b/>
       <w:bCs/>
-      <w:color w:val="375678"/>
-      <w:sz w:val="24"/>
+      <w:color w:val="267CA8"/>
+      <w:sz w:val="26"/>
       <w:szCs w:val="26"/>
     </w:rPr>
   </w:style>
@@ -7492,15 +3255,15 @@
     <w:pPr>
       <w:keepNext/>
       <w:keepLines/>
-      <w:spacing w:before="200" w:after="0"/>
+      <w:spacing w:before="240" w:after="100"/>
       <w:outlineLvl w:val="2"/>
     </w:pPr>
     <w:rPr>
-      <w:rFonts w:asciiTheme="majorHAnsi" w:eastAsiaTheme="majorEastAsia" w:hAnsiTheme="majorHAnsi" w:cstheme="majorBidi" w:ascii="Arial" w:hAnsi="Arial" w:eastAsia="Arial"/>
+      <w:rFonts w:asciiTheme="majorHAnsi" w:eastAsiaTheme="majorEastAsia" w:hAnsiTheme="majorHAnsi" w:cstheme="majorBidi" w:ascii="Aptos Display" w:hAnsi="Aptos Display"/>
       <w:b/>
       <w:bCs/>
-      <w:color w:val="375678"/>
-      <w:sz w:val="22"/>
+      <w:color w:val="007C83"/>
+      <w:sz w:val="21"/>
     </w:rPr>
   </w:style>
   <w:style w:type="paragraph" w:styleId="Heading4">
@@ -7734,16 +3497,16 @@
       <w:pBdr>
         <w:bottom w:val="single" w:sz="8" w:space="4" w:color="4F81BD" w:themeColor="accent1"/>
       </w:pBdr>
-      <w:spacing w:after="300" w:line="240" w:lineRule="auto"/>
+      <w:spacing w:after="100" w:line="240" w:lineRule="auto" w:before="240"/>
       <w:contextualSpacing/>
     </w:pPr>
     <w:rPr>
-      <w:rFonts w:asciiTheme="majorHAnsi" w:eastAsiaTheme="majorEastAsia" w:hAnsiTheme="majorHAnsi" w:cstheme="majorBidi" w:ascii="Arial" w:hAnsi="Arial" w:eastAsia="Arial"/>
+      <w:rFonts w:asciiTheme="majorHAnsi" w:eastAsiaTheme="majorEastAsia" w:hAnsiTheme="majorHAnsi" w:cstheme="majorBidi" w:ascii="Aptos Display" w:hAnsi="Aptos Display"/>
       <w:b/>
-      <w:color w:val="19365A"/>
+      <w:color w:val="173B5B"/>
       <w:spacing w:val="5"/>
       <w:kern w:val="28"/>
-      <w:sz w:val="44"/>
+      <w:sz w:val="64"/>
       <w:szCs w:val="52"/>
     </w:rPr>
   </w:style>
@@ -8181,10 +3944,12 @@
       <w:spacing w:line="240" w:lineRule="auto"/>
     </w:pPr>
     <w:rPr>
+      <w:rFonts w:ascii="Aptos" w:hAnsi="Aptos"/>
       <w:b/>
       <w:bCs/>
-      <w:color w:val="4F81BD" w:themeColor="accent1"/>
-      <w:sz w:val="18"/>
+      <w:i/>
+      <w:color w:val="566573"/>
+      <w:sz w:val="16"/>
       <w:szCs w:val="18"/>
     </w:rPr>
   </w:style>
